--- a/01-phase1/executive_report.docx
+++ b/01-phase1/executive_report.docx
@@ -10317,21 +10317,7 @@
               <w:rPr>
                 <w:lang w:val="es-GT"/>
               </w:rPr>
-              <w:t xml:space="preserve"> desde China o </w:t>
-            </w:r>
-            <w:proofErr w:type="gramStart"/>
-            <w:r>
-              <w:rPr>
-                <w:lang w:val="es-GT"/>
-              </w:rPr>
-              <w:t>EE.UU.</w:t>
-            </w:r>
-            <w:proofErr w:type="gramEnd"/>
-            <w:r>
-              <w:rPr>
-                <w:lang w:val="es-GT"/>
-              </w:rPr>
-              <w:t>, con costos altos y esperas prolongadas</w:t>
+              <w:t xml:space="preserve"> desde China o EE.UU., con costos altos y esperas prolongadas</w:t>
             </w:r>
           </w:p>
         </w:tc>
@@ -11145,13 +11131,8 @@
           <w:numId w:val="69"/>
         </w:numPr>
       </w:pPr>
-      <w:proofErr w:type="gramStart"/>
-      <w:r>
-        <w:t>Canales a Utilizar</w:t>
-      </w:r>
-      <w:proofErr w:type="gramEnd"/>
-      <w:r>
-        <w:t xml:space="preserve"> para la Venta en Línea</w:t>
+      <w:r>
+        <w:t>Canales a Utilizar para la Venta en Línea</w:t>
       </w:r>
     </w:p>
     <w:p>
@@ -14961,19 +14942,7 @@
               <w:rPr>
                 <w:lang w:val="es-GT"/>
               </w:rPr>
-              <w:t xml:space="preserve">Atienden necesidades </w:t>
-            </w:r>
-            <w:r>
-              <w:rPr>
-                <w:lang w:val="es-GT"/>
-              </w:rPr>
-              <w:t>básicas,</w:t>
-            </w:r>
-            <w:r>
-              <w:rPr>
-                <w:lang w:val="es-GT"/>
-              </w:rPr>
-              <w:t xml:space="preserve"> pero sin catálogo especializado ni plataforma en línea</w:t>
+              <w:t>Atienden necesidades básicas, pero sin catálogo especializado ni plataforma en línea</w:t>
             </w:r>
           </w:p>
         </w:tc>
@@ -15510,19 +15479,7 @@
         <w:rPr>
           <w:lang w:val="es-GT"/>
         </w:rPr>
-        <w:t xml:space="preserve">A </w:t>
-      </w:r>
-      <w:r>
-        <w:rPr>
-          <w:lang w:val="es-GT"/>
-        </w:rPr>
-        <w:t>continuación,</w:t>
-      </w:r>
-      <w:r>
-        <w:rPr>
-          <w:lang w:val="es-GT"/>
-        </w:rPr>
-        <w:t xml:space="preserve"> se detallan las actividades específicas que se ejecutarán en cada fase del proyecto, con sus fechas de inicio, término y los responsables de cada tarea. Este cuadro sirve como base para la elaboración del Diagrama de Gantt.</w:t>
+        <w:t>A continuación, se detallan las actividades específicas que se ejecutarán en cada fase del proyecto, con sus fechas de inicio, término y los responsables de cada tarea. Este cuadro sirve como base para la elaboración del Diagrama de Gantt.</w:t>
       </w:r>
     </w:p>
     <w:p>
@@ -20148,277 +20105,86 @@
     </w:p>
     <w:p>
       <w:pPr>
-        <w:rPr>
-          <w:lang w:val="es-GT"/>
-        </w:rPr>
-      </w:pPr>
-      <w:r>
-        <w:rPr>
-          <w:rFonts w:ascii="Segoe UI Emoji" w:hAnsi="Segoe UI Emoji" w:cs="Segoe UI Emoji"/>
-          <w:b/>
-          <w:bCs/>
+        <w:pStyle w:val="Ttulo3"/>
+        <w:rPr>
+          <w:lang w:val="es-GT"/>
+        </w:rPr>
+      </w:pPr>
+      <w:r>
+        <w:rPr>
           <w:lang w:val="es-GT"/>
         </w:rPr>
         <w:lastRenderedPageBreak/>
-        <w:t>📐</w:t>
-      </w:r>
-      <w:r>
-        <w:rPr>
-          <w:b/>
-          <w:bCs/>
-          <w:lang w:val="es-GT"/>
-        </w:rPr>
-        <w:t xml:space="preserve"> DIAGRAMA REQUERIDO — Diagrama de Gantt</w:t>
-      </w:r>
-    </w:p>
-    <w:p>
-      <w:pPr>
-        <w:rPr>
-          <w:lang w:val="es-GT"/>
-        </w:rPr>
-      </w:pPr>
-      <w:r>
-        <w:rPr>
-          <w:lang w:val="es-GT"/>
-        </w:rPr>
-        <w:t xml:space="preserve">Con base en la tabla de actividades anterior, elaborar un </w:t>
-      </w:r>
-      <w:r>
-        <w:rPr>
-          <w:b/>
-          <w:bCs/>
-          <w:lang w:val="es-GT"/>
-        </w:rPr>
         <w:t>Diagrama de Gantt</w:t>
       </w:r>
-      <w:r>
-        <w:rPr>
-          <w:lang w:val="es-GT"/>
-        </w:rPr>
-        <w:t xml:space="preserve"> visual que muestre la duración y secuencia de todas las actividades de las tres fases en una línea de tiempo horizontal.</w:t>
-      </w:r>
-    </w:p>
-    <w:p>
-      <w:pPr>
-        <w:numPr>
-          <w:ilvl w:val="0"/>
-          <w:numId w:val="58"/>
-        </w:numPr>
-        <w:rPr>
-          <w:lang w:val="es-GT"/>
-        </w:rPr>
-      </w:pPr>
-      <w:r>
-        <w:rPr>
-          <w:b/>
-          <w:bCs/>
-          <w:lang w:val="es-GT"/>
-        </w:rPr>
-        <w:t>Eje horizontal:</w:t>
-      </w:r>
-      <w:r>
-        <w:rPr>
-          <w:lang w:val="es-GT"/>
-        </w:rPr>
-        <w:t xml:space="preserve"> Fechas (del 16 de marzo al 29 de abril de 2026)</w:t>
-      </w:r>
-    </w:p>
-    <w:p>
-      <w:pPr>
-        <w:numPr>
-          <w:ilvl w:val="0"/>
-          <w:numId w:val="58"/>
-        </w:numPr>
-        <w:rPr>
-          <w:lang w:val="es-GT"/>
-        </w:rPr>
-      </w:pPr>
-      <w:r>
-        <w:rPr>
-          <w:b/>
-          <w:bCs/>
-          <w:lang w:val="es-GT"/>
-        </w:rPr>
-        <w:t>Eje vertical:</w:t>
-      </w:r>
-      <w:r>
-        <w:rPr>
-          <w:lang w:val="es-GT"/>
-        </w:rPr>
-        <w:t xml:space="preserve"> Actividades numeradas (1.1 a 3.7)</w:t>
-      </w:r>
-    </w:p>
-    <w:p>
-      <w:pPr>
-        <w:numPr>
-          <w:ilvl w:val="0"/>
-          <w:numId w:val="58"/>
-        </w:numPr>
-        <w:rPr>
-          <w:lang w:val="es-GT"/>
-        </w:rPr>
-      </w:pPr>
-      <w:r>
-        <w:rPr>
-          <w:b/>
-          <w:bCs/>
-          <w:lang w:val="es-GT"/>
-        </w:rPr>
-        <w:t>Barras:</w:t>
-      </w:r>
-      <w:r>
-        <w:rPr>
-          <w:lang w:val="es-GT"/>
-        </w:rPr>
-        <w:t xml:space="preserve"> Una barra por actividad, coloreada por fase (Fase 1: azul, Fase 2: verde, Fase 3: naranja)</w:t>
-      </w:r>
-    </w:p>
-    <w:p>
-      <w:pPr>
-        <w:numPr>
-          <w:ilvl w:val="0"/>
-          <w:numId w:val="58"/>
-        </w:numPr>
-        <w:rPr>
-          <w:lang w:val="es-GT"/>
-        </w:rPr>
-      </w:pPr>
-      <w:r>
-        <w:rPr>
-          <w:b/>
-          <w:bCs/>
-          <w:lang w:val="es-GT"/>
-        </w:rPr>
-        <w:t>Hitos críticos marcados:</w:t>
-      </w:r>
-      <w:r>
-        <w:rPr>
-          <w:lang w:val="es-GT"/>
-        </w:rPr>
-        <w:t xml:space="preserve"> Fechas de entrega (26/mar, 16/abr, 29/abr) resaltadas con un ícono de diamante o línea vertical</w:t>
-      </w:r>
-    </w:p>
-    <w:p>
-      <w:pPr>
-        <w:numPr>
-          <w:ilvl w:val="0"/>
-          <w:numId w:val="58"/>
-        </w:numPr>
-        <w:rPr>
-          <w:lang w:val="es-GT"/>
-        </w:rPr>
-      </w:pPr>
-      <w:r>
-        <w:rPr>
-          <w:b/>
-          <w:bCs/>
-          <w:lang w:val="es-GT"/>
-        </w:rPr>
-        <w:t>Columna de responsables</w:t>
-      </w:r>
-      <w:r>
-        <w:rPr>
-          <w:lang w:val="es-GT"/>
-        </w:rPr>
-        <w:t xml:space="preserve"> visible en el eje vertical junto al nombre de la actividad</w:t>
-      </w:r>
-    </w:p>
-    <w:p>
-      <w:pPr>
-        <w:rPr>
-          <w:lang w:val="es-GT"/>
-        </w:rPr>
-      </w:pPr>
-      <w:r>
-        <w:rPr>
-          <w:b/>
-          <w:bCs/>
-          <w:lang w:val="es-GT"/>
-        </w:rPr>
-        <w:t>Herramienta sugerida:</w:t>
-      </w:r>
-      <w:r>
-        <w:rPr>
-          <w:lang w:val="es-GT"/>
-        </w:rPr>
-        <w:t xml:space="preserve"> </w:t>
-      </w:r>
-      <w:proofErr w:type="spellStart"/>
-      <w:r>
-        <w:rPr>
-          <w:lang w:val="es-GT"/>
-        </w:rPr>
-        <w:t>Canva</w:t>
-      </w:r>
-      <w:proofErr w:type="spellEnd"/>
-      <w:r>
-        <w:rPr>
-          <w:lang w:val="es-GT"/>
-        </w:rPr>
-        <w:t xml:space="preserve"> (plantilla de Gantt), Excel, </w:t>
-      </w:r>
-      <w:proofErr w:type="spellStart"/>
-      <w:r>
-        <w:rPr>
-          <w:lang w:val="es-GT"/>
-        </w:rPr>
-        <w:t>ProjectLibre</w:t>
-      </w:r>
-      <w:proofErr w:type="spellEnd"/>
-      <w:r>
-        <w:rPr>
-          <w:lang w:val="es-GT"/>
-        </w:rPr>
-        <w:t xml:space="preserve">, o </w:t>
-      </w:r>
-      <w:proofErr w:type="spellStart"/>
-      <w:r>
-        <w:rPr>
-          <w:lang w:val="es-GT"/>
-        </w:rPr>
-        <w:t>GanttProject</w:t>
-      </w:r>
-      <w:proofErr w:type="spellEnd"/>
-      <w:r>
-        <w:rPr>
-          <w:lang w:val="es-GT"/>
-        </w:rPr>
-        <w:t>.</w:t>
-      </w:r>
-    </w:p>
-    <w:p>
-      <w:pPr>
-        <w:rPr>
-          <w:lang w:val="es-GT"/>
-        </w:rPr>
-      </w:pPr>
-    </w:p>
-    <w:p>
-      <w:pPr>
-        <w:rPr>
-          <w:lang w:val="es-GT"/>
-        </w:rPr>
-      </w:pPr>
-    </w:p>
-    <w:p/>
-    <w:p/>
-    <w:p/>
-    <w:p/>
-    <w:p/>
-    <w:p/>
-    <w:p/>
-    <w:p/>
-    <w:p/>
-    <w:p/>
-    <w:p/>
-    <w:p/>
-    <w:p/>
-    <w:p/>
-    <w:p/>
-    <w:p/>
-    <w:p/>
-    <w:p/>
-    <w:p/>
+    </w:p>
+    <w:p>
+      <w:pPr>
+        <w:jc w:val="center"/>
+        <w:rPr>
+          <w:lang w:val="es-GT"/>
+        </w:rPr>
+      </w:pPr>
+      <w:r>
+        <w:rPr>
+          <w:noProof/>
+          <w:lang w:val="es-GT"/>
+        </w:rPr>
+        <w:drawing>
+          <wp:inline distT="0" distB="0" distL="0" distR="0" wp14:anchorId="5C98D25B" wp14:editId="79D6442C">
+            <wp:extent cx="8488463" cy="3842708"/>
+            <wp:effectExtent l="0" t="1270" r="6985" b="6985"/>
+            <wp:docPr id="1510533026" name="Imagen 3"/>
+            <wp:cNvGraphicFramePr>
+              <a:graphicFrameLocks xmlns:a="http://schemas.openxmlformats.org/drawingml/2006/main" noChangeAspect="1"/>
+            </wp:cNvGraphicFramePr>
+            <a:graphic xmlns:a="http://schemas.openxmlformats.org/drawingml/2006/main">
+              <a:graphicData uri="http://schemas.openxmlformats.org/drawingml/2006/picture">
+                <pic:pic xmlns:pic="http://schemas.openxmlformats.org/drawingml/2006/picture">
+                  <pic:nvPicPr>
+                    <pic:cNvPr id="0" name="Picture 10"/>
+                    <pic:cNvPicPr>
+                      <a:picLocks noChangeAspect="1" noChangeArrowheads="1"/>
+                    </pic:cNvPicPr>
+                  </pic:nvPicPr>
+                  <pic:blipFill rotWithShape="1">
+                    <a:blip r:embed="rId10">
+                      <a:extLst>
+                        <a:ext uri="{28A0092B-C50C-407E-A947-70E740481C1C}">
+                          <a14:useLocalDpi xmlns:a14="http://schemas.microsoft.com/office/drawing/2010/main" val="0"/>
+                        </a:ext>
+                      </a:extLst>
+                    </a:blip>
+                    <a:srcRect r="2278"/>
+                    <a:stretch>
+                      <a:fillRect/>
+                    </a:stretch>
+                  </pic:blipFill>
+                  <pic:spPr bwMode="auto">
+                    <a:xfrm rot="5400000">
+                      <a:off x="0" y="0"/>
+                      <a:ext cx="8532664" cy="3862718"/>
+                    </a:xfrm>
+                    <a:prstGeom prst="rect">
+                      <a:avLst/>
+                    </a:prstGeom>
+                    <a:noFill/>
+                    <a:ln>
+                      <a:noFill/>
+                    </a:ln>
+                    <a:extLst>
+                      <a:ext uri="{53640926-AAD7-44D8-BBD7-CCE9431645EC}">
+                        <a14:shadowObscured xmlns:a14="http://schemas.microsoft.com/office/drawing/2010/main"/>
+                      </a:ext>
+                    </a:extLst>
+                  </pic:spPr>
+                </pic:pic>
+              </a:graphicData>
+            </a:graphic>
+          </wp:inline>
+        </w:drawing>
+      </w:r>
+    </w:p>
     <w:bookmarkEnd w:id="5"/>
     <w:p>
       <w:pPr>
@@ -21773,21 +21539,7 @@
               <w:rPr>
                 <w:lang w:val="es-GT"/>
               </w:rPr>
-              <w:t xml:space="preserve"> </w:t>
-            </w:r>
-            <w:proofErr w:type="gramStart"/>
-            <w:r>
-              <w:rPr>
-                <w:lang w:val="es-GT"/>
-              </w:rPr>
-              <w:t>o .</w:t>
-            </w:r>
-            <w:proofErr w:type="gramEnd"/>
-            <w:r>
-              <w:rPr>
-                <w:lang w:val="es-GT"/>
-              </w:rPr>
-              <w:t xml:space="preserve">com.gt para </w:t>
+              <w:t xml:space="preserve"> o .com.gt para </w:t>
             </w:r>
             <w:proofErr w:type="spellStart"/>
             <w:r>
@@ -25822,23 +25574,13 @@
                 <w:lang w:val="es-GT"/>
               </w:rPr>
             </w:pPr>
-            <w:proofErr w:type="gramStart"/>
             <w:r>
               <w:rPr>
                 <w:b/>
                 <w:bCs/>
                 <w:lang w:val="es-GT"/>
               </w:rPr>
-              <w:t>Total</w:t>
-            </w:r>
-            <w:proofErr w:type="gramEnd"/>
-            <w:r>
-              <w:rPr>
-                <w:b/>
-                <w:bCs/>
-                <w:lang w:val="es-GT"/>
-              </w:rPr>
-              <w:t xml:space="preserve"> estimado</w:t>
+              <w:t>Total estimado</w:t>
             </w:r>
           </w:p>
         </w:tc>
@@ -26583,16 +26325,8 @@
               <w:rPr>
                 <w:lang w:val="es-GT"/>
               </w:rPr>
-              <w:t xml:space="preserve">Requerido para descargar imágenes de Docker </w:t>
-            </w:r>
-            <w:proofErr w:type="gramStart"/>
-            <w:r>
-              <w:rPr>
-                <w:lang w:val="es-GT"/>
-              </w:rPr>
-              <w:t>Hub</w:t>
-            </w:r>
-            <w:proofErr w:type="gramEnd"/>
+              <w:t>Requerido para descargar imágenes de Docker Hub</w:t>
+            </w:r>
           </w:p>
         </w:tc>
       </w:tr>
@@ -26688,224 +26422,259 @@
     </w:p>
     <w:p>
       <w:pPr>
-        <w:rPr>
-          <w:lang w:val="es-GT"/>
-        </w:rPr>
-      </w:pPr>
-      <w:r>
-        <w:rPr>
-          <w:lang w:val="es-GT"/>
-        </w:rPr>
-        <w:t>Shell</w:t>
-      </w:r>
-    </w:p>
-    <w:p>
-      <w:pPr>
-        <w:rPr>
-          <w:lang w:val="es-GT"/>
-        </w:rPr>
-      </w:pPr>
-      <w:r>
-        <w:rPr>
-          <w:lang w:val="es-GT"/>
-        </w:rPr>
-        <w:t xml:space="preserve">sudo </w:t>
-      </w:r>
-      <w:proofErr w:type="spellStart"/>
-      <w:r>
-        <w:rPr>
-          <w:lang w:val="es-GT"/>
-        </w:rPr>
-        <w:t>apt</w:t>
-      </w:r>
-      <w:proofErr w:type="spellEnd"/>
-      <w:r>
-        <w:rPr>
-          <w:lang w:val="es-GT"/>
-        </w:rPr>
-        <w:t xml:space="preserve"> </w:t>
-      </w:r>
-      <w:proofErr w:type="spellStart"/>
-      <w:r>
-        <w:rPr>
-          <w:lang w:val="es-GT"/>
-        </w:rPr>
-        <w:t>update</w:t>
-      </w:r>
-      <w:proofErr w:type="spellEnd"/>
-      <w:r>
-        <w:rPr>
-          <w:lang w:val="es-GT"/>
-        </w:rPr>
-        <w:t xml:space="preserve"> &amp;&amp; sudo </w:t>
-      </w:r>
-      <w:proofErr w:type="spellStart"/>
-      <w:r>
-        <w:rPr>
-          <w:lang w:val="es-GT"/>
-        </w:rPr>
-        <w:t>apt</w:t>
-      </w:r>
-      <w:proofErr w:type="spellEnd"/>
-      <w:r>
-        <w:rPr>
-          <w:lang w:val="es-GT"/>
-        </w:rPr>
-        <w:t xml:space="preserve"> </w:t>
-      </w:r>
-      <w:proofErr w:type="spellStart"/>
-      <w:r>
-        <w:rPr>
-          <w:lang w:val="es-GT"/>
-        </w:rPr>
-        <w:t>upgrade</w:t>
-      </w:r>
-      <w:proofErr w:type="spellEnd"/>
-      <w:r>
-        <w:rPr>
-          <w:lang w:val="es-GT"/>
-        </w:rPr>
-        <w:t xml:space="preserve"> -y</w:t>
-      </w:r>
-    </w:p>
-    <w:p>
-      <w:pPr>
-        <w:rPr>
-          <w:lang w:val="es-GT"/>
-        </w:rPr>
-      </w:pPr>
-      <w:r>
-        <w:rPr>
-          <w:lang w:val="es-GT"/>
-        </w:rPr>
-        <w:t xml:space="preserve">sudo </w:t>
-      </w:r>
-      <w:proofErr w:type="spellStart"/>
-      <w:r>
-        <w:rPr>
-          <w:lang w:val="es-GT"/>
-        </w:rPr>
-        <w:t>apt</w:t>
-      </w:r>
-      <w:proofErr w:type="spellEnd"/>
-      <w:r>
-        <w:rPr>
-          <w:lang w:val="es-GT"/>
-        </w:rPr>
-        <w:t xml:space="preserve"> </w:t>
-      </w:r>
-      <w:proofErr w:type="spellStart"/>
-      <w:r>
-        <w:rPr>
-          <w:lang w:val="es-GT"/>
-        </w:rPr>
-        <w:t>install</w:t>
-      </w:r>
-      <w:proofErr w:type="spellEnd"/>
-      <w:r>
-        <w:rPr>
-          <w:lang w:val="es-GT"/>
-        </w:rPr>
-        <w:t xml:space="preserve"> -y ca-</w:t>
-      </w:r>
-      <w:proofErr w:type="spellStart"/>
-      <w:r>
-        <w:rPr>
-          <w:lang w:val="es-GT"/>
-        </w:rPr>
-        <w:t>certificates</w:t>
-      </w:r>
-      <w:proofErr w:type="spellEnd"/>
-      <w:r>
-        <w:rPr>
-          <w:lang w:val="es-GT"/>
-        </w:rPr>
-        <w:t xml:space="preserve"> </w:t>
-      </w:r>
-      <w:proofErr w:type="spellStart"/>
-      <w:r>
-        <w:rPr>
-          <w:lang w:val="es-GT"/>
-        </w:rPr>
-        <w:t>curl</w:t>
-      </w:r>
-      <w:proofErr w:type="spellEnd"/>
-      <w:r>
-        <w:rPr>
-          <w:lang w:val="es-GT"/>
-        </w:rPr>
-        <w:t xml:space="preserve"> </w:t>
-      </w:r>
-      <w:proofErr w:type="spellStart"/>
-      <w:r>
-        <w:rPr>
-          <w:lang w:val="es-GT"/>
-        </w:rPr>
-        <w:t>gnupg</w:t>
-      </w:r>
-      <w:proofErr w:type="spellEnd"/>
-      <w:r>
-        <w:rPr>
-          <w:lang w:val="es-GT"/>
-        </w:rPr>
-        <w:t xml:space="preserve"> </w:t>
-      </w:r>
-      <w:proofErr w:type="spellStart"/>
-      <w:r>
-        <w:rPr>
-          <w:lang w:val="es-GT"/>
-        </w:rPr>
-        <w:t>lsb-release</w:t>
-      </w:r>
-      <w:proofErr w:type="spellEnd"/>
-    </w:p>
-    <w:p>
-      <w:pPr>
-        <w:rPr>
-          <w:lang w:val="es-GT"/>
-        </w:rPr>
-      </w:pPr>
-      <w:r>
-        <w:rPr>
-          <w:lang w:val="es-GT"/>
-        </w:rPr>
-        <w:t>Mostrar más líneas</w:t>
-      </w:r>
-    </w:p>
-    <w:p>
-      <w:pPr>
-        <w:rPr>
-          <w:lang w:val="es-GT"/>
-        </w:rPr>
-      </w:pPr>
-      <w:r>
-        <w:rPr>
-          <w:rFonts w:ascii="Segoe UI Emoji" w:hAnsi="Segoe UI Emoji" w:cs="Segoe UI Emoji"/>
-          <w:lang w:val="es-GT"/>
-        </w:rPr>
-        <w:t>📸</w:t>
-      </w:r>
-      <w:r>
-        <w:rPr>
-          <w:lang w:val="es-GT"/>
-        </w:rPr>
-        <w:t xml:space="preserve"> </w:t>
-      </w:r>
-      <w:r>
+        <w:spacing w:line="240" w:lineRule="auto"/>
         <w:rPr>
           <w:i/>
           <w:iCs/>
           <w:lang w:val="es-GT"/>
         </w:rPr>
-        <w:t>Incluir captura de pantalla del terminal mostrando la finalización exitosa de la actualización.</w:t>
-      </w:r>
-    </w:p>
-    <w:p>
-      <w:pPr>
-        <w:rPr>
-          <w:lang w:val="es-GT"/>
-        </w:rPr>
-      </w:pPr>
+      </w:pPr>
+      <w:r>
+        <w:rPr>
+          <w:i/>
+          <w:iCs/>
+          <w:lang w:val="es-GT"/>
+        </w:rPr>
+        <w:t xml:space="preserve">sudo </w:t>
+      </w:r>
+      <w:proofErr w:type="spellStart"/>
+      <w:r>
+        <w:rPr>
+          <w:i/>
+          <w:iCs/>
+          <w:lang w:val="es-GT"/>
+        </w:rPr>
+        <w:t>apt</w:t>
+      </w:r>
+      <w:proofErr w:type="spellEnd"/>
+      <w:r>
+        <w:rPr>
+          <w:i/>
+          <w:iCs/>
+          <w:lang w:val="es-GT"/>
+        </w:rPr>
+        <w:t xml:space="preserve"> </w:t>
+      </w:r>
+      <w:proofErr w:type="spellStart"/>
+      <w:r>
+        <w:rPr>
+          <w:i/>
+          <w:iCs/>
+          <w:lang w:val="es-GT"/>
+        </w:rPr>
+        <w:t>update</w:t>
+      </w:r>
+      <w:proofErr w:type="spellEnd"/>
+      <w:r>
+        <w:rPr>
+          <w:i/>
+          <w:iCs/>
+          <w:lang w:val="es-GT"/>
+        </w:rPr>
+        <w:t xml:space="preserve"> &amp;&amp; sudo </w:t>
+      </w:r>
+      <w:proofErr w:type="spellStart"/>
+      <w:r>
+        <w:rPr>
+          <w:i/>
+          <w:iCs/>
+          <w:lang w:val="es-GT"/>
+        </w:rPr>
+        <w:t>apt</w:t>
+      </w:r>
+      <w:proofErr w:type="spellEnd"/>
+      <w:r>
+        <w:rPr>
+          <w:i/>
+          <w:iCs/>
+          <w:lang w:val="es-GT"/>
+        </w:rPr>
+        <w:t xml:space="preserve"> </w:t>
+      </w:r>
+      <w:proofErr w:type="spellStart"/>
+      <w:r>
+        <w:rPr>
+          <w:i/>
+          <w:iCs/>
+          <w:lang w:val="es-GT"/>
+        </w:rPr>
+        <w:t>upgrade</w:t>
+      </w:r>
+      <w:proofErr w:type="spellEnd"/>
+      <w:r>
+        <w:rPr>
+          <w:i/>
+          <w:iCs/>
+          <w:lang w:val="es-GT"/>
+        </w:rPr>
+        <w:t xml:space="preserve"> -y</w:t>
+      </w:r>
+    </w:p>
+    <w:p>
+      <w:pPr>
+        <w:spacing w:line="240" w:lineRule="auto"/>
+        <w:rPr>
+          <w:i/>
+          <w:iCs/>
+          <w:lang w:val="es-GT"/>
+        </w:rPr>
+      </w:pPr>
+      <w:r>
+        <w:rPr>
+          <w:i/>
+          <w:iCs/>
+          <w:lang w:val="es-GT"/>
+        </w:rPr>
+        <w:t xml:space="preserve">sudo </w:t>
+      </w:r>
+      <w:proofErr w:type="spellStart"/>
+      <w:r>
+        <w:rPr>
+          <w:i/>
+          <w:iCs/>
+          <w:lang w:val="es-GT"/>
+        </w:rPr>
+        <w:t>apt</w:t>
+      </w:r>
+      <w:proofErr w:type="spellEnd"/>
+      <w:r>
+        <w:rPr>
+          <w:i/>
+          <w:iCs/>
+          <w:lang w:val="es-GT"/>
+        </w:rPr>
+        <w:t xml:space="preserve"> </w:t>
+      </w:r>
+      <w:proofErr w:type="spellStart"/>
+      <w:r>
+        <w:rPr>
+          <w:i/>
+          <w:iCs/>
+          <w:lang w:val="es-GT"/>
+        </w:rPr>
+        <w:t>install</w:t>
+      </w:r>
+      <w:proofErr w:type="spellEnd"/>
+      <w:r>
+        <w:rPr>
+          <w:i/>
+          <w:iCs/>
+          <w:lang w:val="es-GT"/>
+        </w:rPr>
+        <w:t xml:space="preserve"> -y ca-</w:t>
+      </w:r>
+      <w:proofErr w:type="spellStart"/>
+      <w:r>
+        <w:rPr>
+          <w:i/>
+          <w:iCs/>
+          <w:lang w:val="es-GT"/>
+        </w:rPr>
+        <w:t>certificates</w:t>
+      </w:r>
+      <w:proofErr w:type="spellEnd"/>
+      <w:r>
+        <w:rPr>
+          <w:i/>
+          <w:iCs/>
+          <w:lang w:val="es-GT"/>
+        </w:rPr>
+        <w:t xml:space="preserve"> </w:t>
+      </w:r>
+      <w:proofErr w:type="spellStart"/>
+      <w:r>
+        <w:rPr>
+          <w:i/>
+          <w:iCs/>
+          <w:lang w:val="es-GT"/>
+        </w:rPr>
+        <w:t>curl</w:t>
+      </w:r>
+      <w:proofErr w:type="spellEnd"/>
+      <w:r>
+        <w:rPr>
+          <w:i/>
+          <w:iCs/>
+          <w:lang w:val="es-GT"/>
+        </w:rPr>
+        <w:t xml:space="preserve"> </w:t>
+      </w:r>
+      <w:proofErr w:type="spellStart"/>
+      <w:r>
+        <w:rPr>
+          <w:i/>
+          <w:iCs/>
+          <w:lang w:val="es-GT"/>
+        </w:rPr>
+        <w:t>gnupg</w:t>
+      </w:r>
+      <w:proofErr w:type="spellEnd"/>
+      <w:r>
+        <w:rPr>
+          <w:i/>
+          <w:iCs/>
+          <w:lang w:val="es-GT"/>
+        </w:rPr>
+        <w:t xml:space="preserve"> </w:t>
+      </w:r>
+      <w:proofErr w:type="spellStart"/>
+      <w:r>
+        <w:rPr>
+          <w:i/>
+          <w:iCs/>
+          <w:lang w:val="es-GT"/>
+        </w:rPr>
+        <w:t>lsb-release</w:t>
+      </w:r>
+      <w:proofErr w:type="spellEnd"/>
+    </w:p>
+    <w:p>
+      <w:pPr>
+        <w:jc w:val="center"/>
+        <w:rPr>
+          <w:lang w:val="es-GT"/>
+        </w:rPr>
+      </w:pPr>
+      <w:r>
+        <w:rPr>
+          <w:lang w:val="es-GT"/>
+        </w:rPr>
+        <w:drawing>
+          <wp:inline distT="0" distB="0" distL="0" distR="0" wp14:anchorId="41B8C89C" wp14:editId="403D2923">
+            <wp:extent cx="4178595" cy="2176332"/>
+            <wp:effectExtent l="0" t="0" r="0" b="0"/>
+            <wp:docPr id="843681277" name="Imagen 1"/>
+            <wp:cNvGraphicFramePr>
+              <a:graphicFrameLocks xmlns:a="http://schemas.openxmlformats.org/drawingml/2006/main" noChangeAspect="1"/>
+            </wp:cNvGraphicFramePr>
+            <a:graphic xmlns:a="http://schemas.openxmlformats.org/drawingml/2006/main">
+              <a:graphicData uri="http://schemas.openxmlformats.org/drawingml/2006/picture">
+                <pic:pic xmlns:pic="http://schemas.openxmlformats.org/drawingml/2006/picture">
+                  <pic:nvPicPr>
+                    <pic:cNvPr id="843681277" name=""/>
+                    <pic:cNvPicPr/>
+                  </pic:nvPicPr>
+                  <pic:blipFill>
+                    <a:blip r:embed="rId11"/>
+                    <a:stretch>
+                      <a:fillRect/>
+                    </a:stretch>
+                  </pic:blipFill>
+                  <pic:spPr>
+                    <a:xfrm>
+                      <a:off x="0" y="0"/>
+                      <a:ext cx="4178595" cy="2176332"/>
+                    </a:xfrm>
+                    <a:prstGeom prst="rect">
+                      <a:avLst/>
+                    </a:prstGeom>
+                  </pic:spPr>
+                </pic:pic>
+              </a:graphicData>
+            </a:graphic>
+          </wp:inline>
+        </w:drawing>
+      </w:r>
     </w:p>
     <w:p>
       <w:pPr>
@@ -26919,548 +26688,642 @@
           <w:bCs/>
           <w:lang w:val="es-GT"/>
         </w:rPr>
+        <w:lastRenderedPageBreak/>
         <w:t>Paso 2: Agregar el repositorio oficial de Docker</w:t>
       </w:r>
     </w:p>
     <w:p>
       <w:pPr>
-        <w:rPr>
-          <w:lang w:val="en-US"/>
-        </w:rPr>
-      </w:pPr>
-      <w:r>
-        <w:rPr>
-          <w:lang w:val="en-US"/>
-        </w:rPr>
-        <w:t>Shell</w:t>
-      </w:r>
-    </w:p>
-    <w:p>
-      <w:pPr>
-        <w:rPr>
-          <w:lang w:val="en-US"/>
-        </w:rPr>
-      </w:pPr>
-      <w:proofErr w:type="spellStart"/>
-      <w:r>
-        <w:rPr>
-          <w:lang w:val="en-US"/>
-        </w:rPr>
-        <w:t>sudo</w:t>
-      </w:r>
-      <w:proofErr w:type="spellEnd"/>
-      <w:r>
-        <w:rPr>
-          <w:lang w:val="en-US"/>
-        </w:rPr>
-        <w:t xml:space="preserve"> install -m 0755 -d /</w:t>
-      </w:r>
-      <w:proofErr w:type="spellStart"/>
-      <w:r>
-        <w:rPr>
-          <w:lang w:val="en-US"/>
-        </w:rPr>
-        <w:t>etc</w:t>
-      </w:r>
-      <w:proofErr w:type="spellEnd"/>
-      <w:r>
-        <w:rPr>
-          <w:lang w:val="en-US"/>
-        </w:rPr>
-        <w:t>/apt/keyrings</w:t>
-      </w:r>
-    </w:p>
-    <w:p>
-      <w:pPr>
-        <w:rPr>
-          <w:lang w:val="en-US"/>
-        </w:rPr>
-      </w:pPr>
-    </w:p>
-    <w:p>
-      <w:pPr>
-        <w:rPr>
-          <w:lang w:val="es-GT"/>
-        </w:rPr>
-      </w:pPr>
-      <w:r>
-        <w:rPr>
-          <w:lang w:val="es-GT"/>
-        </w:rPr>
-        <w:t xml:space="preserve">sudo </w:t>
-      </w:r>
-      <w:proofErr w:type="spellStart"/>
-      <w:r>
-        <w:rPr>
-          <w:lang w:val="es-GT"/>
-        </w:rPr>
-        <w:t>curl</w:t>
-      </w:r>
-      <w:proofErr w:type="spellEnd"/>
-      <w:r>
-        <w:rPr>
-          <w:lang w:val="es-GT"/>
-        </w:rPr>
-        <w:t xml:space="preserve"> -</w:t>
-      </w:r>
-      <w:proofErr w:type="spellStart"/>
-      <w:r>
-        <w:rPr>
-          <w:lang w:val="es-GT"/>
-        </w:rPr>
-        <w:t>fsSL</w:t>
-      </w:r>
-      <w:proofErr w:type="spellEnd"/>
-      <w:r>
-        <w:rPr>
-          <w:lang w:val="es-GT"/>
-        </w:rPr>
-        <w:t xml:space="preserve"> https://download.docker.com/linux/ubuntu/gpg \</w:t>
-      </w:r>
-    </w:p>
-    <w:p>
-      <w:pPr>
-        <w:rPr>
-          <w:lang w:val="en-US"/>
-        </w:rPr>
-      </w:pPr>
-      <w:r>
-        <w:rPr>
-          <w:lang w:val="en-US"/>
-        </w:rPr>
-        <w:t>-o /</w:t>
-      </w:r>
-      <w:proofErr w:type="spellStart"/>
-      <w:r>
-        <w:rPr>
-          <w:lang w:val="en-US"/>
-        </w:rPr>
-        <w:t>etc</w:t>
-      </w:r>
-      <w:proofErr w:type="spellEnd"/>
-      <w:r>
-        <w:rPr>
-          <w:lang w:val="en-US"/>
-        </w:rPr>
-        <w:t>/apt/keyrings/</w:t>
-      </w:r>
-      <w:proofErr w:type="spellStart"/>
-      <w:r>
-        <w:rPr>
-          <w:lang w:val="en-US"/>
-        </w:rPr>
-        <w:t>docker.asc</w:t>
-      </w:r>
-      <w:proofErr w:type="spellEnd"/>
-    </w:p>
-    <w:p>
-      <w:pPr>
-        <w:rPr>
-          <w:lang w:val="en-US"/>
-        </w:rPr>
-      </w:pPr>
-      <w:proofErr w:type="spellStart"/>
-      <w:r>
-        <w:rPr>
-          <w:lang w:val="en-US"/>
-        </w:rPr>
-        <w:t>sudo</w:t>
-      </w:r>
-      <w:proofErr w:type="spellEnd"/>
-      <w:r>
-        <w:rPr>
-          <w:lang w:val="en-US"/>
-        </w:rPr>
-        <w:t xml:space="preserve"> </w:t>
-      </w:r>
-      <w:proofErr w:type="spellStart"/>
-      <w:r>
-        <w:rPr>
-          <w:lang w:val="en-US"/>
-        </w:rPr>
-        <w:t>chmod</w:t>
-      </w:r>
-      <w:proofErr w:type="spellEnd"/>
-      <w:r>
-        <w:rPr>
-          <w:lang w:val="en-US"/>
-        </w:rPr>
-        <w:t xml:space="preserve"> </w:t>
-      </w:r>
-      <w:proofErr w:type="spellStart"/>
-      <w:r>
-        <w:rPr>
-          <w:lang w:val="en-US"/>
-        </w:rPr>
-        <w:t>a+r</w:t>
-      </w:r>
-      <w:proofErr w:type="spellEnd"/>
-      <w:r>
-        <w:rPr>
-          <w:lang w:val="en-US"/>
-        </w:rPr>
-        <w:t xml:space="preserve"> /</w:t>
-      </w:r>
-      <w:proofErr w:type="spellStart"/>
-      <w:r>
-        <w:rPr>
-          <w:lang w:val="en-US"/>
-        </w:rPr>
-        <w:t>etc</w:t>
-      </w:r>
-      <w:proofErr w:type="spellEnd"/>
-      <w:r>
-        <w:rPr>
-          <w:lang w:val="en-US"/>
-        </w:rPr>
-        <w:t>/apt/keyrings/</w:t>
-      </w:r>
-      <w:proofErr w:type="spellStart"/>
-      <w:r>
-        <w:rPr>
-          <w:lang w:val="en-US"/>
-        </w:rPr>
-        <w:t>docker.asc</w:t>
-      </w:r>
-      <w:proofErr w:type="spellEnd"/>
-    </w:p>
-    <w:p>
-      <w:pPr>
-        <w:rPr>
-          <w:lang w:val="en-US"/>
-        </w:rPr>
-      </w:pPr>
-    </w:p>
-    <w:p>
-      <w:pPr>
-        <w:rPr>
-          <w:lang w:val="en-US"/>
-        </w:rPr>
-      </w:pPr>
-      <w:r>
-        <w:rPr>
-          <w:lang w:val="en-US"/>
-        </w:rPr>
-        <w:t>echo \</w:t>
-      </w:r>
-    </w:p>
-    <w:p>
-      <w:pPr>
-        <w:rPr>
-          <w:lang w:val="en-US"/>
-        </w:rPr>
-      </w:pPr>
-      <w:r>
-        <w:rPr>
-          <w:lang w:val="en-US"/>
-        </w:rPr>
-        <w:t>"</w:t>
-      </w:r>
-      <w:proofErr w:type="gramStart"/>
-      <w:r>
-        <w:rPr>
-          <w:lang w:val="en-US"/>
-        </w:rPr>
-        <w:t>deb</w:t>
-      </w:r>
-      <w:proofErr w:type="gramEnd"/>
-      <w:r>
-        <w:rPr>
-          <w:lang w:val="en-US"/>
-        </w:rPr>
-        <w:t xml:space="preserve"> [arch=$(</w:t>
-      </w:r>
-      <w:proofErr w:type="spellStart"/>
-      <w:r>
-        <w:rPr>
-          <w:lang w:val="en-US"/>
-        </w:rPr>
-        <w:t>dpkg</w:t>
-      </w:r>
-      <w:proofErr w:type="spellEnd"/>
-      <w:r>
-        <w:rPr>
-          <w:lang w:val="en-US"/>
-        </w:rPr>
-        <w:t xml:space="preserve"> --print-architecture) signed-by=/</w:t>
-      </w:r>
-      <w:proofErr w:type="spellStart"/>
-      <w:r>
-        <w:rPr>
-          <w:lang w:val="en-US"/>
-        </w:rPr>
-        <w:t>etc</w:t>
-      </w:r>
-      <w:proofErr w:type="spellEnd"/>
-      <w:r>
-        <w:rPr>
-          <w:lang w:val="en-US"/>
-        </w:rPr>
-        <w:t>/apt/keyrings/</w:t>
-      </w:r>
-      <w:proofErr w:type="spellStart"/>
-      <w:r>
-        <w:rPr>
-          <w:lang w:val="en-US"/>
-        </w:rPr>
-        <w:t>docker.asc</w:t>
-      </w:r>
-      <w:proofErr w:type="spellEnd"/>
-      <w:r>
-        <w:rPr>
-          <w:lang w:val="en-US"/>
-        </w:rPr>
-        <w:t>] \</w:t>
-      </w:r>
-    </w:p>
-    <w:p>
-      <w:pPr>
-        <w:rPr>
-          <w:lang w:val="en-US"/>
-        </w:rPr>
-      </w:pPr>
-      <w:r>
-        <w:rPr>
-          <w:lang w:val="en-US"/>
-        </w:rPr>
-        <w:t>https://download.docker.com/linux/ubuntu \</w:t>
-      </w:r>
-    </w:p>
-    <w:p>
-      <w:pPr>
-        <w:rPr>
-          <w:lang w:val="es-GT"/>
-        </w:rPr>
-      </w:pPr>
-      <w:r>
-        <w:rPr>
-          <w:lang w:val="es-GT"/>
-        </w:rPr>
-        <w:t>$(. /</w:t>
-      </w:r>
-      <w:proofErr w:type="spellStart"/>
-      <w:r>
-        <w:rPr>
-          <w:lang w:val="es-GT"/>
-        </w:rPr>
-        <w:t>etc</w:t>
-      </w:r>
-      <w:proofErr w:type="spellEnd"/>
-      <w:r>
-        <w:rPr>
-          <w:lang w:val="es-GT"/>
-        </w:rPr>
-        <w:t>/os-</w:t>
-      </w:r>
-      <w:proofErr w:type="spellStart"/>
-      <w:r>
-        <w:rPr>
-          <w:lang w:val="es-GT"/>
-        </w:rPr>
-        <w:t>release</w:t>
-      </w:r>
-      <w:proofErr w:type="spellEnd"/>
-      <w:r>
-        <w:rPr>
-          <w:lang w:val="es-GT"/>
-        </w:rPr>
-        <w:t xml:space="preserve"> &amp;&amp; echo "$VERSION_CODENAME") </w:t>
-      </w:r>
-      <w:proofErr w:type="spellStart"/>
-      <w:r>
-        <w:rPr>
-          <w:lang w:val="es-GT"/>
-        </w:rPr>
-        <w:t>stable</w:t>
-      </w:r>
-      <w:proofErr w:type="spellEnd"/>
-      <w:r>
-        <w:rPr>
-          <w:lang w:val="es-GT"/>
-        </w:rPr>
-        <w:t>" | \</w:t>
-      </w:r>
-    </w:p>
-    <w:p>
-      <w:pPr>
-        <w:rPr>
-          <w:lang w:val="en-US"/>
-        </w:rPr>
-      </w:pPr>
-      <w:proofErr w:type="spellStart"/>
-      <w:r>
-        <w:rPr>
-          <w:lang w:val="en-US"/>
-        </w:rPr>
-        <w:t>sudo</w:t>
-      </w:r>
-      <w:proofErr w:type="spellEnd"/>
-      <w:r>
-        <w:rPr>
-          <w:lang w:val="en-US"/>
-        </w:rPr>
-        <w:t xml:space="preserve"> tee /</w:t>
-      </w:r>
-      <w:proofErr w:type="spellStart"/>
-      <w:r>
-        <w:rPr>
-          <w:lang w:val="en-US"/>
-        </w:rPr>
-        <w:t>etc</w:t>
-      </w:r>
-      <w:proofErr w:type="spellEnd"/>
-      <w:r>
-        <w:rPr>
-          <w:lang w:val="en-US"/>
-        </w:rPr>
-        <w:t>/apt/</w:t>
-      </w:r>
-      <w:proofErr w:type="spellStart"/>
-      <w:r>
-        <w:rPr>
-          <w:lang w:val="en-US"/>
-        </w:rPr>
-        <w:t>sources.list.d</w:t>
-      </w:r>
-      <w:proofErr w:type="spellEnd"/>
-      <w:r>
-        <w:rPr>
-          <w:lang w:val="en-US"/>
-        </w:rPr>
-        <w:t>/</w:t>
-      </w:r>
-      <w:proofErr w:type="spellStart"/>
-      <w:r>
-        <w:rPr>
-          <w:lang w:val="en-US"/>
-        </w:rPr>
-        <w:t>docker.list</w:t>
-      </w:r>
-      <w:proofErr w:type="spellEnd"/>
-      <w:r>
-        <w:rPr>
-          <w:lang w:val="en-US"/>
-        </w:rPr>
-        <w:t xml:space="preserve"> &gt; /dev/null</w:t>
-      </w:r>
-    </w:p>
-    <w:p>
-      <w:pPr>
-        <w:rPr>
-          <w:lang w:val="en-US"/>
-        </w:rPr>
-      </w:pPr>
-    </w:p>
-    <w:p>
-      <w:pPr>
-        <w:rPr>
-          <w:lang w:val="es-GT"/>
-        </w:rPr>
-      </w:pPr>
-      <w:r>
-        <w:rPr>
-          <w:lang w:val="es-GT"/>
-        </w:rPr>
-        <w:t xml:space="preserve">sudo </w:t>
-      </w:r>
-      <w:proofErr w:type="spellStart"/>
-      <w:r>
-        <w:rPr>
-          <w:lang w:val="es-GT"/>
-        </w:rPr>
-        <w:t>apt</w:t>
-      </w:r>
-      <w:proofErr w:type="spellEnd"/>
-      <w:r>
-        <w:rPr>
-          <w:lang w:val="es-GT"/>
-        </w:rPr>
-        <w:t xml:space="preserve"> </w:t>
-      </w:r>
-      <w:proofErr w:type="spellStart"/>
-      <w:r>
-        <w:rPr>
-          <w:lang w:val="es-GT"/>
-        </w:rPr>
-        <w:t>update</w:t>
-      </w:r>
-      <w:proofErr w:type="spellEnd"/>
-    </w:p>
-    <w:p>
-      <w:pPr>
-        <w:rPr>
-          <w:lang w:val="es-GT"/>
-        </w:rPr>
-      </w:pPr>
-      <w:r>
-        <w:rPr>
-          <w:lang w:val="es-GT"/>
-        </w:rPr>
-        <w:t>Mostrar más líneas</w:t>
-      </w:r>
-    </w:p>
-    <w:p>
-      <w:pPr>
-        <w:rPr>
-          <w:lang w:val="es-GT"/>
-        </w:rPr>
-      </w:pPr>
-      <w:r>
-        <w:rPr>
-          <w:rFonts w:ascii="Segoe UI Emoji" w:hAnsi="Segoe UI Emoji" w:cs="Segoe UI Emoji"/>
-          <w:lang w:val="es-GT"/>
-        </w:rPr>
-        <w:t>📸</w:t>
-      </w:r>
-      <w:r>
-        <w:rPr>
-          <w:lang w:val="es-GT"/>
-        </w:rPr>
-        <w:t xml:space="preserve"> </w:t>
-      </w:r>
-      <w:r>
+        <w:spacing w:line="240" w:lineRule="auto"/>
         <w:rPr>
           <w:i/>
           <w:iCs/>
-          <w:lang w:val="es-GT"/>
-        </w:rPr>
-        <w:t xml:space="preserve">Incluir captura de pantalla mostrando que el repositorio de Docker fue agregado y que </w:t>
-      </w:r>
+          <w:lang w:val="en-US"/>
+        </w:rPr>
+      </w:pPr>
       <w:proofErr w:type="spellStart"/>
       <w:r>
         <w:rPr>
           <w:i/>
           <w:iCs/>
-          <w:lang w:val="es-GT"/>
-        </w:rPr>
-        <w:t>apt</w:t>
+          <w:lang w:val="en-US"/>
+        </w:rPr>
+        <w:t>sudo</w:t>
       </w:r>
       <w:proofErr w:type="spellEnd"/>
       <w:r>
         <w:rPr>
           <w:i/>
           <w:iCs/>
-          <w:lang w:val="es-GT"/>
-        </w:rPr>
-        <w:t xml:space="preserve"> </w:t>
+          <w:lang w:val="en-US"/>
+        </w:rPr>
+        <w:t xml:space="preserve"> install -m 0755 -d /</w:t>
       </w:r>
       <w:proofErr w:type="spellStart"/>
       <w:r>
         <w:rPr>
           <w:i/>
           <w:iCs/>
-          <w:lang w:val="es-GT"/>
-        </w:rPr>
-        <w:t>update</w:t>
+          <w:lang w:val="en-US"/>
+        </w:rPr>
+        <w:t>etc</w:t>
       </w:r>
       <w:proofErr w:type="spellEnd"/>
       <w:r>
         <w:rPr>
           <w:i/>
           <w:iCs/>
-          <w:lang w:val="es-GT"/>
-        </w:rPr>
-        <w:t xml:space="preserve"> finalizó correctamente.</w:t>
+          <w:lang w:val="en-US"/>
+        </w:rPr>
+        <w:t>/apt/keyrings</w:t>
+      </w:r>
+    </w:p>
+    <w:p>
+      <w:pPr>
+        <w:spacing w:line="240" w:lineRule="auto"/>
+        <w:rPr>
+          <w:i/>
+          <w:iCs/>
+          <w:lang w:val="en-US"/>
+        </w:rPr>
+      </w:pPr>
+    </w:p>
+    <w:p>
+      <w:pPr>
+        <w:spacing w:line="240" w:lineRule="auto"/>
+        <w:rPr>
+          <w:i/>
+          <w:iCs/>
+          <w:lang w:val="es-GT"/>
+        </w:rPr>
+      </w:pPr>
+      <w:r>
+        <w:rPr>
+          <w:i/>
+          <w:iCs/>
+          <w:lang w:val="es-GT"/>
+        </w:rPr>
+        <w:t xml:space="preserve">sudo </w:t>
+      </w:r>
+      <w:proofErr w:type="spellStart"/>
+      <w:r>
+        <w:rPr>
+          <w:i/>
+          <w:iCs/>
+          <w:lang w:val="es-GT"/>
+        </w:rPr>
+        <w:t>curl</w:t>
+      </w:r>
+      <w:proofErr w:type="spellEnd"/>
+      <w:r>
+        <w:rPr>
+          <w:i/>
+          <w:iCs/>
+          <w:lang w:val="es-GT"/>
+        </w:rPr>
+        <w:t xml:space="preserve"> -</w:t>
+      </w:r>
+      <w:proofErr w:type="spellStart"/>
+      <w:r>
+        <w:rPr>
+          <w:i/>
+          <w:iCs/>
+          <w:lang w:val="es-GT"/>
+        </w:rPr>
+        <w:t>fsSL</w:t>
+      </w:r>
+      <w:proofErr w:type="spellEnd"/>
+      <w:r>
+        <w:rPr>
+          <w:i/>
+          <w:iCs/>
+          <w:lang w:val="es-GT"/>
+        </w:rPr>
+        <w:t xml:space="preserve"> https://download.docker.com/linux/ubuntu/gpg \</w:t>
+      </w:r>
+    </w:p>
+    <w:p>
+      <w:pPr>
+        <w:spacing w:line="240" w:lineRule="auto"/>
+        <w:rPr>
+          <w:i/>
+          <w:iCs/>
+          <w:lang w:val="en-US"/>
+        </w:rPr>
+      </w:pPr>
+      <w:r>
+        <w:rPr>
+          <w:i/>
+          <w:iCs/>
+          <w:lang w:val="en-US"/>
+        </w:rPr>
+        <w:t>-o /</w:t>
+      </w:r>
+      <w:proofErr w:type="spellStart"/>
+      <w:r>
+        <w:rPr>
+          <w:i/>
+          <w:iCs/>
+          <w:lang w:val="en-US"/>
+        </w:rPr>
+        <w:t>etc</w:t>
+      </w:r>
+      <w:proofErr w:type="spellEnd"/>
+      <w:r>
+        <w:rPr>
+          <w:i/>
+          <w:iCs/>
+          <w:lang w:val="en-US"/>
+        </w:rPr>
+        <w:t>/apt/keyrings/</w:t>
+      </w:r>
+      <w:proofErr w:type="spellStart"/>
+      <w:r>
+        <w:rPr>
+          <w:i/>
+          <w:iCs/>
+          <w:lang w:val="en-US"/>
+        </w:rPr>
+        <w:t>docker.asc</w:t>
+      </w:r>
+      <w:proofErr w:type="spellEnd"/>
+    </w:p>
+    <w:p>
+      <w:pPr>
+        <w:spacing w:line="240" w:lineRule="auto"/>
+        <w:rPr>
+          <w:i/>
+          <w:iCs/>
+          <w:lang w:val="en-US"/>
+        </w:rPr>
+      </w:pPr>
+      <w:proofErr w:type="spellStart"/>
+      <w:r>
+        <w:rPr>
+          <w:i/>
+          <w:iCs/>
+          <w:lang w:val="en-US"/>
+        </w:rPr>
+        <w:t>sudo</w:t>
+      </w:r>
+      <w:proofErr w:type="spellEnd"/>
+      <w:r>
+        <w:rPr>
+          <w:i/>
+          <w:iCs/>
+          <w:lang w:val="en-US"/>
+        </w:rPr>
+        <w:t xml:space="preserve"> </w:t>
+      </w:r>
+      <w:proofErr w:type="spellStart"/>
+      <w:r>
+        <w:rPr>
+          <w:i/>
+          <w:iCs/>
+          <w:lang w:val="en-US"/>
+        </w:rPr>
+        <w:t>chmod</w:t>
+      </w:r>
+      <w:proofErr w:type="spellEnd"/>
+      <w:r>
+        <w:rPr>
+          <w:i/>
+          <w:iCs/>
+          <w:lang w:val="en-US"/>
+        </w:rPr>
+        <w:t xml:space="preserve"> </w:t>
+      </w:r>
+      <w:proofErr w:type="spellStart"/>
+      <w:r>
+        <w:rPr>
+          <w:i/>
+          <w:iCs/>
+          <w:lang w:val="en-US"/>
+        </w:rPr>
+        <w:t>a+r</w:t>
+      </w:r>
+      <w:proofErr w:type="spellEnd"/>
+      <w:r>
+        <w:rPr>
+          <w:i/>
+          <w:iCs/>
+          <w:lang w:val="en-US"/>
+        </w:rPr>
+        <w:t xml:space="preserve"> /</w:t>
+      </w:r>
+      <w:proofErr w:type="spellStart"/>
+      <w:r>
+        <w:rPr>
+          <w:i/>
+          <w:iCs/>
+          <w:lang w:val="en-US"/>
+        </w:rPr>
+        <w:t>etc</w:t>
+      </w:r>
+      <w:proofErr w:type="spellEnd"/>
+      <w:r>
+        <w:rPr>
+          <w:i/>
+          <w:iCs/>
+          <w:lang w:val="en-US"/>
+        </w:rPr>
+        <w:t>/apt/keyrings/</w:t>
+      </w:r>
+      <w:proofErr w:type="spellStart"/>
+      <w:r>
+        <w:rPr>
+          <w:i/>
+          <w:iCs/>
+          <w:lang w:val="en-US"/>
+        </w:rPr>
+        <w:t>docker.asc</w:t>
+      </w:r>
+      <w:proofErr w:type="spellEnd"/>
+    </w:p>
+    <w:p>
+      <w:pPr>
+        <w:spacing w:line="240" w:lineRule="auto"/>
+        <w:rPr>
+          <w:i/>
+          <w:iCs/>
+          <w:lang w:val="en-US"/>
+        </w:rPr>
+      </w:pPr>
+    </w:p>
+    <w:p>
+      <w:pPr>
+        <w:spacing w:line="240" w:lineRule="auto"/>
+        <w:rPr>
+          <w:i/>
+          <w:iCs/>
+          <w:lang w:val="en-US"/>
+        </w:rPr>
+      </w:pPr>
+      <w:r>
+        <w:rPr>
+          <w:i/>
+          <w:iCs/>
+          <w:lang w:val="en-US"/>
+        </w:rPr>
+        <w:t>echo \</w:t>
+      </w:r>
+    </w:p>
+    <w:p>
+      <w:pPr>
+        <w:spacing w:line="240" w:lineRule="auto"/>
+        <w:rPr>
+          <w:i/>
+          <w:iCs/>
+          <w:lang w:val="en-US"/>
+        </w:rPr>
+      </w:pPr>
+      <w:r>
+        <w:rPr>
+          <w:i/>
+          <w:iCs/>
+          <w:lang w:val="en-US"/>
+        </w:rPr>
+        <w:t>"deb [arch=$(</w:t>
+      </w:r>
+      <w:proofErr w:type="spellStart"/>
+      <w:r>
+        <w:rPr>
+          <w:i/>
+          <w:iCs/>
+          <w:lang w:val="en-US"/>
+        </w:rPr>
+        <w:t>dpkg</w:t>
+      </w:r>
+      <w:proofErr w:type="spellEnd"/>
+      <w:r>
+        <w:rPr>
+          <w:i/>
+          <w:iCs/>
+          <w:lang w:val="en-US"/>
+        </w:rPr>
+        <w:t xml:space="preserve"> --print-architecture) signed-by=/</w:t>
+      </w:r>
+      <w:proofErr w:type="spellStart"/>
+      <w:r>
+        <w:rPr>
+          <w:i/>
+          <w:iCs/>
+          <w:lang w:val="en-US"/>
+        </w:rPr>
+        <w:t>etc</w:t>
+      </w:r>
+      <w:proofErr w:type="spellEnd"/>
+      <w:r>
+        <w:rPr>
+          <w:i/>
+          <w:iCs/>
+          <w:lang w:val="en-US"/>
+        </w:rPr>
+        <w:t>/apt/keyrings/</w:t>
+      </w:r>
+      <w:proofErr w:type="spellStart"/>
+      <w:r>
+        <w:rPr>
+          <w:i/>
+          <w:iCs/>
+          <w:lang w:val="en-US"/>
+        </w:rPr>
+        <w:t>docker.asc</w:t>
+      </w:r>
+      <w:proofErr w:type="spellEnd"/>
+      <w:r>
+        <w:rPr>
+          <w:i/>
+          <w:iCs/>
+          <w:lang w:val="en-US"/>
+        </w:rPr>
+        <w:t>] \</w:t>
+      </w:r>
+    </w:p>
+    <w:p>
+      <w:pPr>
+        <w:spacing w:line="240" w:lineRule="auto"/>
+        <w:rPr>
+          <w:i/>
+          <w:iCs/>
+          <w:lang w:val="en-US"/>
+        </w:rPr>
+      </w:pPr>
+      <w:r>
+        <w:rPr>
+          <w:i/>
+          <w:iCs/>
+          <w:lang w:val="en-US"/>
+        </w:rPr>
+        <w:t>https://download.docker.com/linux/ubuntu \</w:t>
+      </w:r>
+    </w:p>
+    <w:p>
+      <w:pPr>
+        <w:spacing w:line="240" w:lineRule="auto"/>
+        <w:rPr>
+          <w:i/>
+          <w:iCs/>
+          <w:lang w:val="es-GT"/>
+        </w:rPr>
+      </w:pPr>
+      <w:r>
+        <w:rPr>
+          <w:i/>
+          <w:iCs/>
+          <w:lang w:val="es-GT"/>
+        </w:rPr>
+        <w:t>$(. /</w:t>
+      </w:r>
+      <w:proofErr w:type="spellStart"/>
+      <w:r>
+        <w:rPr>
+          <w:i/>
+          <w:iCs/>
+          <w:lang w:val="es-GT"/>
+        </w:rPr>
+        <w:t>etc</w:t>
+      </w:r>
+      <w:proofErr w:type="spellEnd"/>
+      <w:r>
+        <w:rPr>
+          <w:i/>
+          <w:iCs/>
+          <w:lang w:val="es-GT"/>
+        </w:rPr>
+        <w:t>/os-</w:t>
+      </w:r>
+      <w:proofErr w:type="spellStart"/>
+      <w:r>
+        <w:rPr>
+          <w:i/>
+          <w:iCs/>
+          <w:lang w:val="es-GT"/>
+        </w:rPr>
+        <w:t>release</w:t>
+      </w:r>
+      <w:proofErr w:type="spellEnd"/>
+      <w:r>
+        <w:rPr>
+          <w:i/>
+          <w:iCs/>
+          <w:lang w:val="es-GT"/>
+        </w:rPr>
+        <w:t xml:space="preserve"> &amp;&amp; echo "$VERSION_CODENAME") </w:t>
+      </w:r>
+      <w:proofErr w:type="spellStart"/>
+      <w:r>
+        <w:rPr>
+          <w:i/>
+          <w:iCs/>
+          <w:lang w:val="es-GT"/>
+        </w:rPr>
+        <w:t>stable</w:t>
+      </w:r>
+      <w:proofErr w:type="spellEnd"/>
+      <w:r>
+        <w:rPr>
+          <w:i/>
+          <w:iCs/>
+          <w:lang w:val="es-GT"/>
+        </w:rPr>
+        <w:t>" | \</w:t>
+      </w:r>
+    </w:p>
+    <w:p>
+      <w:pPr>
+        <w:spacing w:line="240" w:lineRule="auto"/>
+        <w:rPr>
+          <w:i/>
+          <w:iCs/>
+          <w:lang w:val="en-US"/>
+        </w:rPr>
+      </w:pPr>
+      <w:proofErr w:type="spellStart"/>
+      <w:r>
+        <w:rPr>
+          <w:i/>
+          <w:iCs/>
+          <w:lang w:val="en-US"/>
+        </w:rPr>
+        <w:t>sudo</w:t>
+      </w:r>
+      <w:proofErr w:type="spellEnd"/>
+      <w:r>
+        <w:rPr>
+          <w:i/>
+          <w:iCs/>
+          <w:lang w:val="en-US"/>
+        </w:rPr>
+        <w:t xml:space="preserve"> tee /</w:t>
+      </w:r>
+      <w:proofErr w:type="spellStart"/>
+      <w:r>
+        <w:rPr>
+          <w:i/>
+          <w:iCs/>
+          <w:lang w:val="en-US"/>
+        </w:rPr>
+        <w:t>etc</w:t>
+      </w:r>
+      <w:proofErr w:type="spellEnd"/>
+      <w:r>
+        <w:rPr>
+          <w:i/>
+          <w:iCs/>
+          <w:lang w:val="en-US"/>
+        </w:rPr>
+        <w:t>/apt/</w:t>
+      </w:r>
+      <w:proofErr w:type="spellStart"/>
+      <w:r>
+        <w:rPr>
+          <w:i/>
+          <w:iCs/>
+          <w:lang w:val="en-US"/>
+        </w:rPr>
+        <w:t>sources.list.d</w:t>
+      </w:r>
+      <w:proofErr w:type="spellEnd"/>
+      <w:r>
+        <w:rPr>
+          <w:i/>
+          <w:iCs/>
+          <w:lang w:val="en-US"/>
+        </w:rPr>
+        <w:t>/</w:t>
+      </w:r>
+      <w:proofErr w:type="spellStart"/>
+      <w:r>
+        <w:rPr>
+          <w:i/>
+          <w:iCs/>
+          <w:lang w:val="en-US"/>
+        </w:rPr>
+        <w:t>docker.list</w:t>
+      </w:r>
+      <w:proofErr w:type="spellEnd"/>
+      <w:r>
+        <w:rPr>
+          <w:i/>
+          <w:iCs/>
+          <w:lang w:val="en-US"/>
+        </w:rPr>
+        <w:t xml:space="preserve"> &gt; /dev/null</w:t>
+      </w:r>
+    </w:p>
+    <w:p>
+      <w:pPr>
+        <w:spacing w:line="240" w:lineRule="auto"/>
+        <w:rPr>
+          <w:i/>
+          <w:iCs/>
+          <w:lang w:val="en-US"/>
+        </w:rPr>
+      </w:pPr>
+    </w:p>
+    <w:p>
+      <w:pPr>
+        <w:spacing w:line="240" w:lineRule="auto"/>
+        <w:rPr>
+          <w:i/>
+          <w:iCs/>
+          <w:lang w:val="es-GT"/>
+        </w:rPr>
+      </w:pPr>
+      <w:r>
+        <w:rPr>
+          <w:i/>
+          <w:iCs/>
+          <w:lang w:val="es-GT"/>
+        </w:rPr>
+        <w:t xml:space="preserve">sudo </w:t>
+      </w:r>
+      <w:proofErr w:type="spellStart"/>
+      <w:r>
+        <w:rPr>
+          <w:i/>
+          <w:iCs/>
+          <w:lang w:val="es-GT"/>
+        </w:rPr>
+        <w:t>apt</w:t>
+      </w:r>
+      <w:proofErr w:type="spellEnd"/>
+      <w:r>
+        <w:rPr>
+          <w:i/>
+          <w:iCs/>
+          <w:lang w:val="es-GT"/>
+        </w:rPr>
+        <w:t xml:space="preserve"> </w:t>
+      </w:r>
+      <w:proofErr w:type="spellStart"/>
+      <w:r>
+        <w:rPr>
+          <w:i/>
+          <w:iCs/>
+          <w:lang w:val="es-GT"/>
+        </w:rPr>
+        <w:t>update</w:t>
+      </w:r>
+      <w:proofErr w:type="spellEnd"/>
+    </w:p>
+    <w:p>
+      <w:pPr>
+        <w:rPr>
+          <w:rFonts w:ascii="Segoe UI Emoji" w:hAnsi="Segoe UI Emoji" w:cs="Segoe UI Emoji"/>
+          <w:lang w:val="es-GT"/>
+        </w:rPr>
+      </w:pPr>
+    </w:p>
+    <w:p>
+      <w:pPr>
+        <w:jc w:val="center"/>
+        <w:rPr>
+          <w:rFonts w:ascii="Segoe UI Emoji" w:hAnsi="Segoe UI Emoji" w:cs="Segoe UI Emoji"/>
+          <w:lang w:val="es-GT"/>
+        </w:rPr>
+      </w:pPr>
+      <w:r>
+        <w:rPr>
+          <w:rFonts w:ascii="Segoe UI Emoji" w:hAnsi="Segoe UI Emoji" w:cs="Segoe UI Emoji"/>
+          <w:lang w:val="es-GT"/>
+        </w:rPr>
+        <w:drawing>
+          <wp:inline distT="0" distB="0" distL="0" distR="0" wp14:anchorId="5C41F753" wp14:editId="2A0DD446">
+            <wp:extent cx="4678326" cy="2442825"/>
+            <wp:effectExtent l="0" t="0" r="8255" b="0"/>
+            <wp:docPr id="810995120" name="Imagen 1"/>
+            <wp:cNvGraphicFramePr>
+              <a:graphicFrameLocks xmlns:a="http://schemas.openxmlformats.org/drawingml/2006/main" noChangeAspect="1"/>
+            </wp:cNvGraphicFramePr>
+            <a:graphic xmlns:a="http://schemas.openxmlformats.org/drawingml/2006/main">
+              <a:graphicData uri="http://schemas.openxmlformats.org/drawingml/2006/picture">
+                <pic:pic xmlns:pic="http://schemas.openxmlformats.org/drawingml/2006/picture">
+                  <pic:nvPicPr>
+                    <pic:cNvPr id="810995120" name=""/>
+                    <pic:cNvPicPr/>
+                  </pic:nvPicPr>
+                  <pic:blipFill>
+                    <a:blip r:embed="rId12"/>
+                    <a:stretch>
+                      <a:fillRect/>
+                    </a:stretch>
+                  </pic:blipFill>
+                  <pic:spPr>
+                    <a:xfrm>
+                      <a:off x="0" y="0"/>
+                      <a:ext cx="4690553" cy="2449210"/>
+                    </a:xfrm>
+                    <a:prstGeom prst="rect">
+                      <a:avLst/>
+                    </a:prstGeom>
+                  </pic:spPr>
+                </pic:pic>
+              </a:graphicData>
+            </a:graphic>
+          </wp:inline>
+        </w:drawing>
       </w:r>
     </w:p>
     <w:p>
@@ -27515,176 +27378,151 @@
     </w:p>
     <w:p>
       <w:pPr>
-        <w:rPr>
-          <w:lang w:val="en-US"/>
-        </w:rPr>
-      </w:pPr>
-      <w:r>
-        <w:rPr>
-          <w:lang w:val="en-US"/>
-        </w:rPr>
-        <w:t>Shell</w:t>
-      </w:r>
-    </w:p>
-    <w:p>
-      <w:pPr>
-        <w:rPr>
-          <w:lang w:val="en-US"/>
-        </w:rPr>
-      </w:pPr>
-      <w:proofErr w:type="spellStart"/>
-      <w:r>
-        <w:rPr>
-          <w:lang w:val="en-US"/>
-        </w:rPr>
-        <w:t>sudo</w:t>
-      </w:r>
-      <w:proofErr w:type="spellEnd"/>
-      <w:r>
-        <w:rPr>
-          <w:lang w:val="en-US"/>
-        </w:rPr>
-        <w:t xml:space="preserve"> apt install -y docker-</w:t>
-      </w:r>
-      <w:proofErr w:type="spellStart"/>
-      <w:r>
-        <w:rPr>
-          <w:lang w:val="en-US"/>
-        </w:rPr>
-        <w:t>ce</w:t>
-      </w:r>
-      <w:proofErr w:type="spellEnd"/>
-      <w:r>
-        <w:rPr>
-          <w:lang w:val="en-US"/>
-        </w:rPr>
-        <w:t xml:space="preserve"> docker-</w:t>
-      </w:r>
-      <w:proofErr w:type="spellStart"/>
-      <w:r>
-        <w:rPr>
-          <w:lang w:val="en-US"/>
-        </w:rPr>
-        <w:t>ce</w:t>
-      </w:r>
-      <w:proofErr w:type="spellEnd"/>
-      <w:r>
-        <w:rPr>
-          <w:lang w:val="en-US"/>
-        </w:rPr>
-        <w:t>-cli containerd.io \</w:t>
-      </w:r>
-    </w:p>
-    <w:p>
-      <w:pPr>
-        <w:rPr>
-          <w:lang w:val="en-US"/>
-        </w:rPr>
-      </w:pPr>
-      <w:r>
-        <w:rPr>
-          <w:lang w:val="en-US"/>
-        </w:rPr>
-        <w:t>docker-</w:t>
-      </w:r>
-      <w:proofErr w:type="spellStart"/>
-      <w:r>
-        <w:rPr>
-          <w:lang w:val="en-US"/>
-        </w:rPr>
-        <w:t>buildx</w:t>
-      </w:r>
-      <w:proofErr w:type="spellEnd"/>
-      <w:r>
-        <w:rPr>
-          <w:lang w:val="en-US"/>
-        </w:rPr>
-        <w:t>-plugin docker-compose-plugin</w:t>
-      </w:r>
-    </w:p>
-    <w:p>
-      <w:pPr>
-        <w:rPr>
-          <w:lang w:val="es-GT"/>
-        </w:rPr>
-      </w:pPr>
-      <w:r>
-        <w:rPr>
-          <w:lang w:val="es-GT"/>
-        </w:rPr>
-        <w:t>Mostrar más líneas</w:t>
-      </w:r>
-    </w:p>
-    <w:p>
-      <w:pPr>
-        <w:rPr>
-          <w:lang w:val="es-GT"/>
-        </w:rPr>
-      </w:pPr>
-      <w:r>
-        <w:rPr>
-          <w:rFonts w:ascii="Segoe UI Emoji" w:hAnsi="Segoe UI Emoji" w:cs="Segoe UI Emoji"/>
-          <w:lang w:val="es-GT"/>
-        </w:rPr>
-        <w:t>📸</w:t>
-      </w:r>
-      <w:r>
-        <w:rPr>
-          <w:lang w:val="es-GT"/>
-        </w:rPr>
-        <w:t xml:space="preserve"> </w:t>
-      </w:r>
-      <w:r>
+        <w:spacing w:line="240" w:lineRule="auto"/>
         <w:rPr>
           <w:i/>
           <w:iCs/>
-          <w:lang w:val="es-GT"/>
-        </w:rPr>
-        <w:t xml:space="preserve">Incluir captura de pantalla mostrando la instalación completada de Docker </w:t>
-      </w:r>
+          <w:lang w:val="en-US"/>
+        </w:rPr>
+      </w:pPr>
       <w:proofErr w:type="spellStart"/>
       <w:r>
         <w:rPr>
           <w:i/>
           <w:iCs/>
-          <w:lang w:val="es-GT"/>
-        </w:rPr>
-        <w:t>Engine</w:t>
+          <w:lang w:val="en-US"/>
+        </w:rPr>
+        <w:t>sudo</w:t>
       </w:r>
       <w:proofErr w:type="spellEnd"/>
       <w:r>
         <w:rPr>
           <w:i/>
           <w:iCs/>
-          <w:lang w:val="es-GT"/>
-        </w:rPr>
-        <w:t xml:space="preserve"> y sus </w:t>
+          <w:lang w:val="en-US"/>
+        </w:rPr>
+        <w:t xml:space="preserve"> apt install -y docker-</w:t>
       </w:r>
       <w:proofErr w:type="spellStart"/>
       <w:r>
         <w:rPr>
           <w:i/>
           <w:iCs/>
-          <w:lang w:val="es-GT"/>
-        </w:rPr>
-        <w:t>plugins</w:t>
+          <w:lang w:val="en-US"/>
+        </w:rPr>
+        <w:t>ce</w:t>
       </w:r>
       <w:proofErr w:type="spellEnd"/>
       <w:r>
         <w:rPr>
           <w:i/>
           <w:iCs/>
-          <w:lang w:val="es-GT"/>
-        </w:rPr>
-        <w:t>.</w:t>
-      </w:r>
-    </w:p>
-    <w:p>
-      <w:pPr>
-        <w:rPr>
-          <w:lang w:val="es-GT"/>
-        </w:rPr>
-      </w:pPr>
+          <w:lang w:val="en-US"/>
+        </w:rPr>
+        <w:t xml:space="preserve"> docker-</w:t>
+      </w:r>
+      <w:proofErr w:type="spellStart"/>
+      <w:r>
+        <w:rPr>
+          <w:i/>
+          <w:iCs/>
+          <w:lang w:val="en-US"/>
+        </w:rPr>
+        <w:t>ce</w:t>
+      </w:r>
+      <w:proofErr w:type="spellEnd"/>
+      <w:r>
+        <w:rPr>
+          <w:i/>
+          <w:iCs/>
+          <w:lang w:val="en-US"/>
+        </w:rPr>
+        <w:t>-cli containerd.io \</w:t>
+      </w:r>
+    </w:p>
+    <w:p>
+      <w:pPr>
+        <w:spacing w:line="240" w:lineRule="auto"/>
+        <w:rPr>
+          <w:i/>
+          <w:iCs/>
+          <w:lang w:val="en-US"/>
+        </w:rPr>
+      </w:pPr>
+      <w:r>
+        <w:rPr>
+          <w:i/>
+          <w:iCs/>
+          <w:lang w:val="en-US"/>
+        </w:rPr>
+        <w:t>docker-</w:t>
+      </w:r>
+      <w:proofErr w:type="spellStart"/>
+      <w:r>
+        <w:rPr>
+          <w:i/>
+          <w:iCs/>
+          <w:lang w:val="en-US"/>
+        </w:rPr>
+        <w:t>buildx</w:t>
+      </w:r>
+      <w:proofErr w:type="spellEnd"/>
+      <w:r>
+        <w:rPr>
+          <w:i/>
+          <w:iCs/>
+          <w:lang w:val="en-US"/>
+        </w:rPr>
+        <w:t>-plugin docker-compose-plugin</w:t>
+      </w:r>
+    </w:p>
+    <w:p>
+      <w:pPr>
+        <w:jc w:val="center"/>
+        <w:rPr>
+          <w:lang w:val="es-GT"/>
+        </w:rPr>
+      </w:pPr>
+      <w:r>
+        <w:rPr>
+          <w:lang w:val="es-GT"/>
+        </w:rPr>
+        <w:drawing>
+          <wp:inline distT="0" distB="0" distL="0" distR="0" wp14:anchorId="6D305E6B" wp14:editId="4F600A02">
+            <wp:extent cx="4614531" cy="2396222"/>
+            <wp:effectExtent l="0" t="0" r="0" b="4445"/>
+            <wp:docPr id="1424549493" name="Imagen 1"/>
+            <wp:cNvGraphicFramePr>
+              <a:graphicFrameLocks xmlns:a="http://schemas.openxmlformats.org/drawingml/2006/main" noChangeAspect="1"/>
+            </wp:cNvGraphicFramePr>
+            <a:graphic xmlns:a="http://schemas.openxmlformats.org/drawingml/2006/main">
+              <a:graphicData uri="http://schemas.openxmlformats.org/drawingml/2006/picture">
+                <pic:pic xmlns:pic="http://schemas.openxmlformats.org/drawingml/2006/picture">
+                  <pic:nvPicPr>
+                    <pic:cNvPr id="1424549493" name=""/>
+                    <pic:cNvPicPr/>
+                  </pic:nvPicPr>
+                  <pic:blipFill>
+                    <a:blip r:embed="rId13"/>
+                    <a:stretch>
+                      <a:fillRect/>
+                    </a:stretch>
+                  </pic:blipFill>
+                  <pic:spPr>
+                    <a:xfrm>
+                      <a:off x="0" y="0"/>
+                      <a:ext cx="4630163" cy="2404339"/>
+                    </a:xfrm>
+                    <a:prstGeom prst="rect">
+                      <a:avLst/>
+                    </a:prstGeom>
+                  </pic:spPr>
+                </pic:pic>
+              </a:graphicData>
+            </a:graphic>
+          </wp:inline>
+        </w:drawing>
+      </w:r>
     </w:p>
     <w:p>
       <w:pPr>
@@ -27698,136 +27536,163 @@
           <w:bCs/>
           <w:lang w:val="es-GT"/>
         </w:rPr>
+        <w:lastRenderedPageBreak/>
         <w:t>Paso 4: Verificar la instalación de Docker</w:t>
       </w:r>
     </w:p>
     <w:p>
       <w:pPr>
-        <w:rPr>
-          <w:lang w:val="en-US"/>
-        </w:rPr>
-      </w:pPr>
-      <w:r>
-        <w:rPr>
-          <w:lang w:val="en-US"/>
-        </w:rPr>
-        <w:t>Shell</w:t>
-      </w:r>
-    </w:p>
-    <w:p>
-      <w:pPr>
-        <w:rPr>
-          <w:lang w:val="en-US"/>
-        </w:rPr>
-      </w:pPr>
-      <w:proofErr w:type="gramStart"/>
-      <w:r>
-        <w:rPr>
-          <w:lang w:val="en-US"/>
-        </w:rPr>
-        <w:t>docker --version</w:t>
-      </w:r>
-      <w:proofErr w:type="gramEnd"/>
-    </w:p>
-    <w:p>
-      <w:pPr>
-        <w:rPr>
-          <w:lang w:val="en-US"/>
-        </w:rPr>
-      </w:pPr>
-      <w:r>
-        <w:rPr>
-          <w:lang w:val="en-US"/>
-        </w:rPr>
-        <w:t>docker compose version</w:t>
-      </w:r>
-    </w:p>
-    <w:p>
-      <w:pPr>
-        <w:rPr>
-          <w:lang w:val="es-GT"/>
-        </w:rPr>
-      </w:pPr>
-      <w:r>
-        <w:rPr>
-          <w:lang w:val="es-GT"/>
-        </w:rPr>
-        <w:t>Mostrar más líneas</w:t>
-      </w:r>
-    </w:p>
-    <w:p>
-      <w:pPr>
-        <w:rPr>
-          <w:lang w:val="es-GT"/>
-        </w:rPr>
-      </w:pPr>
-      <w:r>
-        <w:rPr>
-          <w:lang w:val="es-GT"/>
-        </w:rPr>
-        <w:t>Salida esperada:</w:t>
-      </w:r>
-    </w:p>
-    <w:p>
-      <w:pPr>
-        <w:rPr>
-          <w:lang w:val="en-US"/>
-        </w:rPr>
-      </w:pPr>
-      <w:r>
-        <w:rPr>
-          <w:lang w:val="en-US"/>
-        </w:rPr>
-        <w:t>Docker version 26.1.4, build 5650f9b</w:t>
-      </w:r>
-    </w:p>
-    <w:p>
-      <w:pPr>
-        <w:rPr>
-          <w:lang w:val="en-US"/>
-        </w:rPr>
-      </w:pPr>
-      <w:r>
-        <w:rPr>
-          <w:lang w:val="en-US"/>
-        </w:rPr>
-        <w:t>Docker Compose version v2.27.1</w:t>
-      </w:r>
-    </w:p>
-    <w:p>
-      <w:pPr>
-        <w:rPr>
-          <w:lang w:val="es-GT"/>
-        </w:rPr>
-      </w:pPr>
-      <w:r>
-        <w:rPr>
-          <w:rFonts w:ascii="Segoe UI Emoji" w:hAnsi="Segoe UI Emoji" w:cs="Segoe UI Emoji"/>
-          <w:lang w:val="es-GT"/>
-        </w:rPr>
-        <w:t>📸</w:t>
-      </w:r>
-      <w:r>
-        <w:rPr>
-          <w:lang w:val="es-GT"/>
-        </w:rPr>
-        <w:t xml:space="preserve"> </w:t>
-      </w:r>
-      <w:r>
+        <w:spacing w:line="240" w:lineRule="auto"/>
         <w:rPr>
           <w:i/>
           <w:iCs/>
-          <w:lang w:val="es-GT"/>
-        </w:rPr>
-        <w:t>Incluir captura de pantalla con las versiones confirmadas.</w:t>
-      </w:r>
-    </w:p>
-    <w:p>
-      <w:pPr>
-        <w:rPr>
-          <w:lang w:val="es-GT"/>
-        </w:rPr>
-      </w:pPr>
+          <w:lang w:val="en-US"/>
+        </w:rPr>
+      </w:pPr>
+      <w:r>
+        <w:rPr>
+          <w:i/>
+          <w:iCs/>
+          <w:lang w:val="en-US"/>
+        </w:rPr>
+        <w:t>docker --version</w:t>
+      </w:r>
+    </w:p>
+    <w:p>
+      <w:pPr>
+        <w:spacing w:line="240" w:lineRule="auto"/>
+        <w:rPr>
+          <w:i/>
+          <w:iCs/>
+          <w:lang w:val="en-US"/>
+        </w:rPr>
+      </w:pPr>
+      <w:r>
+        <w:rPr>
+          <w:i/>
+          <w:iCs/>
+          <w:lang w:val="en-US"/>
+        </w:rPr>
+        <w:t>docker compose version</w:t>
+      </w:r>
+    </w:p>
+    <w:p>
+      <w:pPr>
+        <w:rPr>
+          <w:i/>
+          <w:iCs/>
+          <w:lang w:val="es-GT"/>
+        </w:rPr>
+      </w:pPr>
+    </w:p>
+    <w:p>
+      <w:pPr>
+        <w:rPr>
+          <w:i/>
+          <w:iCs/>
+          <w:lang w:val="es-GT"/>
+        </w:rPr>
+      </w:pPr>
+      <w:r>
+        <w:rPr>
+          <w:lang w:val="es-GT"/>
+        </w:rPr>
+        <w:t>Salida esperada:</w:t>
+      </w:r>
+    </w:p>
+    <w:p>
+      <w:pPr>
+        <w:spacing w:line="240" w:lineRule="auto"/>
+        <w:rPr>
+          <w:i/>
+          <w:iCs/>
+          <w:lang w:val="en-US"/>
+        </w:rPr>
+      </w:pPr>
+      <w:r>
+        <w:rPr>
+          <w:i/>
+          <w:iCs/>
+          <w:lang w:val="en-US"/>
+        </w:rPr>
+        <w:t>Docker version 26.1.4, build 5650f9b</w:t>
+      </w:r>
+    </w:p>
+    <w:p>
+      <w:pPr>
+        <w:spacing w:line="240" w:lineRule="auto"/>
+        <w:rPr>
+          <w:i/>
+          <w:iCs/>
+          <w:lang w:val="en-US"/>
+        </w:rPr>
+      </w:pPr>
+      <w:r>
+        <w:rPr>
+          <w:i/>
+          <w:iCs/>
+          <w:lang w:val="en-US"/>
+        </w:rPr>
+        <w:t>Docker Compose version v2.27.1</w:t>
+      </w:r>
+    </w:p>
+    <w:p>
+      <w:pPr>
+        <w:rPr>
+          <w:rFonts w:ascii="Segoe UI Emoji" w:hAnsi="Segoe UI Emoji" w:cs="Segoe UI Emoji"/>
+          <w:lang w:val="es-GT"/>
+        </w:rPr>
+      </w:pPr>
+    </w:p>
+    <w:p>
+      <w:pPr>
+        <w:jc w:val="center"/>
+        <w:rPr>
+          <w:rFonts w:ascii="Segoe UI Emoji" w:hAnsi="Segoe UI Emoji" w:cs="Segoe UI Emoji"/>
+          <w:lang w:val="es-GT"/>
+        </w:rPr>
+      </w:pPr>
+      <w:r>
+        <w:rPr>
+          <w:rFonts w:ascii="Segoe UI Emoji" w:hAnsi="Segoe UI Emoji" w:cs="Segoe UI Emoji"/>
+          <w:lang w:val="es-GT"/>
+        </w:rPr>
+        <w:drawing>
+          <wp:inline distT="0" distB="0" distL="0" distR="0" wp14:anchorId="0DF49F2C" wp14:editId="18BA17B1">
+            <wp:extent cx="5624885" cy="2934586"/>
+            <wp:effectExtent l="0" t="0" r="0" b="0"/>
+            <wp:docPr id="1990059633" name="Imagen 1"/>
+            <wp:cNvGraphicFramePr>
+              <a:graphicFrameLocks xmlns:a="http://schemas.openxmlformats.org/drawingml/2006/main" noChangeAspect="1"/>
+            </wp:cNvGraphicFramePr>
+            <a:graphic xmlns:a="http://schemas.openxmlformats.org/drawingml/2006/main">
+              <a:graphicData uri="http://schemas.openxmlformats.org/drawingml/2006/picture">
+                <pic:pic xmlns:pic="http://schemas.openxmlformats.org/drawingml/2006/picture">
+                  <pic:nvPicPr>
+                    <pic:cNvPr id="1990059633" name=""/>
+                    <pic:cNvPicPr/>
+                  </pic:nvPicPr>
+                  <pic:blipFill>
+                    <a:blip r:embed="rId14"/>
+                    <a:stretch>
+                      <a:fillRect/>
+                    </a:stretch>
+                  </pic:blipFill>
+                  <pic:spPr>
+                    <a:xfrm>
+                      <a:off x="0" y="0"/>
+                      <a:ext cx="5686746" cy="2966860"/>
+                    </a:xfrm>
+                    <a:prstGeom prst="rect">
+                      <a:avLst/>
+                    </a:prstGeom>
+                  </pic:spPr>
+                </pic:pic>
+              </a:graphicData>
+            </a:graphic>
+          </wp:inline>
+        </w:drawing>
+      </w:r>
     </w:p>
     <w:p>
       <w:pPr>
@@ -27856,134 +27721,151 @@
     </w:p>
     <w:p>
       <w:pPr>
-        <w:rPr>
-          <w:lang w:val="en-US"/>
-        </w:rPr>
-      </w:pPr>
-      <w:r>
-        <w:rPr>
-          <w:lang w:val="en-US"/>
-        </w:rPr>
-        <w:t>Shell</w:t>
-      </w:r>
-    </w:p>
-    <w:p>
-      <w:pPr>
-        <w:rPr>
-          <w:lang w:val="en-US"/>
-        </w:rPr>
-      </w:pPr>
-      <w:proofErr w:type="spellStart"/>
-      <w:r>
-        <w:rPr>
-          <w:lang w:val="en-US"/>
-        </w:rPr>
-        <w:t>sudo</w:t>
-      </w:r>
-      <w:proofErr w:type="spellEnd"/>
-      <w:r>
-        <w:rPr>
-          <w:lang w:val="en-US"/>
-        </w:rPr>
-        <w:t xml:space="preserve"> </w:t>
-      </w:r>
-      <w:proofErr w:type="spellStart"/>
-      <w:r>
-        <w:rPr>
-          <w:lang w:val="en-US"/>
-        </w:rPr>
-        <w:t>usermod</w:t>
-      </w:r>
-      <w:proofErr w:type="spellEnd"/>
-      <w:r>
-        <w:rPr>
-          <w:lang w:val="en-US"/>
-        </w:rPr>
-        <w:t xml:space="preserve"> -</w:t>
-      </w:r>
-      <w:proofErr w:type="spellStart"/>
-      <w:r>
-        <w:rPr>
-          <w:lang w:val="en-US"/>
-        </w:rPr>
-        <w:t>aG</w:t>
-      </w:r>
-      <w:proofErr w:type="spellEnd"/>
-      <w:r>
-        <w:rPr>
-          <w:lang w:val="en-US"/>
-        </w:rPr>
-        <w:t xml:space="preserve"> docker $USER</w:t>
-      </w:r>
-    </w:p>
-    <w:p>
-      <w:pPr>
-        <w:rPr>
-          <w:lang w:val="es-GT"/>
-        </w:rPr>
-      </w:pPr>
-      <w:proofErr w:type="spellStart"/>
-      <w:r>
-        <w:rPr>
-          <w:lang w:val="es-GT"/>
-        </w:rPr>
-        <w:t>newgrp</w:t>
-      </w:r>
-      <w:proofErr w:type="spellEnd"/>
-      <w:r>
-        <w:rPr>
-          <w:lang w:val="es-GT"/>
-        </w:rPr>
-        <w:t xml:space="preserve"> </w:t>
-      </w:r>
-      <w:proofErr w:type="spellStart"/>
-      <w:r>
-        <w:rPr>
-          <w:lang w:val="es-GT"/>
-        </w:rPr>
-        <w:t>docker</w:t>
-      </w:r>
-      <w:proofErr w:type="spellEnd"/>
-    </w:p>
-    <w:p>
-      <w:pPr>
-        <w:rPr>
-          <w:lang w:val="es-GT"/>
-        </w:rPr>
-      </w:pPr>
-      <w:r>
-        <w:rPr>
-          <w:lang w:val="es-GT"/>
-        </w:rPr>
-        <w:t>Mostrar más líneas</w:t>
-      </w:r>
-    </w:p>
-    <w:p>
-      <w:pPr>
-        <w:rPr>
-          <w:lang w:val="es-GT"/>
-        </w:rPr>
-      </w:pPr>
-      <w:r>
-        <w:rPr>
-          <w:rFonts w:ascii="Segoe UI Emoji" w:hAnsi="Segoe UI Emoji" w:cs="Segoe UI Emoji"/>
-          <w:lang w:val="es-GT"/>
-        </w:rPr>
-        <w:t>📸</w:t>
-      </w:r>
-      <w:r>
-        <w:rPr>
-          <w:lang w:val="es-GT"/>
-        </w:rPr>
-        <w:t xml:space="preserve"> </w:t>
-      </w:r>
-      <w:r>
+        <w:spacing w:line="240" w:lineRule="auto"/>
         <w:rPr>
           <w:i/>
           <w:iCs/>
-          <w:lang w:val="es-GT"/>
-        </w:rPr>
-        <w:t>Incluir captura del terminal mostrando los comandos ejecutados exitosamente.</w:t>
+          <w:lang w:val="en-US"/>
+        </w:rPr>
+      </w:pPr>
+      <w:proofErr w:type="spellStart"/>
+      <w:r>
+        <w:rPr>
+          <w:i/>
+          <w:iCs/>
+          <w:lang w:val="en-US"/>
+        </w:rPr>
+        <w:t>sudo</w:t>
+      </w:r>
+      <w:proofErr w:type="spellEnd"/>
+      <w:r>
+        <w:rPr>
+          <w:i/>
+          <w:iCs/>
+          <w:lang w:val="en-US"/>
+        </w:rPr>
+        <w:t xml:space="preserve"> </w:t>
+      </w:r>
+      <w:proofErr w:type="spellStart"/>
+      <w:r>
+        <w:rPr>
+          <w:i/>
+          <w:iCs/>
+          <w:lang w:val="en-US"/>
+        </w:rPr>
+        <w:t>usermod</w:t>
+      </w:r>
+      <w:proofErr w:type="spellEnd"/>
+      <w:r>
+        <w:rPr>
+          <w:i/>
+          <w:iCs/>
+          <w:lang w:val="en-US"/>
+        </w:rPr>
+        <w:t xml:space="preserve"> -</w:t>
+      </w:r>
+      <w:proofErr w:type="spellStart"/>
+      <w:r>
+        <w:rPr>
+          <w:i/>
+          <w:iCs/>
+          <w:lang w:val="en-US"/>
+        </w:rPr>
+        <w:t>aG</w:t>
+      </w:r>
+      <w:proofErr w:type="spellEnd"/>
+      <w:r>
+        <w:rPr>
+          <w:i/>
+          <w:iCs/>
+          <w:lang w:val="en-US"/>
+        </w:rPr>
+        <w:t xml:space="preserve"> docker $USER</w:t>
+      </w:r>
+    </w:p>
+    <w:p>
+      <w:pPr>
+        <w:spacing w:line="240" w:lineRule="auto"/>
+        <w:rPr>
+          <w:i/>
+          <w:iCs/>
+          <w:lang w:val="es-GT"/>
+        </w:rPr>
+      </w:pPr>
+      <w:proofErr w:type="spellStart"/>
+      <w:r>
+        <w:rPr>
+          <w:i/>
+          <w:iCs/>
+          <w:lang w:val="es-GT"/>
+        </w:rPr>
+        <w:t>newgrp</w:t>
+      </w:r>
+      <w:proofErr w:type="spellEnd"/>
+      <w:r>
+        <w:rPr>
+          <w:i/>
+          <w:iCs/>
+          <w:lang w:val="es-GT"/>
+        </w:rPr>
+        <w:t xml:space="preserve"> </w:t>
+      </w:r>
+      <w:proofErr w:type="spellStart"/>
+      <w:r>
+        <w:rPr>
+          <w:i/>
+          <w:iCs/>
+          <w:lang w:val="es-GT"/>
+        </w:rPr>
+        <w:t>docker</w:t>
+      </w:r>
+      <w:proofErr w:type="spellEnd"/>
+    </w:p>
+    <w:p>
+      <w:pPr>
+        <w:rPr>
+          <w:lang w:val="es-GT"/>
+        </w:rPr>
+      </w:pPr>
+      <w:r>
+        <w:rPr>
+          <w:lang w:val="es-GT"/>
+        </w:rPr>
+        <w:drawing>
+          <wp:inline distT="0" distB="0" distL="0" distR="0" wp14:anchorId="146A24DE" wp14:editId="4EFE8A6E">
+            <wp:extent cx="5794744" cy="3030267"/>
+            <wp:effectExtent l="0" t="0" r="0" b="0"/>
+            <wp:docPr id="1478842113" name="Imagen 1"/>
+            <wp:cNvGraphicFramePr>
+              <a:graphicFrameLocks xmlns:a="http://schemas.openxmlformats.org/drawingml/2006/main" noChangeAspect="1"/>
+            </wp:cNvGraphicFramePr>
+            <a:graphic xmlns:a="http://schemas.openxmlformats.org/drawingml/2006/main">
+              <a:graphicData uri="http://schemas.openxmlformats.org/drawingml/2006/picture">
+                <pic:pic xmlns:pic="http://schemas.openxmlformats.org/drawingml/2006/picture">
+                  <pic:nvPicPr>
+                    <pic:cNvPr id="1478842113" name=""/>
+                    <pic:cNvPicPr/>
+                  </pic:nvPicPr>
+                  <pic:blipFill>
+                    <a:blip r:embed="rId15"/>
+                    <a:stretch>
+                      <a:fillRect/>
+                    </a:stretch>
+                  </pic:blipFill>
+                  <pic:spPr>
+                    <a:xfrm>
+                      <a:off x="0" y="0"/>
+                      <a:ext cx="5831403" cy="3049437"/>
+                    </a:xfrm>
+                    <a:prstGeom prst="rect">
+                      <a:avLst/>
+                    </a:prstGeom>
+                  </pic:spPr>
+                </pic:pic>
+              </a:graphicData>
+            </a:graphic>
+          </wp:inline>
+        </w:drawing>
       </w:r>
     </w:p>
     <w:p>
@@ -28005,76 +27887,129 @@
           <w:bCs/>
           <w:lang w:val="es-GT"/>
         </w:rPr>
+        <w:lastRenderedPageBreak/>
         <w:t>Paso 6: Crear el directorio de trabajo del proyecto</w:t>
       </w:r>
     </w:p>
     <w:p>
       <w:pPr>
         <w:rPr>
-          <w:lang w:val="en-US"/>
-        </w:rPr>
-      </w:pPr>
-      <w:r>
-        <w:rPr>
-          <w:lang w:val="en-US"/>
-        </w:rPr>
-        <w:t>Shell</w:t>
-      </w:r>
-    </w:p>
-    <w:p>
-      <w:pPr>
-        <w:rPr>
-          <w:lang w:val="en-US"/>
+          <w:i/>
+          <w:iCs/>
+          <w:lang w:val="es-GT"/>
         </w:rPr>
       </w:pPr>
       <w:proofErr w:type="spellStart"/>
       <w:r>
         <w:rPr>
-          <w:lang w:val="en-US"/>
+          <w:i/>
+          <w:iCs/>
+          <w:lang w:val="es-GT"/>
         </w:rPr>
         <w:t>mkdir</w:t>
       </w:r>
       <w:proofErr w:type="spellEnd"/>
       <w:r>
         <w:rPr>
-          <w:lang w:val="en-US"/>
+          <w:i/>
+          <w:iCs/>
+          <w:lang w:val="es-GT"/>
         </w:rPr>
         <w:t xml:space="preserve"> -p ~/</w:t>
       </w:r>
       <w:proofErr w:type="spellStart"/>
       <w:r>
         <w:rPr>
-          <w:lang w:val="en-US"/>
+          <w:i/>
+          <w:iCs/>
+          <w:lang w:val="es-GT"/>
         </w:rPr>
         <w:t>mayacode-odoo</w:t>
       </w:r>
       <w:proofErr w:type="spellEnd"/>
       <w:r>
         <w:rPr>
-          <w:lang w:val="en-US"/>
-        </w:rPr>
-        <w:t xml:space="preserve"> &amp;&amp; cd ~/</w:t>
+          <w:i/>
+          <w:iCs/>
+          <w:lang w:val="es-GT"/>
+        </w:rPr>
+        <w:t>/</w:t>
       </w:r>
       <w:proofErr w:type="spellStart"/>
       <w:r>
         <w:rPr>
-          <w:lang w:val="en-US"/>
+          <w:i/>
+          <w:iCs/>
+          <w:lang w:val="es-GT"/>
+        </w:rPr>
+        <w:t>addons</w:t>
+      </w:r>
+      <w:proofErr w:type="spellEnd"/>
+    </w:p>
+    <w:p>
+      <w:pPr>
+        <w:jc w:val="left"/>
+        <w:rPr>
+          <w:lang w:val="es-GT"/>
+        </w:rPr>
+      </w:pPr>
+      <w:r>
+        <w:rPr>
+          <w:i/>
+          <w:iCs/>
+          <w:lang w:val="es-GT"/>
+        </w:rPr>
+        <w:t>cd ~/</w:t>
+      </w:r>
+      <w:proofErr w:type="spellStart"/>
+      <w:r>
+        <w:rPr>
+          <w:i/>
+          <w:iCs/>
+          <w:lang w:val="es-GT"/>
         </w:rPr>
         <w:t>mayacode-odoo</w:t>
       </w:r>
       <w:proofErr w:type="spellEnd"/>
-    </w:p>
-    <w:p>
-      <w:pPr>
-        <w:rPr>
-          <w:lang w:val="es-GT"/>
-        </w:rPr>
-      </w:pPr>
-      <w:r>
-        <w:rPr>
-          <w:lang w:val="es-GT"/>
-        </w:rPr>
-        <w:t>Mostrar más líneas</w:t>
+      <w:r>
+        <w:rPr>
+          <w:lang w:val="es-GT"/>
+        </w:rPr>
+        <w:drawing>
+          <wp:inline distT="0" distB="0" distL="0" distR="0" wp14:anchorId="3A660280" wp14:editId="070BF4F1">
+            <wp:extent cx="5731510" cy="2967355"/>
+            <wp:effectExtent l="0" t="0" r="2540" b="4445"/>
+            <wp:docPr id="388725088" name="Imagen 1"/>
+            <wp:cNvGraphicFramePr>
+              <a:graphicFrameLocks xmlns:a="http://schemas.openxmlformats.org/drawingml/2006/main" noChangeAspect="1"/>
+            </wp:cNvGraphicFramePr>
+            <a:graphic xmlns:a="http://schemas.openxmlformats.org/drawingml/2006/main">
+              <a:graphicData uri="http://schemas.openxmlformats.org/drawingml/2006/picture">
+                <pic:pic xmlns:pic="http://schemas.openxmlformats.org/drawingml/2006/picture">
+                  <pic:nvPicPr>
+                    <pic:cNvPr id="388725088" name=""/>
+                    <pic:cNvPicPr/>
+                  </pic:nvPicPr>
+                  <pic:blipFill>
+                    <a:blip r:embed="rId16"/>
+                    <a:stretch>
+                      <a:fillRect/>
+                    </a:stretch>
+                  </pic:blipFill>
+                  <pic:spPr>
+                    <a:xfrm>
+                      <a:off x="0" y="0"/>
+                      <a:ext cx="5731510" cy="2967355"/>
+                    </a:xfrm>
+                    <a:prstGeom prst="rect">
+                      <a:avLst/>
+                    </a:prstGeom>
+                  </pic:spPr>
+                </pic:pic>
+              </a:graphicData>
+            </a:graphic>
+          </wp:inline>
+        </w:drawing>
       </w:r>
     </w:p>
     <w:p>
@@ -28111,1085 +28046,1233 @@
     </w:p>
     <w:p>
       <w:pPr>
-        <w:rPr>
-          <w:lang w:val="es-GT"/>
-        </w:rPr>
-      </w:pPr>
-      <w:r>
-        <w:rPr>
-          <w:lang w:val="es-GT"/>
-        </w:rPr>
-        <w:t>Shell</w:t>
-      </w:r>
-    </w:p>
-    <w:p>
-      <w:pPr>
-        <w:rPr>
-          <w:lang w:val="es-GT"/>
-        </w:rPr>
-      </w:pPr>
-      <w:r>
-        <w:rPr>
-          <w:lang w:val="es-GT"/>
-        </w:rPr>
-        <w:t xml:space="preserve">nano </w:t>
-      </w:r>
-      <w:proofErr w:type="spellStart"/>
-      <w:r>
-        <w:rPr>
-          <w:lang w:val="es-GT"/>
-        </w:rPr>
-        <w:t>docker-compose.yml</w:t>
-      </w:r>
-      <w:proofErr w:type="spellEnd"/>
-    </w:p>
-    <w:p>
-      <w:pPr>
-        <w:rPr>
-          <w:lang w:val="es-GT"/>
-        </w:rPr>
-      </w:pPr>
-      <w:r>
-        <w:rPr>
-          <w:lang w:val="es-GT"/>
-        </w:rPr>
-        <w:t>Mostrar más líneas</w:t>
-      </w:r>
-    </w:p>
-    <w:p>
-      <w:pPr>
-        <w:rPr>
-          <w:lang w:val="es-GT"/>
-        </w:rPr>
-      </w:pPr>
-      <w:r>
-        <w:rPr>
-          <w:lang w:val="es-GT"/>
-        </w:rPr>
-        <w:t>Contenido del archivo:</w:t>
-      </w:r>
-    </w:p>
-    <w:p>
-      <w:pPr>
-        <w:rPr>
-          <w:lang w:val="es-GT"/>
-        </w:rPr>
-      </w:pPr>
-      <w:r>
-        <w:rPr>
-          <w:lang w:val="es-GT"/>
-        </w:rPr>
-        <w:t>YAML</w:t>
-      </w:r>
-    </w:p>
-    <w:p>
-      <w:pPr>
-        <w:rPr>
-          <w:lang w:val="es-GT"/>
-        </w:rPr>
-      </w:pPr>
-      <w:proofErr w:type="spellStart"/>
-      <w:r>
-        <w:rPr>
-          <w:lang w:val="es-GT"/>
-        </w:rPr>
-        <w:t>version</w:t>
-      </w:r>
-      <w:proofErr w:type="spellEnd"/>
-      <w:r>
-        <w:rPr>
-          <w:lang w:val="es-GT"/>
-        </w:rPr>
-        <w:t>: '3.8'</w:t>
-      </w:r>
-    </w:p>
-    <w:p>
-      <w:pPr>
-        <w:rPr>
-          <w:lang w:val="es-GT"/>
-        </w:rPr>
-      </w:pPr>
-    </w:p>
-    <w:p>
-      <w:pPr>
-        <w:rPr>
-          <w:lang w:val="en-US"/>
-        </w:rPr>
-      </w:pPr>
-      <w:r>
-        <w:rPr>
-          <w:lang w:val="en-US"/>
-        </w:rPr>
-        <w:t>services:</w:t>
-      </w:r>
-    </w:p>
-    <w:p>
-      <w:pPr>
-        <w:rPr>
-          <w:lang w:val="en-US"/>
-        </w:rPr>
-      </w:pPr>
-    </w:p>
-    <w:p>
-      <w:pPr>
-        <w:rPr>
-          <w:lang w:val="en-US"/>
-        </w:rPr>
-      </w:pPr>
-      <w:proofErr w:type="spellStart"/>
-      <w:r>
-        <w:rPr>
-          <w:lang w:val="en-US"/>
-        </w:rPr>
-        <w:t>db</w:t>
-      </w:r>
-      <w:proofErr w:type="spellEnd"/>
-      <w:r>
-        <w:rPr>
-          <w:lang w:val="en-US"/>
-        </w:rPr>
-        <w:t>:</w:t>
-      </w:r>
-    </w:p>
-    <w:p>
-      <w:pPr>
-        <w:rPr>
-          <w:lang w:val="en-US"/>
-        </w:rPr>
-      </w:pPr>
-      <w:r>
-        <w:rPr>
-          <w:lang w:val="en-US"/>
-        </w:rPr>
-        <w:t>image: postgres:15</w:t>
-      </w:r>
-    </w:p>
-    <w:p>
-      <w:pPr>
-        <w:rPr>
-          <w:lang w:val="en-US"/>
-        </w:rPr>
-      </w:pPr>
-      <w:proofErr w:type="spellStart"/>
-      <w:r>
-        <w:rPr>
-          <w:lang w:val="en-US"/>
-        </w:rPr>
-        <w:t>container_name</w:t>
-      </w:r>
-      <w:proofErr w:type="spellEnd"/>
-      <w:r>
-        <w:rPr>
-          <w:lang w:val="en-US"/>
-        </w:rPr>
-        <w:t xml:space="preserve">: </w:t>
-      </w:r>
-      <w:proofErr w:type="spellStart"/>
-      <w:r>
-        <w:rPr>
-          <w:lang w:val="en-US"/>
-        </w:rPr>
-        <w:t>mayacode_postgres</w:t>
-      </w:r>
-      <w:proofErr w:type="spellEnd"/>
-    </w:p>
-    <w:p>
-      <w:pPr>
-        <w:rPr>
-          <w:lang w:val="en-US"/>
-        </w:rPr>
-      </w:pPr>
-      <w:r>
-        <w:rPr>
-          <w:lang w:val="en-US"/>
-        </w:rPr>
-        <w:t>restart: always</w:t>
-      </w:r>
-    </w:p>
-    <w:p>
-      <w:pPr>
-        <w:rPr>
-          <w:lang w:val="en-US"/>
-        </w:rPr>
-      </w:pPr>
-      <w:r>
-        <w:rPr>
-          <w:lang w:val="en-US"/>
-        </w:rPr>
-        <w:t>environment:</w:t>
-      </w:r>
-    </w:p>
-    <w:p>
-      <w:pPr>
-        <w:rPr>
-          <w:lang w:val="en-US"/>
-        </w:rPr>
-      </w:pPr>
-      <w:r>
-        <w:rPr>
-          <w:lang w:val="en-US"/>
-        </w:rPr>
-        <w:t xml:space="preserve">POSTGRES_DB: </w:t>
-      </w:r>
-      <w:proofErr w:type="spellStart"/>
-      <w:r>
-        <w:rPr>
-          <w:lang w:val="en-US"/>
-        </w:rPr>
-        <w:t>postgres</w:t>
-      </w:r>
-      <w:proofErr w:type="spellEnd"/>
-    </w:p>
-    <w:p>
-      <w:pPr>
-        <w:rPr>
-          <w:lang w:val="en-US"/>
-        </w:rPr>
-      </w:pPr>
-      <w:r>
-        <w:rPr>
-          <w:lang w:val="en-US"/>
-        </w:rPr>
-        <w:t xml:space="preserve">POSTGRES_USER: </w:t>
-      </w:r>
-      <w:proofErr w:type="spellStart"/>
-      <w:r>
-        <w:rPr>
-          <w:lang w:val="en-US"/>
-        </w:rPr>
-        <w:t>odoo</w:t>
-      </w:r>
-      <w:proofErr w:type="spellEnd"/>
-    </w:p>
-    <w:p>
-      <w:pPr>
-        <w:rPr>
-          <w:lang w:val="en-US"/>
-        </w:rPr>
-      </w:pPr>
-      <w:r>
-        <w:rPr>
-          <w:lang w:val="en-US"/>
-        </w:rPr>
-        <w:t>POSTGRES_PASSWORD: MayaCode2026</w:t>
-      </w:r>
-    </w:p>
-    <w:p>
-      <w:pPr>
-        <w:rPr>
-          <w:lang w:val="en-US"/>
-        </w:rPr>
-      </w:pPr>
-      <w:r>
-        <w:rPr>
-          <w:lang w:val="en-US"/>
-        </w:rPr>
-        <w:t>volumes:</w:t>
-      </w:r>
-    </w:p>
-    <w:p>
-      <w:pPr>
-        <w:rPr>
-          <w:lang w:val="en-US"/>
-        </w:rPr>
-      </w:pPr>
-      <w:r>
-        <w:rPr>
-          <w:lang w:val="en-US"/>
-        </w:rPr>
-        <w:t xml:space="preserve">- </w:t>
-      </w:r>
-      <w:proofErr w:type="spellStart"/>
-      <w:r>
-        <w:rPr>
-          <w:lang w:val="en-US"/>
-        </w:rPr>
-        <w:t>mayacode_pgdata</w:t>
-      </w:r>
-      <w:proofErr w:type="spellEnd"/>
-      <w:r>
-        <w:rPr>
-          <w:lang w:val="en-US"/>
-        </w:rPr>
-        <w:t>:/var/lib/</w:t>
-      </w:r>
-      <w:proofErr w:type="spellStart"/>
-      <w:r>
-        <w:rPr>
-          <w:lang w:val="en-US"/>
-        </w:rPr>
-        <w:t>postgresql</w:t>
-      </w:r>
-      <w:proofErr w:type="spellEnd"/>
-      <w:r>
-        <w:rPr>
-          <w:lang w:val="en-US"/>
-        </w:rPr>
-        <w:t>/data</w:t>
-      </w:r>
-    </w:p>
-    <w:p>
-      <w:pPr>
-        <w:rPr>
-          <w:lang w:val="en-US"/>
-        </w:rPr>
-      </w:pPr>
-      <w:r>
-        <w:rPr>
-          <w:lang w:val="en-US"/>
-        </w:rPr>
-        <w:lastRenderedPageBreak/>
-        <w:t>networks:</w:t>
-      </w:r>
-    </w:p>
-    <w:p>
-      <w:pPr>
-        <w:rPr>
-          <w:lang w:val="en-US"/>
-        </w:rPr>
-      </w:pPr>
-      <w:r>
-        <w:rPr>
-          <w:lang w:val="en-US"/>
-        </w:rPr>
-        <w:t xml:space="preserve">- </w:t>
-      </w:r>
-      <w:proofErr w:type="spellStart"/>
-      <w:r>
-        <w:rPr>
-          <w:lang w:val="en-US"/>
-        </w:rPr>
-        <w:t>mayacode_net</w:t>
-      </w:r>
-      <w:proofErr w:type="spellEnd"/>
-    </w:p>
-    <w:p>
-      <w:pPr>
-        <w:rPr>
-          <w:lang w:val="en-US"/>
-        </w:rPr>
-      </w:pPr>
-    </w:p>
-    <w:p>
-      <w:pPr>
-        <w:rPr>
-          <w:lang w:val="en-US"/>
-        </w:rPr>
-      </w:pPr>
-      <w:proofErr w:type="spellStart"/>
-      <w:r>
-        <w:rPr>
-          <w:lang w:val="en-US"/>
-        </w:rPr>
-        <w:t>odoo</w:t>
-      </w:r>
-      <w:proofErr w:type="spellEnd"/>
-      <w:r>
-        <w:rPr>
-          <w:lang w:val="en-US"/>
-        </w:rPr>
-        <w:t>:</w:t>
-      </w:r>
-    </w:p>
-    <w:p>
-      <w:pPr>
-        <w:rPr>
-          <w:lang w:val="en-US"/>
-        </w:rPr>
-      </w:pPr>
-      <w:r>
-        <w:rPr>
-          <w:lang w:val="en-US"/>
-        </w:rPr>
-        <w:t>image: odoo:17.0</w:t>
-      </w:r>
-    </w:p>
-    <w:p>
-      <w:pPr>
-        <w:rPr>
-          <w:lang w:val="en-US"/>
-        </w:rPr>
-      </w:pPr>
-      <w:proofErr w:type="spellStart"/>
-      <w:r>
-        <w:rPr>
-          <w:lang w:val="en-US"/>
-        </w:rPr>
-        <w:t>container_name</w:t>
-      </w:r>
-      <w:proofErr w:type="spellEnd"/>
-      <w:r>
-        <w:rPr>
-          <w:lang w:val="en-US"/>
-        </w:rPr>
-        <w:t xml:space="preserve">: </w:t>
-      </w:r>
-      <w:proofErr w:type="spellStart"/>
-      <w:r>
-        <w:rPr>
-          <w:lang w:val="en-US"/>
-        </w:rPr>
-        <w:t>mayacode_odoo</w:t>
-      </w:r>
-      <w:proofErr w:type="spellEnd"/>
-    </w:p>
-    <w:p>
-      <w:pPr>
-        <w:rPr>
-          <w:lang w:val="en-US"/>
-        </w:rPr>
-      </w:pPr>
-      <w:r>
-        <w:rPr>
-          <w:lang w:val="en-US"/>
-        </w:rPr>
-        <w:t>restart: always</w:t>
-      </w:r>
-    </w:p>
-    <w:p>
-      <w:pPr>
-        <w:rPr>
-          <w:lang w:val="en-US"/>
-        </w:rPr>
-      </w:pPr>
-      <w:proofErr w:type="spellStart"/>
-      <w:r>
-        <w:rPr>
-          <w:lang w:val="en-US"/>
-        </w:rPr>
-        <w:t>depends_on</w:t>
-      </w:r>
-      <w:proofErr w:type="spellEnd"/>
-      <w:r>
-        <w:rPr>
-          <w:lang w:val="en-US"/>
-        </w:rPr>
-        <w:t>:</w:t>
-      </w:r>
-    </w:p>
-    <w:p>
-      <w:pPr>
-        <w:rPr>
-          <w:lang w:val="en-US"/>
-        </w:rPr>
-      </w:pPr>
-      <w:r>
-        <w:rPr>
-          <w:lang w:val="en-US"/>
-        </w:rPr>
-        <w:t xml:space="preserve">- </w:t>
-      </w:r>
-      <w:proofErr w:type="spellStart"/>
-      <w:r>
-        <w:rPr>
-          <w:lang w:val="en-US"/>
-        </w:rPr>
-        <w:t>db</w:t>
-      </w:r>
-      <w:proofErr w:type="spellEnd"/>
-    </w:p>
-    <w:p>
-      <w:pPr>
-        <w:rPr>
-          <w:lang w:val="en-US"/>
-        </w:rPr>
-      </w:pPr>
-      <w:r>
-        <w:rPr>
-          <w:lang w:val="en-US"/>
-        </w:rPr>
-        <w:t>ports:</w:t>
-      </w:r>
-    </w:p>
-    <w:p>
-      <w:pPr>
-        <w:rPr>
-          <w:lang w:val="en-US"/>
-        </w:rPr>
-      </w:pPr>
-      <w:r>
-        <w:rPr>
-          <w:lang w:val="en-US"/>
-        </w:rPr>
-        <w:t>- "8069:8069"</w:t>
-      </w:r>
-    </w:p>
-    <w:p>
-      <w:pPr>
-        <w:rPr>
-          <w:lang w:val="en-US"/>
-        </w:rPr>
-      </w:pPr>
-      <w:r>
-        <w:rPr>
-          <w:lang w:val="en-US"/>
-        </w:rPr>
-        <w:t>environment:</w:t>
-      </w:r>
-    </w:p>
-    <w:p>
-      <w:pPr>
-        <w:rPr>
-          <w:lang w:val="en-US"/>
-        </w:rPr>
-      </w:pPr>
-      <w:r>
-        <w:rPr>
-          <w:lang w:val="en-US"/>
-        </w:rPr>
-        <w:t xml:space="preserve">HOST: </w:t>
-      </w:r>
-      <w:proofErr w:type="spellStart"/>
-      <w:r>
-        <w:rPr>
-          <w:lang w:val="en-US"/>
-        </w:rPr>
-        <w:t>db</w:t>
-      </w:r>
-      <w:proofErr w:type="spellEnd"/>
-    </w:p>
-    <w:p>
-      <w:pPr>
-        <w:rPr>
-          <w:lang w:val="en-US"/>
-        </w:rPr>
-      </w:pPr>
-      <w:r>
-        <w:rPr>
-          <w:lang w:val="en-US"/>
-        </w:rPr>
-        <w:t xml:space="preserve">USER: </w:t>
-      </w:r>
-      <w:proofErr w:type="spellStart"/>
-      <w:r>
-        <w:rPr>
-          <w:lang w:val="en-US"/>
-        </w:rPr>
-        <w:t>odoo</w:t>
-      </w:r>
-      <w:proofErr w:type="spellEnd"/>
-    </w:p>
-    <w:p>
-      <w:pPr>
-        <w:rPr>
-          <w:lang w:val="en-US"/>
-        </w:rPr>
-      </w:pPr>
-      <w:r>
-        <w:rPr>
-          <w:lang w:val="en-US"/>
-        </w:rPr>
-        <w:t>PASSWORD: MayaCode2026</w:t>
-      </w:r>
-    </w:p>
-    <w:p>
-      <w:pPr>
-        <w:rPr>
-          <w:lang w:val="en-US"/>
-        </w:rPr>
-      </w:pPr>
-      <w:r>
-        <w:rPr>
-          <w:lang w:val="en-US"/>
-        </w:rPr>
-        <w:t>volumes:</w:t>
-      </w:r>
-    </w:p>
-    <w:p>
-      <w:pPr>
-        <w:rPr>
-          <w:lang w:val="en-US"/>
-        </w:rPr>
-      </w:pPr>
-      <w:r>
-        <w:rPr>
-          <w:lang w:val="en-US"/>
-        </w:rPr>
-        <w:t xml:space="preserve">- </w:t>
-      </w:r>
-      <w:proofErr w:type="spellStart"/>
-      <w:r>
-        <w:rPr>
-          <w:lang w:val="en-US"/>
-        </w:rPr>
-        <w:t>mayacode_odoo_data</w:t>
-      </w:r>
-      <w:proofErr w:type="spellEnd"/>
-      <w:r>
-        <w:rPr>
-          <w:lang w:val="en-US"/>
-        </w:rPr>
-        <w:t>:/var/lib/</w:t>
-      </w:r>
-      <w:proofErr w:type="spellStart"/>
-      <w:r>
-        <w:rPr>
-          <w:lang w:val="en-US"/>
-        </w:rPr>
-        <w:t>odoo</w:t>
-      </w:r>
-      <w:proofErr w:type="spellEnd"/>
-    </w:p>
-    <w:p>
-      <w:pPr>
-        <w:rPr>
-          <w:lang w:val="en-US"/>
-        </w:rPr>
-      </w:pPr>
-      <w:proofErr w:type="gramStart"/>
-      <w:r>
-        <w:rPr>
-          <w:lang w:val="en-US"/>
-        </w:rPr>
-        <w:t>- .</w:t>
-      </w:r>
-      <w:proofErr w:type="gramEnd"/>
-      <w:r>
-        <w:rPr>
-          <w:lang w:val="en-US"/>
-        </w:rPr>
-        <w:t>/addons:/</w:t>
-      </w:r>
-      <w:proofErr w:type="spellStart"/>
-      <w:r>
-        <w:rPr>
-          <w:lang w:val="en-US"/>
-        </w:rPr>
-        <w:t>mnt</w:t>
-      </w:r>
-      <w:proofErr w:type="spellEnd"/>
-      <w:r>
-        <w:rPr>
-          <w:lang w:val="en-US"/>
-        </w:rPr>
-        <w:t>/extra-addons</w:t>
-      </w:r>
-    </w:p>
-    <w:p>
-      <w:pPr>
-        <w:rPr>
-          <w:lang w:val="en-US"/>
-        </w:rPr>
-      </w:pPr>
-      <w:r>
-        <w:rPr>
-          <w:lang w:val="en-US"/>
-        </w:rPr>
-        <w:t>networks:</w:t>
-      </w:r>
-    </w:p>
-    <w:p>
-      <w:pPr>
-        <w:rPr>
-          <w:lang w:val="en-US"/>
-        </w:rPr>
-      </w:pPr>
-      <w:r>
-        <w:rPr>
-          <w:lang w:val="en-US"/>
-        </w:rPr>
-        <w:t xml:space="preserve">- </w:t>
-      </w:r>
-      <w:proofErr w:type="spellStart"/>
-      <w:r>
-        <w:rPr>
-          <w:lang w:val="en-US"/>
-        </w:rPr>
-        <w:t>mayacode_net</w:t>
-      </w:r>
-      <w:proofErr w:type="spellEnd"/>
-    </w:p>
-    <w:p>
-      <w:pPr>
-        <w:rPr>
-          <w:lang w:val="en-US"/>
-        </w:rPr>
-      </w:pPr>
-    </w:p>
-    <w:p>
-      <w:pPr>
-        <w:rPr>
-          <w:lang w:val="en-US"/>
-        </w:rPr>
-      </w:pPr>
-      <w:r>
-        <w:rPr>
-          <w:lang w:val="en-US"/>
-        </w:rPr>
-        <w:t>volumes:</w:t>
-      </w:r>
-    </w:p>
-    <w:p>
-      <w:pPr>
-        <w:rPr>
-          <w:lang w:val="en-US"/>
-        </w:rPr>
-      </w:pPr>
-      <w:proofErr w:type="spellStart"/>
-      <w:r>
-        <w:rPr>
-          <w:lang w:val="en-US"/>
-        </w:rPr>
-        <w:t>mayacode_pgdata</w:t>
-      </w:r>
-      <w:proofErr w:type="spellEnd"/>
-      <w:r>
-        <w:rPr>
-          <w:lang w:val="en-US"/>
-        </w:rPr>
-        <w:t>:</w:t>
-      </w:r>
-    </w:p>
-    <w:p>
-      <w:pPr>
-        <w:rPr>
-          <w:lang w:val="en-US"/>
-        </w:rPr>
-      </w:pPr>
-      <w:proofErr w:type="spellStart"/>
-      <w:r>
-        <w:rPr>
-          <w:lang w:val="en-US"/>
-        </w:rPr>
-        <w:t>mayacode_odoo_data</w:t>
-      </w:r>
-      <w:proofErr w:type="spellEnd"/>
-      <w:r>
-        <w:rPr>
-          <w:lang w:val="en-US"/>
-        </w:rPr>
-        <w:t>:</w:t>
-      </w:r>
-    </w:p>
-    <w:p>
-      <w:pPr>
-        <w:rPr>
-          <w:lang w:val="en-US"/>
-        </w:rPr>
-      </w:pPr>
-    </w:p>
-    <w:p>
-      <w:pPr>
-        <w:rPr>
-          <w:lang w:val="es-GT"/>
-        </w:rPr>
-      </w:pPr>
-      <w:proofErr w:type="spellStart"/>
-      <w:r>
-        <w:rPr>
-          <w:lang w:val="es-GT"/>
-        </w:rPr>
-        <w:t>networks</w:t>
-      </w:r>
-      <w:proofErr w:type="spellEnd"/>
-      <w:r>
-        <w:rPr>
-          <w:lang w:val="es-GT"/>
-        </w:rPr>
-        <w:t>:</w:t>
-      </w:r>
-    </w:p>
-    <w:p>
-      <w:pPr>
-        <w:rPr>
-          <w:lang w:val="es-GT"/>
-        </w:rPr>
-      </w:pPr>
-      <w:proofErr w:type="spellStart"/>
-      <w:r>
-        <w:rPr>
-          <w:lang w:val="es-GT"/>
-        </w:rPr>
-        <w:t>mayacode_net</w:t>
-      </w:r>
-      <w:proofErr w:type="spellEnd"/>
-      <w:r>
-        <w:rPr>
-          <w:lang w:val="es-GT"/>
-        </w:rPr>
-        <w:t>:</w:t>
-      </w:r>
-    </w:p>
-    <w:p>
-      <w:pPr>
-        <w:rPr>
-          <w:lang w:val="es-GT"/>
-        </w:rPr>
-      </w:pPr>
-      <w:r>
-        <w:rPr>
-          <w:lang w:val="es-GT"/>
-        </w:rPr>
-        <w:t>driver: bridge</w:t>
-      </w:r>
-    </w:p>
-    <w:p>
-      <w:pPr>
-        <w:rPr>
-          <w:lang w:val="es-GT"/>
-        </w:rPr>
-      </w:pPr>
-      <w:r>
-        <w:rPr>
-          <w:lang w:val="es-GT"/>
-        </w:rPr>
-        <w:t>Mostrar más líneas</w:t>
-      </w:r>
-    </w:p>
-    <w:p>
-      <w:pPr>
-        <w:rPr>
-          <w:lang w:val="es-GT"/>
-        </w:rPr>
-      </w:pPr>
-      <w:r>
-        <w:rPr>
-          <w:rFonts w:ascii="Segoe UI Emoji" w:hAnsi="Segoe UI Emoji" w:cs="Segoe UI Emoji"/>
-          <w:lang w:val="es-GT"/>
-        </w:rPr>
-        <w:t>📸</w:t>
-      </w:r>
-      <w:r>
-        <w:rPr>
-          <w:lang w:val="es-GT"/>
-        </w:rPr>
-        <w:t xml:space="preserve"> </w:t>
-      </w:r>
-      <w:r>
+        <w:spacing w:line="240" w:lineRule="auto"/>
         <w:rPr>
           <w:i/>
           <w:iCs/>
-          <w:lang w:val="es-GT"/>
-        </w:rPr>
-        <w:t>Incluir captura del archivo completo en nano.</w:t>
-      </w:r>
-    </w:p>
-    <w:p>
-      <w:pPr>
-        <w:rPr>
-          <w:lang w:val="es-GT"/>
-        </w:rPr>
-      </w:pPr>
-    </w:p>
-    <w:p>
-      <w:pPr>
-        <w:rPr>
-          <w:lang w:val="es-GT"/>
-        </w:rPr>
-      </w:pPr>
-      <w:r>
+          <w:lang w:val="en-US"/>
+        </w:rPr>
+      </w:pPr>
+      <w:r>
+        <w:rPr>
+          <w:i/>
+          <w:iCs/>
+          <w:lang w:val="en-US"/>
+        </w:rPr>
+        <w:t>cat &lt;&lt; 'EOF' &gt; docker-</w:t>
+      </w:r>
+      <w:proofErr w:type="spellStart"/>
+      <w:r>
+        <w:rPr>
+          <w:i/>
+          <w:iCs/>
+          <w:lang w:val="en-US"/>
+        </w:rPr>
+        <w:t>compose.yml</w:t>
+      </w:r>
+      <w:proofErr w:type="spellEnd"/>
+    </w:p>
+    <w:p>
+      <w:pPr>
+        <w:spacing w:line="240" w:lineRule="auto"/>
+        <w:rPr>
+          <w:i/>
+          <w:iCs/>
+          <w:lang w:val="en-US"/>
+        </w:rPr>
+      </w:pPr>
+      <w:r>
+        <w:rPr>
+          <w:i/>
+          <w:iCs/>
+          <w:lang w:val="en-US"/>
+        </w:rPr>
+        <w:t>version: '3.8'</w:t>
+      </w:r>
+    </w:p>
+    <w:p>
+      <w:pPr>
+        <w:spacing w:line="240" w:lineRule="auto"/>
+        <w:rPr>
+          <w:i/>
+          <w:iCs/>
+          <w:lang w:val="en-US"/>
+        </w:rPr>
+      </w:pPr>
+    </w:p>
+    <w:p>
+      <w:pPr>
+        <w:spacing w:line="240" w:lineRule="auto"/>
+        <w:rPr>
+          <w:i/>
+          <w:iCs/>
+          <w:lang w:val="en-US"/>
+        </w:rPr>
+      </w:pPr>
+      <w:r>
+        <w:rPr>
+          <w:i/>
+          <w:iCs/>
+          <w:lang w:val="en-US"/>
+        </w:rPr>
+        <w:t>services:</w:t>
+      </w:r>
+    </w:p>
+    <w:p>
+      <w:pPr>
+        <w:spacing w:line="240" w:lineRule="auto"/>
+        <w:rPr>
+          <w:i/>
+          <w:iCs/>
+          <w:lang w:val="en-US"/>
+        </w:rPr>
+      </w:pPr>
+    </w:p>
+    <w:p>
+      <w:pPr>
+        <w:spacing w:line="240" w:lineRule="auto"/>
+        <w:rPr>
+          <w:i/>
+          <w:iCs/>
+          <w:lang w:val="en-US"/>
+        </w:rPr>
+      </w:pPr>
+      <w:r>
+        <w:rPr>
+          <w:i/>
+          <w:iCs/>
+          <w:lang w:val="en-US"/>
+        </w:rPr>
+        <w:t xml:space="preserve">  </w:t>
+      </w:r>
+      <w:proofErr w:type="spellStart"/>
+      <w:r>
+        <w:rPr>
+          <w:i/>
+          <w:iCs/>
+          <w:lang w:val="en-US"/>
+        </w:rPr>
+        <w:t>db</w:t>
+      </w:r>
+      <w:proofErr w:type="spellEnd"/>
+      <w:r>
+        <w:rPr>
+          <w:i/>
+          <w:iCs/>
+          <w:lang w:val="en-US"/>
+        </w:rPr>
+        <w:t>:</w:t>
+      </w:r>
+    </w:p>
+    <w:p>
+      <w:pPr>
+        <w:spacing w:line="240" w:lineRule="auto"/>
+        <w:rPr>
+          <w:i/>
+          <w:iCs/>
+          <w:lang w:val="en-US"/>
+        </w:rPr>
+      </w:pPr>
+      <w:r>
+        <w:rPr>
+          <w:i/>
+          <w:iCs/>
+          <w:lang w:val="en-US"/>
+        </w:rPr>
+        <w:t xml:space="preserve">    image: postgres:15</w:t>
+      </w:r>
+    </w:p>
+    <w:p>
+      <w:pPr>
+        <w:spacing w:line="240" w:lineRule="auto"/>
+        <w:rPr>
+          <w:i/>
+          <w:iCs/>
+          <w:lang w:val="en-US"/>
+        </w:rPr>
+      </w:pPr>
+      <w:r>
+        <w:rPr>
+          <w:i/>
+          <w:iCs/>
+          <w:lang w:val="en-US"/>
+        </w:rPr>
+        <w:t xml:space="preserve">    </w:t>
+      </w:r>
+      <w:proofErr w:type="spellStart"/>
+      <w:r>
+        <w:rPr>
+          <w:i/>
+          <w:iCs/>
+          <w:lang w:val="en-US"/>
+        </w:rPr>
+        <w:t>container_name</w:t>
+      </w:r>
+      <w:proofErr w:type="spellEnd"/>
+      <w:r>
+        <w:rPr>
+          <w:i/>
+          <w:iCs/>
+          <w:lang w:val="en-US"/>
+        </w:rPr>
+        <w:t xml:space="preserve">: </w:t>
+      </w:r>
+      <w:proofErr w:type="spellStart"/>
+      <w:r>
+        <w:rPr>
+          <w:i/>
+          <w:iCs/>
+          <w:lang w:val="en-US"/>
+        </w:rPr>
+        <w:t>mayacode_postgres</w:t>
+      </w:r>
+      <w:proofErr w:type="spellEnd"/>
+    </w:p>
+    <w:p>
+      <w:pPr>
+        <w:spacing w:line="240" w:lineRule="auto"/>
+        <w:rPr>
+          <w:i/>
+          <w:iCs/>
+          <w:lang w:val="en-US"/>
+        </w:rPr>
+      </w:pPr>
+      <w:r>
+        <w:rPr>
+          <w:i/>
+          <w:iCs/>
+          <w:lang w:val="en-US"/>
+        </w:rPr>
+        <w:t xml:space="preserve">    restart: always</w:t>
+      </w:r>
+    </w:p>
+    <w:p>
+      <w:pPr>
+        <w:spacing w:line="240" w:lineRule="auto"/>
+        <w:rPr>
+          <w:i/>
+          <w:iCs/>
+          <w:lang w:val="en-US"/>
+        </w:rPr>
+      </w:pPr>
+      <w:r>
+        <w:rPr>
+          <w:i/>
+          <w:iCs/>
+          <w:lang w:val="en-US"/>
+        </w:rPr>
+        <w:t xml:space="preserve">    environment:</w:t>
+      </w:r>
+    </w:p>
+    <w:p>
+      <w:pPr>
+        <w:spacing w:line="240" w:lineRule="auto"/>
+        <w:rPr>
+          <w:i/>
+          <w:iCs/>
+          <w:lang w:val="en-US"/>
+        </w:rPr>
+      </w:pPr>
+      <w:r>
+        <w:rPr>
+          <w:i/>
+          <w:iCs/>
+          <w:lang w:val="en-US"/>
+        </w:rPr>
+        <w:t xml:space="preserve">      POSTGRES_DB: </w:t>
+      </w:r>
+      <w:proofErr w:type="spellStart"/>
+      <w:r>
+        <w:rPr>
+          <w:i/>
+          <w:iCs/>
+          <w:lang w:val="en-US"/>
+        </w:rPr>
+        <w:t>postgres</w:t>
+      </w:r>
+      <w:proofErr w:type="spellEnd"/>
+    </w:p>
+    <w:p>
+      <w:pPr>
+        <w:spacing w:line="240" w:lineRule="auto"/>
+        <w:rPr>
+          <w:i/>
+          <w:iCs/>
+          <w:lang w:val="en-US"/>
+        </w:rPr>
+      </w:pPr>
+      <w:r>
+        <w:rPr>
+          <w:i/>
+          <w:iCs/>
+          <w:lang w:val="en-US"/>
+        </w:rPr>
+        <w:t xml:space="preserve">      POSTGRES_USER: </w:t>
+      </w:r>
+      <w:proofErr w:type="spellStart"/>
+      <w:r>
+        <w:rPr>
+          <w:i/>
+          <w:iCs/>
+          <w:lang w:val="en-US"/>
+        </w:rPr>
+        <w:t>odoo</w:t>
+      </w:r>
+      <w:proofErr w:type="spellEnd"/>
+    </w:p>
+    <w:p>
+      <w:pPr>
+        <w:spacing w:line="240" w:lineRule="auto"/>
+        <w:rPr>
+          <w:i/>
+          <w:iCs/>
+          <w:lang w:val="en-US"/>
+        </w:rPr>
+      </w:pPr>
+      <w:r>
+        <w:rPr>
+          <w:i/>
+          <w:iCs/>
+          <w:lang w:val="en-US"/>
+        </w:rPr>
+        <w:t xml:space="preserve">      POSTGRES_PASSWORD: MayaCode2026</w:t>
+      </w:r>
+    </w:p>
+    <w:p>
+      <w:pPr>
+        <w:spacing w:line="240" w:lineRule="auto"/>
+        <w:rPr>
+          <w:i/>
+          <w:iCs/>
+          <w:lang w:val="en-US"/>
+        </w:rPr>
+      </w:pPr>
+      <w:r>
+        <w:rPr>
+          <w:i/>
+          <w:iCs/>
+          <w:lang w:val="en-US"/>
+        </w:rPr>
+        <w:t xml:space="preserve">    volumes:</w:t>
+      </w:r>
+    </w:p>
+    <w:p>
+      <w:pPr>
+        <w:spacing w:line="240" w:lineRule="auto"/>
+        <w:rPr>
+          <w:i/>
+          <w:iCs/>
+          <w:lang w:val="en-US"/>
+        </w:rPr>
+      </w:pPr>
+      <w:r>
+        <w:rPr>
+          <w:i/>
+          <w:iCs/>
+          <w:lang w:val="en-US"/>
+        </w:rPr>
+        <w:t xml:space="preserve">      - </w:t>
+      </w:r>
+      <w:proofErr w:type="spellStart"/>
+      <w:r>
+        <w:rPr>
+          <w:i/>
+          <w:iCs/>
+          <w:lang w:val="en-US"/>
+        </w:rPr>
+        <w:t>mayacode_pgdata</w:t>
+      </w:r>
+      <w:proofErr w:type="spellEnd"/>
+      <w:r>
+        <w:rPr>
+          <w:i/>
+          <w:iCs/>
+          <w:lang w:val="en-US"/>
+        </w:rPr>
+        <w:t>:/var/lib/</w:t>
+      </w:r>
+      <w:proofErr w:type="spellStart"/>
+      <w:r>
+        <w:rPr>
+          <w:i/>
+          <w:iCs/>
+          <w:lang w:val="en-US"/>
+        </w:rPr>
+        <w:t>postgresql</w:t>
+      </w:r>
+      <w:proofErr w:type="spellEnd"/>
+      <w:r>
+        <w:rPr>
+          <w:i/>
+          <w:iCs/>
+          <w:lang w:val="en-US"/>
+        </w:rPr>
+        <w:t>/data</w:t>
+      </w:r>
+    </w:p>
+    <w:p>
+      <w:pPr>
+        <w:spacing w:line="240" w:lineRule="auto"/>
+        <w:rPr>
+          <w:i/>
+          <w:iCs/>
+          <w:lang w:val="en-US"/>
+        </w:rPr>
+      </w:pPr>
+      <w:r>
+        <w:rPr>
+          <w:i/>
+          <w:iCs/>
+          <w:lang w:val="en-US"/>
+        </w:rPr>
+        <w:t xml:space="preserve">    networks:</w:t>
+      </w:r>
+    </w:p>
+    <w:p>
+      <w:pPr>
+        <w:spacing w:line="240" w:lineRule="auto"/>
+        <w:rPr>
+          <w:i/>
+          <w:iCs/>
+          <w:lang w:val="en-US"/>
+        </w:rPr>
+      </w:pPr>
+      <w:r>
+        <w:rPr>
+          <w:i/>
+          <w:iCs/>
+          <w:lang w:val="en-US"/>
+        </w:rPr>
+        <w:t xml:space="preserve">      - </w:t>
+      </w:r>
+      <w:proofErr w:type="spellStart"/>
+      <w:r>
+        <w:rPr>
+          <w:i/>
+          <w:iCs/>
+          <w:lang w:val="en-US"/>
+        </w:rPr>
+        <w:t>mayacode_net</w:t>
+      </w:r>
+      <w:proofErr w:type="spellEnd"/>
+    </w:p>
+    <w:p>
+      <w:pPr>
+        <w:spacing w:line="240" w:lineRule="auto"/>
+        <w:rPr>
+          <w:i/>
+          <w:iCs/>
+          <w:lang w:val="en-US"/>
+        </w:rPr>
+      </w:pPr>
+    </w:p>
+    <w:p>
+      <w:pPr>
+        <w:spacing w:line="240" w:lineRule="auto"/>
+        <w:rPr>
+          <w:i/>
+          <w:iCs/>
+          <w:lang w:val="en-US"/>
+        </w:rPr>
+      </w:pPr>
+      <w:r>
+        <w:rPr>
+          <w:i/>
+          <w:iCs/>
+          <w:lang w:val="en-US"/>
+        </w:rPr>
+        <w:t xml:space="preserve">  </w:t>
+      </w:r>
+      <w:proofErr w:type="spellStart"/>
+      <w:r>
+        <w:rPr>
+          <w:i/>
+          <w:iCs/>
+          <w:lang w:val="en-US"/>
+        </w:rPr>
+        <w:t>odoo</w:t>
+      </w:r>
+      <w:proofErr w:type="spellEnd"/>
+      <w:r>
+        <w:rPr>
+          <w:i/>
+          <w:iCs/>
+          <w:lang w:val="en-US"/>
+        </w:rPr>
+        <w:t>:</w:t>
+      </w:r>
+    </w:p>
+    <w:p>
+      <w:pPr>
+        <w:spacing w:line="240" w:lineRule="auto"/>
+        <w:rPr>
+          <w:i/>
+          <w:iCs/>
+          <w:lang w:val="en-US"/>
+        </w:rPr>
+      </w:pPr>
+      <w:r>
+        <w:rPr>
+          <w:i/>
+          <w:iCs/>
+          <w:lang w:val="en-US"/>
+        </w:rPr>
+        <w:t xml:space="preserve">    image: odoo:17.0</w:t>
+      </w:r>
+    </w:p>
+    <w:p>
+      <w:pPr>
+        <w:spacing w:line="240" w:lineRule="auto"/>
+        <w:rPr>
+          <w:i/>
+          <w:iCs/>
+          <w:lang w:val="en-US"/>
+        </w:rPr>
+      </w:pPr>
+      <w:r>
+        <w:rPr>
+          <w:i/>
+          <w:iCs/>
+          <w:lang w:val="en-US"/>
+        </w:rPr>
+        <w:t xml:space="preserve">    </w:t>
+      </w:r>
+      <w:proofErr w:type="spellStart"/>
+      <w:r>
+        <w:rPr>
+          <w:i/>
+          <w:iCs/>
+          <w:lang w:val="en-US"/>
+        </w:rPr>
+        <w:t>container_name</w:t>
+      </w:r>
+      <w:proofErr w:type="spellEnd"/>
+      <w:r>
+        <w:rPr>
+          <w:i/>
+          <w:iCs/>
+          <w:lang w:val="en-US"/>
+        </w:rPr>
+        <w:t xml:space="preserve">: </w:t>
+      </w:r>
+      <w:proofErr w:type="spellStart"/>
+      <w:r>
+        <w:rPr>
+          <w:i/>
+          <w:iCs/>
+          <w:lang w:val="en-US"/>
+        </w:rPr>
+        <w:t>mayacode_odoo</w:t>
+      </w:r>
+      <w:proofErr w:type="spellEnd"/>
+    </w:p>
+    <w:p>
+      <w:pPr>
+        <w:spacing w:line="240" w:lineRule="auto"/>
+        <w:rPr>
+          <w:i/>
+          <w:iCs/>
+          <w:lang w:val="en-US"/>
+        </w:rPr>
+      </w:pPr>
+      <w:r>
+        <w:rPr>
+          <w:i/>
+          <w:iCs/>
+          <w:lang w:val="en-US"/>
+        </w:rPr>
+        <w:t xml:space="preserve">    restart: always</w:t>
+      </w:r>
+    </w:p>
+    <w:p>
+      <w:pPr>
+        <w:spacing w:line="240" w:lineRule="auto"/>
+        <w:rPr>
+          <w:i/>
+          <w:iCs/>
+          <w:lang w:val="en-US"/>
+        </w:rPr>
+      </w:pPr>
+      <w:r>
+        <w:rPr>
+          <w:i/>
+          <w:iCs/>
+          <w:lang w:val="en-US"/>
+        </w:rPr>
+        <w:t xml:space="preserve">    </w:t>
+      </w:r>
+      <w:proofErr w:type="spellStart"/>
+      <w:r>
+        <w:rPr>
+          <w:i/>
+          <w:iCs/>
+          <w:lang w:val="en-US"/>
+        </w:rPr>
+        <w:t>depends_on</w:t>
+      </w:r>
+      <w:proofErr w:type="spellEnd"/>
+      <w:r>
+        <w:rPr>
+          <w:i/>
+          <w:iCs/>
+          <w:lang w:val="en-US"/>
+        </w:rPr>
+        <w:t>:</w:t>
+      </w:r>
+    </w:p>
+    <w:p>
+      <w:pPr>
+        <w:spacing w:line="240" w:lineRule="auto"/>
+        <w:rPr>
+          <w:i/>
+          <w:iCs/>
+          <w:lang w:val="en-US"/>
+        </w:rPr>
+      </w:pPr>
+      <w:r>
+        <w:rPr>
+          <w:i/>
+          <w:iCs/>
+          <w:lang w:val="en-US"/>
+        </w:rPr>
+        <w:t xml:space="preserve">      - </w:t>
+      </w:r>
+      <w:proofErr w:type="spellStart"/>
+      <w:r>
+        <w:rPr>
+          <w:i/>
+          <w:iCs/>
+          <w:lang w:val="en-US"/>
+        </w:rPr>
+        <w:t>db</w:t>
+      </w:r>
+      <w:proofErr w:type="spellEnd"/>
+    </w:p>
+    <w:p>
+      <w:pPr>
+        <w:spacing w:line="240" w:lineRule="auto"/>
+        <w:rPr>
+          <w:i/>
+          <w:iCs/>
+          <w:lang w:val="en-US"/>
+        </w:rPr>
+      </w:pPr>
+      <w:r>
+        <w:rPr>
+          <w:i/>
+          <w:iCs/>
+          <w:lang w:val="en-US"/>
+        </w:rPr>
+        <w:t xml:space="preserve">    ports:</w:t>
+      </w:r>
+    </w:p>
+    <w:p>
+      <w:pPr>
+        <w:spacing w:line="240" w:lineRule="auto"/>
+        <w:rPr>
+          <w:i/>
+          <w:iCs/>
+          <w:lang w:val="en-US"/>
+        </w:rPr>
+      </w:pPr>
+      <w:r>
+        <w:rPr>
+          <w:i/>
+          <w:iCs/>
+          <w:lang w:val="en-US"/>
+        </w:rPr>
+        <w:lastRenderedPageBreak/>
+        <w:t xml:space="preserve">      - "8069:8069"</w:t>
+      </w:r>
+    </w:p>
+    <w:p>
+      <w:pPr>
+        <w:spacing w:line="240" w:lineRule="auto"/>
+        <w:rPr>
+          <w:i/>
+          <w:iCs/>
+          <w:lang w:val="en-US"/>
+        </w:rPr>
+      </w:pPr>
+      <w:r>
+        <w:rPr>
+          <w:i/>
+          <w:iCs/>
+          <w:lang w:val="en-US"/>
+        </w:rPr>
+        <w:t xml:space="preserve">    environment:</w:t>
+      </w:r>
+    </w:p>
+    <w:p>
+      <w:pPr>
+        <w:spacing w:line="240" w:lineRule="auto"/>
+        <w:rPr>
+          <w:i/>
+          <w:iCs/>
+          <w:lang w:val="en-US"/>
+        </w:rPr>
+      </w:pPr>
+      <w:r>
+        <w:rPr>
+          <w:i/>
+          <w:iCs/>
+          <w:lang w:val="en-US"/>
+        </w:rPr>
+        <w:t xml:space="preserve">      HOST: </w:t>
+      </w:r>
+      <w:proofErr w:type="spellStart"/>
+      <w:r>
+        <w:rPr>
+          <w:i/>
+          <w:iCs/>
+          <w:lang w:val="en-US"/>
+        </w:rPr>
+        <w:t>db</w:t>
+      </w:r>
+      <w:proofErr w:type="spellEnd"/>
+    </w:p>
+    <w:p>
+      <w:pPr>
+        <w:spacing w:line="240" w:lineRule="auto"/>
+        <w:rPr>
+          <w:i/>
+          <w:iCs/>
+          <w:lang w:val="en-US"/>
+        </w:rPr>
+      </w:pPr>
+      <w:r>
+        <w:rPr>
+          <w:i/>
+          <w:iCs/>
+          <w:lang w:val="en-US"/>
+        </w:rPr>
+        <w:t xml:space="preserve">      USER: </w:t>
+      </w:r>
+      <w:proofErr w:type="spellStart"/>
+      <w:r>
+        <w:rPr>
+          <w:i/>
+          <w:iCs/>
+          <w:lang w:val="en-US"/>
+        </w:rPr>
+        <w:t>odoo</w:t>
+      </w:r>
+      <w:proofErr w:type="spellEnd"/>
+    </w:p>
+    <w:p>
+      <w:pPr>
+        <w:spacing w:line="240" w:lineRule="auto"/>
+        <w:rPr>
+          <w:i/>
+          <w:iCs/>
+          <w:lang w:val="en-US"/>
+        </w:rPr>
+      </w:pPr>
+      <w:r>
+        <w:rPr>
+          <w:i/>
+          <w:iCs/>
+          <w:lang w:val="en-US"/>
+        </w:rPr>
+        <w:t xml:space="preserve">      PASSWORD: MayaCode2026</w:t>
+      </w:r>
+    </w:p>
+    <w:p>
+      <w:pPr>
+        <w:spacing w:line="240" w:lineRule="auto"/>
+        <w:rPr>
+          <w:i/>
+          <w:iCs/>
+          <w:lang w:val="en-US"/>
+        </w:rPr>
+      </w:pPr>
+      <w:r>
+        <w:rPr>
+          <w:i/>
+          <w:iCs/>
+          <w:lang w:val="en-US"/>
+        </w:rPr>
+        <w:t xml:space="preserve">    volumes:</w:t>
+      </w:r>
+    </w:p>
+    <w:p>
+      <w:pPr>
+        <w:spacing w:line="240" w:lineRule="auto"/>
+        <w:rPr>
+          <w:i/>
+          <w:iCs/>
+          <w:lang w:val="en-US"/>
+        </w:rPr>
+      </w:pPr>
+      <w:r>
+        <w:rPr>
+          <w:i/>
+          <w:iCs/>
+          <w:lang w:val="en-US"/>
+        </w:rPr>
+        <w:t xml:space="preserve">      - </w:t>
+      </w:r>
+      <w:proofErr w:type="spellStart"/>
+      <w:r>
+        <w:rPr>
+          <w:i/>
+          <w:iCs/>
+          <w:lang w:val="en-US"/>
+        </w:rPr>
+        <w:t>mayacode_odoo_data</w:t>
+      </w:r>
+      <w:proofErr w:type="spellEnd"/>
+      <w:r>
+        <w:rPr>
+          <w:i/>
+          <w:iCs/>
+          <w:lang w:val="en-US"/>
+        </w:rPr>
+        <w:t>:/var/lib/</w:t>
+      </w:r>
+      <w:proofErr w:type="spellStart"/>
+      <w:r>
+        <w:rPr>
+          <w:i/>
+          <w:iCs/>
+          <w:lang w:val="en-US"/>
+        </w:rPr>
+        <w:t>odoo</w:t>
+      </w:r>
+      <w:proofErr w:type="spellEnd"/>
+    </w:p>
+    <w:p>
+      <w:pPr>
+        <w:spacing w:line="240" w:lineRule="auto"/>
+        <w:rPr>
+          <w:i/>
+          <w:iCs/>
+          <w:lang w:val="en-US"/>
+        </w:rPr>
+      </w:pPr>
+      <w:r>
+        <w:rPr>
+          <w:i/>
+          <w:iCs/>
+          <w:lang w:val="en-US"/>
+        </w:rPr>
+        <w:t xml:space="preserve">      - ./addons:/</w:t>
+      </w:r>
+      <w:proofErr w:type="spellStart"/>
+      <w:r>
+        <w:rPr>
+          <w:i/>
+          <w:iCs/>
+          <w:lang w:val="en-US"/>
+        </w:rPr>
+        <w:t>mnt</w:t>
+      </w:r>
+      <w:proofErr w:type="spellEnd"/>
+      <w:r>
+        <w:rPr>
+          <w:i/>
+          <w:iCs/>
+          <w:lang w:val="en-US"/>
+        </w:rPr>
+        <w:t>/extra-addons</w:t>
+      </w:r>
+    </w:p>
+    <w:p>
+      <w:pPr>
+        <w:spacing w:line="240" w:lineRule="auto"/>
+        <w:rPr>
+          <w:i/>
+          <w:iCs/>
+          <w:lang w:val="en-US"/>
+        </w:rPr>
+      </w:pPr>
+      <w:r>
+        <w:rPr>
+          <w:i/>
+          <w:iCs/>
+          <w:lang w:val="en-US"/>
+        </w:rPr>
+        <w:t xml:space="preserve">    networks:</w:t>
+      </w:r>
+    </w:p>
+    <w:p>
+      <w:pPr>
+        <w:spacing w:line="240" w:lineRule="auto"/>
+        <w:rPr>
+          <w:i/>
+          <w:iCs/>
+          <w:lang w:val="en-US"/>
+        </w:rPr>
+      </w:pPr>
+      <w:r>
+        <w:rPr>
+          <w:i/>
+          <w:iCs/>
+          <w:lang w:val="en-US"/>
+        </w:rPr>
+        <w:t xml:space="preserve">      - </w:t>
+      </w:r>
+      <w:proofErr w:type="spellStart"/>
+      <w:r>
+        <w:rPr>
+          <w:i/>
+          <w:iCs/>
+          <w:lang w:val="en-US"/>
+        </w:rPr>
+        <w:t>mayacode_net</w:t>
+      </w:r>
+      <w:proofErr w:type="spellEnd"/>
+    </w:p>
+    <w:p>
+      <w:pPr>
+        <w:spacing w:line="240" w:lineRule="auto"/>
+        <w:rPr>
+          <w:i/>
+          <w:iCs/>
+          <w:lang w:val="en-US"/>
+        </w:rPr>
+      </w:pPr>
+    </w:p>
+    <w:p>
+      <w:pPr>
+        <w:spacing w:line="240" w:lineRule="auto"/>
+        <w:rPr>
+          <w:i/>
+          <w:iCs/>
+          <w:lang w:val="en-US"/>
+        </w:rPr>
+      </w:pPr>
+      <w:r>
+        <w:rPr>
+          <w:i/>
+          <w:iCs/>
+          <w:lang w:val="en-US"/>
+        </w:rPr>
+        <w:t>volumes:</w:t>
+      </w:r>
+    </w:p>
+    <w:p>
+      <w:pPr>
+        <w:spacing w:line="240" w:lineRule="auto"/>
+        <w:rPr>
+          <w:i/>
+          <w:iCs/>
+          <w:lang w:val="en-US"/>
+        </w:rPr>
+      </w:pPr>
+      <w:r>
+        <w:rPr>
+          <w:i/>
+          <w:iCs/>
+          <w:lang w:val="en-US"/>
+        </w:rPr>
+        <w:t xml:space="preserve">  </w:t>
+      </w:r>
+      <w:proofErr w:type="spellStart"/>
+      <w:r>
+        <w:rPr>
+          <w:i/>
+          <w:iCs/>
+          <w:lang w:val="en-US"/>
+        </w:rPr>
+        <w:t>mayacode_pgdata</w:t>
+      </w:r>
+      <w:proofErr w:type="spellEnd"/>
+      <w:r>
+        <w:rPr>
+          <w:i/>
+          <w:iCs/>
+          <w:lang w:val="en-US"/>
+        </w:rPr>
+        <w:t>:</w:t>
+      </w:r>
+    </w:p>
+    <w:p>
+      <w:pPr>
+        <w:spacing w:line="240" w:lineRule="auto"/>
+        <w:rPr>
+          <w:i/>
+          <w:iCs/>
+          <w:lang w:val="en-US"/>
+        </w:rPr>
+      </w:pPr>
+      <w:r>
+        <w:rPr>
+          <w:i/>
+          <w:iCs/>
+          <w:lang w:val="en-US"/>
+        </w:rPr>
+        <w:t xml:space="preserve">  </w:t>
+      </w:r>
+      <w:proofErr w:type="spellStart"/>
+      <w:r>
+        <w:rPr>
+          <w:i/>
+          <w:iCs/>
+          <w:lang w:val="en-US"/>
+        </w:rPr>
+        <w:t>mayacode_odoo_data</w:t>
+      </w:r>
+      <w:proofErr w:type="spellEnd"/>
+      <w:r>
+        <w:rPr>
+          <w:i/>
+          <w:iCs/>
+          <w:lang w:val="en-US"/>
+        </w:rPr>
+        <w:t>:</w:t>
+      </w:r>
+    </w:p>
+    <w:p>
+      <w:pPr>
+        <w:spacing w:line="240" w:lineRule="auto"/>
+        <w:rPr>
+          <w:i/>
+          <w:iCs/>
+          <w:lang w:val="en-US"/>
+        </w:rPr>
+      </w:pPr>
+    </w:p>
+    <w:p>
+      <w:pPr>
+        <w:spacing w:line="240" w:lineRule="auto"/>
+        <w:rPr>
+          <w:i/>
+          <w:iCs/>
+          <w:lang w:val="en-US"/>
+        </w:rPr>
+      </w:pPr>
+      <w:r>
+        <w:rPr>
+          <w:i/>
+          <w:iCs/>
+          <w:lang w:val="en-US"/>
+        </w:rPr>
+        <w:t>networks:</w:t>
+      </w:r>
+    </w:p>
+    <w:p>
+      <w:pPr>
+        <w:spacing w:line="240" w:lineRule="auto"/>
+        <w:rPr>
+          <w:i/>
+          <w:iCs/>
+          <w:lang w:val="en-US"/>
+        </w:rPr>
+      </w:pPr>
+      <w:r>
+        <w:rPr>
+          <w:i/>
+          <w:iCs/>
+          <w:lang w:val="en-US"/>
+        </w:rPr>
+        <w:t xml:space="preserve">  </w:t>
+      </w:r>
+      <w:proofErr w:type="spellStart"/>
+      <w:r>
+        <w:rPr>
+          <w:i/>
+          <w:iCs/>
+          <w:lang w:val="en-US"/>
+        </w:rPr>
+        <w:t>mayacode_net</w:t>
+      </w:r>
+      <w:proofErr w:type="spellEnd"/>
+      <w:r>
+        <w:rPr>
+          <w:i/>
+          <w:iCs/>
+          <w:lang w:val="en-US"/>
+        </w:rPr>
+        <w:t>:</w:t>
+      </w:r>
+    </w:p>
+    <w:p>
+      <w:pPr>
+        <w:spacing w:line="240" w:lineRule="auto"/>
+        <w:rPr>
+          <w:i/>
+          <w:iCs/>
+          <w:lang w:val="en-US"/>
+        </w:rPr>
+      </w:pPr>
+      <w:r>
+        <w:rPr>
+          <w:i/>
+          <w:iCs/>
+          <w:lang w:val="en-US"/>
+        </w:rPr>
+        <w:t xml:space="preserve">    driver: bridge</w:t>
+      </w:r>
+    </w:p>
+    <w:p>
+      <w:pPr>
+        <w:spacing w:line="240" w:lineRule="auto"/>
+        <w:rPr>
+          <w:lang w:val="en-US"/>
+        </w:rPr>
+      </w:pPr>
+      <w:r>
+        <w:rPr>
+          <w:i/>
+          <w:iCs/>
+          <w:lang w:val="en-US"/>
+        </w:rPr>
+        <w:t>EOF</w:t>
+      </w:r>
+    </w:p>
+    <w:p>
+      <w:pPr>
+        <w:rPr>
+          <w:lang w:val="es-GT"/>
+        </w:rPr>
+      </w:pPr>
+    </w:p>
+    <w:p>
+      <w:pPr>
         <w:rPr>
           <w:b/>
           <w:bCs/>
           <w:lang w:val="es-GT"/>
         </w:rPr>
-        <w:t xml:space="preserve">Paso 8: Crear el directorio de </w:t>
-      </w:r>
-      <w:proofErr w:type="spellStart"/>
+      </w:pPr>
       <w:r>
         <w:rPr>
           <w:b/>
           <w:bCs/>
           <w:lang w:val="es-GT"/>
         </w:rPr>
-        <w:t>addons</w:t>
-      </w:r>
-      <w:proofErr w:type="spellEnd"/>
-      <w:r>
+        <w:drawing>
+          <wp:inline distT="0" distB="0" distL="0" distR="0" wp14:anchorId="7EEBE397" wp14:editId="65A74DC3">
+            <wp:extent cx="5731510" cy="2985135"/>
+            <wp:effectExtent l="0" t="0" r="2540" b="5715"/>
+            <wp:docPr id="1829897764" name="Imagen 1"/>
+            <wp:cNvGraphicFramePr>
+              <a:graphicFrameLocks xmlns:a="http://schemas.openxmlformats.org/drawingml/2006/main" noChangeAspect="1"/>
+            </wp:cNvGraphicFramePr>
+            <a:graphic xmlns:a="http://schemas.openxmlformats.org/drawingml/2006/main">
+              <a:graphicData uri="http://schemas.openxmlformats.org/drawingml/2006/picture">
+                <pic:pic xmlns:pic="http://schemas.openxmlformats.org/drawingml/2006/picture">
+                  <pic:nvPicPr>
+                    <pic:cNvPr id="1829897764" name=""/>
+                    <pic:cNvPicPr/>
+                  </pic:nvPicPr>
+                  <pic:blipFill>
+                    <a:blip r:embed="rId17"/>
+                    <a:stretch>
+                      <a:fillRect/>
+                    </a:stretch>
+                  </pic:blipFill>
+                  <pic:spPr>
+                    <a:xfrm>
+                      <a:off x="0" y="0"/>
+                      <a:ext cx="5731510" cy="2985135"/>
+                    </a:xfrm>
+                    <a:prstGeom prst="rect">
+                      <a:avLst/>
+                    </a:prstGeom>
+                  </pic:spPr>
+                </pic:pic>
+              </a:graphicData>
+            </a:graphic>
+          </wp:inline>
+        </w:drawing>
+      </w:r>
+    </w:p>
+    <w:p>
+      <w:pPr>
         <w:rPr>
           <w:b/>
           <w:bCs/>
           <w:lang w:val="es-GT"/>
         </w:rPr>
-        <w:t xml:space="preserve"> personalizados</w:t>
-      </w:r>
-    </w:p>
-    <w:p>
-      <w:pPr>
-        <w:rPr>
-          <w:lang w:val="es-GT"/>
-        </w:rPr>
-      </w:pPr>
-      <w:r>
-        <w:rPr>
-          <w:lang w:val="es-GT"/>
-        </w:rPr>
-        <w:t>YAML</w:t>
-      </w:r>
-    </w:p>
-    <w:p>
-      <w:pPr>
-        <w:rPr>
-          <w:lang w:val="es-GT"/>
-        </w:rPr>
-      </w:pPr>
-      <w:proofErr w:type="spellStart"/>
-      <w:r>
-        <w:rPr>
-          <w:lang w:val="es-GT"/>
-        </w:rPr>
-        <w:lastRenderedPageBreak/>
-        <w:t>mkdir</w:t>
-      </w:r>
-      <w:proofErr w:type="spellEnd"/>
-      <w:r>
-        <w:rPr>
-          <w:lang w:val="es-GT"/>
-        </w:rPr>
-        <w:t xml:space="preserve"> -p </w:t>
-      </w:r>
-      <w:proofErr w:type="spellStart"/>
-      <w:r>
-        <w:rPr>
-          <w:lang w:val="es-GT"/>
-        </w:rPr>
-        <w:t>addons</w:t>
-      </w:r>
-      <w:proofErr w:type="spellEnd"/>
-    </w:p>
-    <w:p>
-      <w:pPr>
-        <w:rPr>
-          <w:lang w:val="es-GT"/>
-        </w:rPr>
-      </w:pPr>
-    </w:p>
-    <w:p>
-      <w:pPr>
-        <w:rPr>
-          <w:lang w:val="es-GT"/>
-        </w:rPr>
-      </w:pPr>
-      <w:r>
-        <w:rPr>
-          <w:lang w:val="es-GT"/>
-        </w:rPr>
-        <w:t>Mostrar más líneas</w:t>
-      </w:r>
-    </w:p>
-    <w:p>
-      <w:pPr>
-        <w:rPr>
-          <w:lang w:val="es-GT"/>
-        </w:rPr>
-      </w:pPr>
-    </w:p>
-    <w:p>
-      <w:pPr>
-        <w:rPr>
-          <w:lang w:val="es-GT"/>
-        </w:rPr>
-      </w:pPr>
-      <w:r>
+      </w:pPr>
+    </w:p>
+    <w:p>
+      <w:pPr>
         <w:rPr>
           <w:b/>
           <w:bCs/>
           <w:lang w:val="es-GT"/>
         </w:rPr>
+      </w:pPr>
+    </w:p>
+    <w:p>
+      <w:pPr>
+        <w:rPr>
+          <w:b/>
+          <w:bCs/>
+          <w:lang w:val="es-GT"/>
+        </w:rPr>
+      </w:pPr>
+    </w:p>
+    <w:p>
+      <w:pPr>
+        <w:rPr>
+          <w:b/>
+          <w:bCs/>
+          <w:lang w:val="es-GT"/>
+        </w:rPr>
+      </w:pPr>
+    </w:p>
+    <w:p>
+      <w:pPr>
+        <w:rPr>
+          <w:b/>
+          <w:bCs/>
+          <w:lang w:val="es-GT"/>
+        </w:rPr>
+      </w:pPr>
+    </w:p>
+    <w:p>
+      <w:pPr>
+        <w:rPr>
+          <w:b/>
+          <w:bCs/>
+          <w:lang w:val="es-GT"/>
+        </w:rPr>
+      </w:pPr>
+    </w:p>
+    <w:p>
+      <w:pPr>
+        <w:rPr>
+          <w:b/>
+          <w:bCs/>
+          <w:lang w:val="es-GT"/>
+        </w:rPr>
+      </w:pPr>
+    </w:p>
+    <w:p>
+      <w:pPr>
+        <w:rPr>
+          <w:lang w:val="es-GT"/>
+        </w:rPr>
+      </w:pPr>
+    </w:p>
+    <w:p>
+      <w:pPr>
+        <w:rPr>
+          <w:lang w:val="es-GT"/>
+        </w:rPr>
+      </w:pPr>
+      <w:r>
+        <w:rPr>
+          <w:b/>
+          <w:bCs/>
+          <w:lang w:val="es-GT"/>
+        </w:rPr>
+        <w:lastRenderedPageBreak/>
         <w:t>Paso 9: Levantar los contenedores</w:t>
       </w:r>
     </w:p>
     <w:p>
       <w:pPr>
-        <w:rPr>
-          <w:lang w:val="es-GT"/>
-        </w:rPr>
-      </w:pPr>
-      <w:r>
-        <w:rPr>
-          <w:lang w:val="es-GT"/>
-        </w:rPr>
-        <w:t>Shell</w:t>
-      </w:r>
-    </w:p>
-    <w:p>
-      <w:pPr>
-        <w:rPr>
-          <w:lang w:val="es-GT"/>
-        </w:rPr>
-      </w:pPr>
-      <w:proofErr w:type="spellStart"/>
-      <w:r>
-        <w:rPr>
-          <w:lang w:val="es-GT"/>
-        </w:rPr>
-        <w:t>docker</w:t>
-      </w:r>
-      <w:proofErr w:type="spellEnd"/>
-      <w:r>
-        <w:rPr>
-          <w:lang w:val="es-GT"/>
-        </w:rPr>
-        <w:t xml:space="preserve"> </w:t>
-      </w:r>
-      <w:proofErr w:type="spellStart"/>
-      <w:r>
-        <w:rPr>
-          <w:lang w:val="es-GT"/>
-        </w:rPr>
-        <w:t>compose</w:t>
-      </w:r>
-      <w:proofErr w:type="spellEnd"/>
-      <w:r>
-        <w:rPr>
-          <w:lang w:val="es-GT"/>
-        </w:rPr>
-        <w:t xml:space="preserve"> up -d</w:t>
-      </w:r>
-    </w:p>
-    <w:p>
-      <w:pPr>
-        <w:rPr>
-          <w:lang w:val="es-GT"/>
-        </w:rPr>
-      </w:pPr>
-      <w:r>
-        <w:rPr>
-          <w:lang w:val="es-GT"/>
-        </w:rPr>
-        <w:t>``</w:t>
-      </w:r>
-    </w:p>
-    <w:p>
-      <w:pPr>
-        <w:rPr>
-          <w:lang w:val="es-GT"/>
-        </w:rPr>
-      </w:pPr>
-      <w:r>
-        <w:rPr>
-          <w:lang w:val="es-GT"/>
-        </w:rPr>
-        <w:t>Mostrar más líneas</w:t>
-      </w:r>
-    </w:p>
-    <w:p>
-      <w:pPr>
-        <w:rPr>
-          <w:lang w:val="es-GT"/>
-        </w:rPr>
-      </w:pPr>
-      <w:r>
-        <w:rPr>
-          <w:rFonts w:ascii="Segoe UI Emoji" w:hAnsi="Segoe UI Emoji" w:cs="Segoe UI Emoji"/>
-          <w:lang w:val="es-GT"/>
-        </w:rPr>
-        <w:t>📸</w:t>
-      </w:r>
-      <w:r>
-        <w:rPr>
-          <w:lang w:val="es-GT"/>
-        </w:rPr>
-        <w:t xml:space="preserve"> </w:t>
-      </w:r>
-      <w:r>
         <w:rPr>
           <w:i/>
           <w:iCs/>
           <w:lang w:val="es-GT"/>
         </w:rPr>
-        <w:t xml:space="preserve">Incluir captura mostrando descarga y estado </w:t>
-      </w:r>
+      </w:pPr>
       <w:proofErr w:type="spellStart"/>
       <w:r>
         <w:rPr>
@@ -29197,7 +29280,7 @@
           <w:iCs/>
           <w:lang w:val="es-GT"/>
         </w:rPr>
-        <w:t>Started</w:t>
+        <w:t>docker</w:t>
       </w:r>
       <w:proofErr w:type="spellEnd"/>
       <w:r>
@@ -29206,8 +29289,81 @@
           <w:iCs/>
           <w:lang w:val="es-GT"/>
         </w:rPr>
-        <w:t>.</w:t>
-      </w:r>
+        <w:t xml:space="preserve"> </w:t>
+      </w:r>
+      <w:proofErr w:type="spellStart"/>
+      <w:r>
+        <w:rPr>
+          <w:i/>
+          <w:iCs/>
+          <w:lang w:val="es-GT"/>
+        </w:rPr>
+        <w:t>compose</w:t>
+      </w:r>
+      <w:proofErr w:type="spellEnd"/>
+      <w:r>
+        <w:rPr>
+          <w:i/>
+          <w:iCs/>
+          <w:lang w:val="es-GT"/>
+        </w:rPr>
+        <w:t xml:space="preserve"> up -d</w:t>
+      </w:r>
+    </w:p>
+    <w:p>
+      <w:pPr>
+        <w:jc w:val="center"/>
+        <w:rPr>
+          <w:lang w:val="es-GT"/>
+        </w:rPr>
+      </w:pPr>
+      <w:r>
+        <w:rPr>
+          <w:lang w:val="es-GT"/>
+        </w:rPr>
+        <w:drawing>
+          <wp:inline distT="0" distB="0" distL="0" distR="0" wp14:anchorId="6D28EDBF" wp14:editId="595F4036">
+            <wp:extent cx="5380075" cy="2803887"/>
+            <wp:effectExtent l="0" t="0" r="0" b="0"/>
+            <wp:docPr id="593337810" name="Imagen 1"/>
+            <wp:cNvGraphicFramePr>
+              <a:graphicFrameLocks xmlns:a="http://schemas.openxmlformats.org/drawingml/2006/main" noChangeAspect="1"/>
+            </wp:cNvGraphicFramePr>
+            <a:graphic xmlns:a="http://schemas.openxmlformats.org/drawingml/2006/main">
+              <a:graphicData uri="http://schemas.openxmlformats.org/drawingml/2006/picture">
+                <pic:pic xmlns:pic="http://schemas.openxmlformats.org/drawingml/2006/picture">
+                  <pic:nvPicPr>
+                    <pic:cNvPr id="593337810" name=""/>
+                    <pic:cNvPicPr/>
+                  </pic:nvPicPr>
+                  <pic:blipFill>
+                    <a:blip r:embed="rId18"/>
+                    <a:stretch>
+                      <a:fillRect/>
+                    </a:stretch>
+                  </pic:blipFill>
+                  <pic:spPr>
+                    <a:xfrm>
+                      <a:off x="0" y="0"/>
+                      <a:ext cx="5391898" cy="2810049"/>
+                    </a:xfrm>
+                    <a:prstGeom prst="rect">
+                      <a:avLst/>
+                    </a:prstGeom>
+                  </pic:spPr>
+                </pic:pic>
+              </a:graphicData>
+            </a:graphic>
+          </wp:inline>
+        </w:drawing>
+      </w:r>
+    </w:p>
+    <w:p>
+      <w:pPr>
+        <w:rPr>
+          <w:lang w:val="es-GT"/>
+        </w:rPr>
+      </w:pPr>
     </w:p>
     <w:p>
       <w:pPr>
@@ -29234,25 +29390,16 @@
     <w:p>
       <w:pPr>
         <w:rPr>
-          <w:lang w:val="es-GT"/>
-        </w:rPr>
-      </w:pPr>
-      <w:r>
-        <w:rPr>
-          <w:lang w:val="es-GT"/>
-        </w:rPr>
-        <w:t>Shell</w:t>
-      </w:r>
-    </w:p>
-    <w:p>
-      <w:pPr>
-        <w:rPr>
+          <w:i/>
+          <w:iCs/>
           <w:lang w:val="es-GT"/>
         </w:rPr>
       </w:pPr>
       <w:proofErr w:type="spellStart"/>
       <w:r>
         <w:rPr>
+          <w:i/>
+          <w:iCs/>
           <w:lang w:val="es-GT"/>
         </w:rPr>
         <w:t>docker</w:t>
@@ -29260,6 +29407,8 @@
       <w:proofErr w:type="spellEnd"/>
       <w:r>
         <w:rPr>
+          <w:i/>
+          <w:iCs/>
           <w:lang w:val="es-GT"/>
         </w:rPr>
         <w:t xml:space="preserve"> </w:t>
@@ -29267,6 +29416,8 @@
       <w:proofErr w:type="spellStart"/>
       <w:r>
         <w:rPr>
+          <w:i/>
+          <w:iCs/>
           <w:lang w:val="es-GT"/>
         </w:rPr>
         <w:t>compose</w:t>
@@ -29274,6 +29425,8 @@
       <w:proofErr w:type="spellEnd"/>
       <w:r>
         <w:rPr>
+          <w:i/>
+          <w:iCs/>
           <w:lang w:val="es-GT"/>
         </w:rPr>
         <w:t xml:space="preserve"> </w:t>
@@ -29281,6 +29434,8 @@
       <w:proofErr w:type="spellStart"/>
       <w:r>
         <w:rPr>
+          <w:i/>
+          <w:iCs/>
           <w:lang w:val="es-GT"/>
         </w:rPr>
         <w:t>ps</w:t>
@@ -29304,30 +29459,22 @@
         <w:rPr>
           <w:lang w:val="es-GT"/>
         </w:rPr>
-        <w:t>Mostrar más líneas</w:t>
-      </w:r>
-    </w:p>
-    <w:p>
-      <w:pPr>
-        <w:rPr>
-          <w:lang w:val="es-GT"/>
-        </w:rPr>
-      </w:pPr>
-      <w:r>
-        <w:rPr>
-          <w:lang w:val="es-GT"/>
-        </w:rPr>
         <w:t>Salida esperada:</w:t>
       </w:r>
     </w:p>
     <w:p>
       <w:pPr>
-        <w:rPr>
+        <w:spacing w:line="240" w:lineRule="auto"/>
+        <w:rPr>
+          <w:i/>
+          <w:iCs/>
           <w:lang w:val="en-US"/>
         </w:rPr>
       </w:pPr>
       <w:r>
         <w:rPr>
+          <w:i/>
+          <w:iCs/>
           <w:lang w:val="en-US"/>
         </w:rPr>
         <w:t>NAME                  IMAGE          STATUS         PORTS</w:t>
@@ -29335,13 +29482,18 @@
     </w:p>
     <w:p>
       <w:pPr>
-        <w:rPr>
+        <w:spacing w:line="240" w:lineRule="auto"/>
+        <w:rPr>
+          <w:i/>
+          <w:iCs/>
           <w:lang w:val="en-US"/>
         </w:rPr>
       </w:pPr>
       <w:proofErr w:type="spellStart"/>
       <w:r>
         <w:rPr>
+          <w:i/>
+          <w:iCs/>
           <w:lang w:val="en-US"/>
         </w:rPr>
         <w:t>mayacode_odoo</w:t>
@@ -29349,6 +29501,8 @@
       <w:proofErr w:type="spellEnd"/>
       <w:r>
         <w:rPr>
+          <w:i/>
+          <w:iCs/>
           <w:lang w:val="en-US"/>
         </w:rPr>
         <w:t xml:space="preserve">         odoo:17.0      Up             0.0.0.0:8069-&gt;8069/</w:t>
@@ -29356,6 +29510,8 @@
       <w:proofErr w:type="spellStart"/>
       <w:r>
         <w:rPr>
+          <w:i/>
+          <w:iCs/>
           <w:lang w:val="en-US"/>
         </w:rPr>
         <w:t>tcp</w:t>
@@ -29364,13 +29520,18 @@
     </w:p>
     <w:p>
       <w:pPr>
-        <w:rPr>
+        <w:spacing w:line="240" w:lineRule="auto"/>
+        <w:rPr>
+          <w:i/>
+          <w:iCs/>
           <w:lang w:val="es-GT"/>
         </w:rPr>
       </w:pPr>
       <w:proofErr w:type="spellStart"/>
       <w:r>
         <w:rPr>
+          <w:i/>
+          <w:iCs/>
           <w:lang w:val="es-GT"/>
         </w:rPr>
         <w:t>mayacode_postgres</w:t>
@@ -29378,6 +29539,8 @@
       <w:proofErr w:type="spellEnd"/>
       <w:r>
         <w:rPr>
+          <w:i/>
+          <w:iCs/>
           <w:lang w:val="es-GT"/>
         </w:rPr>
         <w:t xml:space="preserve">     postgres:15    Up             5432/</w:t>
@@ -29385,6 +29548,8 @@
       <w:proofErr w:type="spellStart"/>
       <w:r>
         <w:rPr>
+          <w:i/>
+          <w:iCs/>
           <w:lang w:val="es-GT"/>
         </w:rPr>
         <w:t>tcp</w:t>
@@ -29397,6 +29562,54 @@
           <w:lang w:val="es-GT"/>
         </w:rPr>
       </w:pPr>
+    </w:p>
+    <w:p>
+      <w:pPr>
+        <w:jc w:val="center"/>
+        <w:rPr>
+          <w:lang w:val="es-GT"/>
+        </w:rPr>
+      </w:pPr>
+      <w:r>
+        <w:rPr>
+          <w:lang w:val="es-GT"/>
+        </w:rPr>
+        <w:drawing>
+          <wp:inline distT="0" distB="0" distL="0" distR="0" wp14:anchorId="0E1400A4" wp14:editId="3F4EE55C">
+            <wp:extent cx="5369442" cy="2801318"/>
+            <wp:effectExtent l="0" t="0" r="3175" b="0"/>
+            <wp:docPr id="6926009" name="Imagen 1"/>
+            <wp:cNvGraphicFramePr>
+              <a:graphicFrameLocks xmlns:a="http://schemas.openxmlformats.org/drawingml/2006/main" noChangeAspect="1"/>
+            </wp:cNvGraphicFramePr>
+            <a:graphic xmlns:a="http://schemas.openxmlformats.org/drawingml/2006/main">
+              <a:graphicData uri="http://schemas.openxmlformats.org/drawingml/2006/picture">
+                <pic:pic xmlns:pic="http://schemas.openxmlformats.org/drawingml/2006/picture">
+                  <pic:nvPicPr>
+                    <pic:cNvPr id="6926009" name=""/>
+                    <pic:cNvPicPr/>
+                  </pic:nvPicPr>
+                  <pic:blipFill>
+                    <a:blip r:embed="rId19"/>
+                    <a:stretch>
+                      <a:fillRect/>
+                    </a:stretch>
+                  </pic:blipFill>
+                  <pic:spPr>
+                    <a:xfrm>
+                      <a:off x="0" y="0"/>
+                      <a:ext cx="5389223" cy="2811638"/>
+                    </a:xfrm>
+                    <a:prstGeom prst="rect">
+                      <a:avLst/>
+                    </a:prstGeom>
+                  </pic:spPr>
+                </pic:pic>
+              </a:graphicData>
+            </a:graphic>
+          </wp:inline>
+        </w:drawing>
+      </w:r>
     </w:p>
     <w:p>
       <w:pPr>
@@ -29410,6 +29623,7 @@
           <w:bCs/>
           <w:lang w:val="es-GT"/>
         </w:rPr>
+        <w:lastRenderedPageBreak/>
         <w:t xml:space="preserve">Paso 11: Verificar logs de </w:t>
       </w:r>
       <w:proofErr w:type="spellStart"/>
@@ -29426,25 +29640,16 @@
     <w:p>
       <w:pPr>
         <w:rPr>
-          <w:lang w:val="es-GT"/>
-        </w:rPr>
-      </w:pPr>
-      <w:r>
-        <w:rPr>
-          <w:lang w:val="es-GT"/>
-        </w:rPr>
-        <w:t>Shell</w:t>
-      </w:r>
-    </w:p>
-    <w:p>
-      <w:pPr>
-        <w:rPr>
+          <w:i/>
+          <w:iCs/>
           <w:lang w:val="es-GT"/>
         </w:rPr>
       </w:pPr>
       <w:proofErr w:type="spellStart"/>
       <w:r>
         <w:rPr>
+          <w:i/>
+          <w:iCs/>
           <w:lang w:val="es-GT"/>
         </w:rPr>
         <w:t>docker</w:t>
@@ -29452,6 +29657,8 @@
       <w:proofErr w:type="spellEnd"/>
       <w:r>
         <w:rPr>
+          <w:i/>
+          <w:iCs/>
           <w:lang w:val="es-GT"/>
         </w:rPr>
         <w:t xml:space="preserve"> </w:t>
@@ -29459,6 +29666,8 @@
       <w:proofErr w:type="spellStart"/>
       <w:r>
         <w:rPr>
+          <w:i/>
+          <w:iCs/>
           <w:lang w:val="es-GT"/>
         </w:rPr>
         <w:t>compose</w:t>
@@ -29466,6 +29675,8 @@
       <w:proofErr w:type="spellEnd"/>
       <w:r>
         <w:rPr>
+          <w:i/>
+          <w:iCs/>
           <w:lang w:val="es-GT"/>
         </w:rPr>
         <w:t xml:space="preserve"> logs -f </w:t>
@@ -29473,6 +29684,8 @@
       <w:proofErr w:type="spellStart"/>
       <w:r>
         <w:rPr>
+          <w:i/>
+          <w:iCs/>
           <w:lang w:val="es-GT"/>
         </w:rPr>
         <w:t>odoo</w:t>
@@ -29482,49 +29695,76 @@
     <w:p>
       <w:pPr>
         <w:rPr>
-          <w:lang w:val="es-GT"/>
-        </w:rPr>
-      </w:pPr>
-      <w:r>
-        <w:rPr>
-          <w:lang w:val="es-GT"/>
-        </w:rPr>
-        <w:t>Mostrar más líneas</w:t>
-      </w:r>
-    </w:p>
-    <w:p>
-      <w:pPr>
-        <w:rPr>
+          <w:i/>
+          <w:iCs/>
+          <w:lang w:val="es-GT"/>
+        </w:rPr>
+      </w:pPr>
+    </w:p>
+    <w:p>
+      <w:pPr>
+        <w:rPr>
+          <w:lang w:val="es-GT"/>
+        </w:rPr>
+      </w:pPr>
+      <w:r>
+        <w:rPr>
+          <w:lang w:val="es-GT"/>
+        </w:rPr>
+        <w:t>Mensaje esperado:</w:t>
+      </w:r>
+    </w:p>
+    <w:p>
+      <w:pPr>
+        <w:rPr>
+          <w:i/>
+          <w:iCs/>
           <w:lang w:val="en-US"/>
         </w:rPr>
       </w:pPr>
+      <w:r>
+        <w:rPr>
+          <w:i/>
+          <w:iCs/>
+          <w:lang w:val="en-US"/>
+        </w:rPr>
+        <w:t xml:space="preserve">INFO </w:t>
+      </w:r>
       <w:proofErr w:type="spellStart"/>
       <w:r>
         <w:rPr>
+          <w:i/>
+          <w:iCs/>
           <w:lang w:val="en-US"/>
         </w:rPr>
-        <w:t>Mensaje</w:t>
+        <w:t>odoo.service.server</w:t>
       </w:r>
       <w:proofErr w:type="spellEnd"/>
       <w:r>
         <w:rPr>
+          <w:i/>
+          <w:iCs/>
           <w:lang w:val="en-US"/>
         </w:rPr>
-        <w:t xml:space="preserve"> </w:t>
+        <w:t>: HTTP service (</w:t>
       </w:r>
       <w:proofErr w:type="spellStart"/>
       <w:r>
         <w:rPr>
+          <w:i/>
+          <w:iCs/>
           <w:lang w:val="en-US"/>
         </w:rPr>
-        <w:t>esperado</w:t>
+        <w:t>werkzeug</w:t>
       </w:r>
       <w:proofErr w:type="spellEnd"/>
       <w:r>
         <w:rPr>
+          <w:i/>
+          <w:iCs/>
           <w:lang w:val="en-US"/>
         </w:rPr>
-        <w:t>:</w:t>
+        <w:t>) running on 0.0.0.0:8069</w:t>
       </w:r>
     </w:p>
     <w:p>
@@ -29533,88 +29773,163 @@
           <w:lang w:val="en-US"/>
         </w:rPr>
       </w:pPr>
-      <w:r>
+    </w:p>
+    <w:p>
+      <w:pPr>
         <w:rPr>
           <w:lang w:val="en-US"/>
         </w:rPr>
-        <w:t xml:space="preserve">INFO </w:t>
-      </w:r>
-      <w:proofErr w:type="spellStart"/>
-      <w:proofErr w:type="gramStart"/>
+      </w:pPr>
       <w:r>
         <w:rPr>
           <w:lang w:val="en-US"/>
         </w:rPr>
-        <w:t>odoo.service</w:t>
-      </w:r>
-      <w:proofErr w:type="gramEnd"/>
-      <w:r>
+        <w:drawing>
+          <wp:inline distT="0" distB="0" distL="0" distR="0" wp14:anchorId="7664733C" wp14:editId="291B042D">
+            <wp:extent cx="5731510" cy="2979420"/>
+            <wp:effectExtent l="0" t="0" r="2540" b="0"/>
+            <wp:docPr id="543952956" name="Imagen 1"/>
+            <wp:cNvGraphicFramePr>
+              <a:graphicFrameLocks xmlns:a="http://schemas.openxmlformats.org/drawingml/2006/main" noChangeAspect="1"/>
+            </wp:cNvGraphicFramePr>
+            <a:graphic xmlns:a="http://schemas.openxmlformats.org/drawingml/2006/main">
+              <a:graphicData uri="http://schemas.openxmlformats.org/drawingml/2006/picture">
+                <pic:pic xmlns:pic="http://schemas.openxmlformats.org/drawingml/2006/picture">
+                  <pic:nvPicPr>
+                    <pic:cNvPr id="543952956" name=""/>
+                    <pic:cNvPicPr/>
+                  </pic:nvPicPr>
+                  <pic:blipFill>
+                    <a:blip r:embed="rId20"/>
+                    <a:stretch>
+                      <a:fillRect/>
+                    </a:stretch>
+                  </pic:blipFill>
+                  <pic:spPr>
+                    <a:xfrm>
+                      <a:off x="0" y="0"/>
+                      <a:ext cx="5731510" cy="2979420"/>
+                    </a:xfrm>
+                    <a:prstGeom prst="rect">
+                      <a:avLst/>
+                    </a:prstGeom>
+                  </pic:spPr>
+                </pic:pic>
+              </a:graphicData>
+            </a:graphic>
+          </wp:inline>
+        </w:drawing>
+      </w:r>
+    </w:p>
+    <w:p>
+      <w:pPr>
         <w:rPr>
           <w:lang w:val="en-US"/>
         </w:rPr>
-        <w:t>.server</w:t>
-      </w:r>
-      <w:proofErr w:type="spellEnd"/>
-      <w:r>
+      </w:pPr>
+    </w:p>
+    <w:p>
+      <w:pPr>
         <w:rPr>
           <w:lang w:val="en-US"/>
         </w:rPr>
-        <w:t>: HTTP service (</w:t>
-      </w:r>
-      <w:proofErr w:type="spellStart"/>
-      <w:r>
+      </w:pPr>
+    </w:p>
+    <w:p>
+      <w:pPr>
         <w:rPr>
           <w:lang w:val="en-US"/>
         </w:rPr>
-        <w:t>werkzeug</w:t>
-      </w:r>
-      <w:proofErr w:type="spellEnd"/>
-      <w:r>
+      </w:pPr>
+    </w:p>
+    <w:p>
+      <w:pPr>
         <w:rPr>
           <w:lang w:val="en-US"/>
         </w:rPr>
-        <w:t>) running on 0.0.0.0:8069</w:t>
-      </w:r>
-    </w:p>
-    <w:p>
-      <w:pPr>
-        <w:rPr>
-          <w:lang w:val="es-GT"/>
-        </w:rPr>
-      </w:pPr>
-    </w:p>
-    <w:p>
-      <w:pPr>
-        <w:rPr>
-          <w:lang w:val="es-GT"/>
-        </w:rPr>
-      </w:pPr>
-    </w:p>
-    <w:p>
-      <w:pPr>
-        <w:rPr>
-          <w:lang w:val="es-GT"/>
-        </w:rPr>
-      </w:pPr>
-    </w:p>
-    <w:p>
-      <w:pPr>
-        <w:rPr>
-          <w:lang w:val="es-GT"/>
-        </w:rPr>
-      </w:pPr>
-    </w:p>
-    <w:p>
-      <w:pPr>
-        <w:rPr>
-          <w:lang w:val="es-GT"/>
-        </w:rPr>
-      </w:pPr>
-    </w:p>
-    <w:p>
-      <w:pPr>
-        <w:rPr>
-          <w:lang w:val="es-GT"/>
+      </w:pPr>
+    </w:p>
+    <w:p>
+      <w:pPr>
+        <w:rPr>
+          <w:lang w:val="en-US"/>
+        </w:rPr>
+      </w:pPr>
+    </w:p>
+    <w:p>
+      <w:pPr>
+        <w:rPr>
+          <w:lang w:val="en-US"/>
+        </w:rPr>
+      </w:pPr>
+    </w:p>
+    <w:p>
+      <w:pPr>
+        <w:rPr>
+          <w:lang w:val="en-US"/>
+        </w:rPr>
+      </w:pPr>
+    </w:p>
+    <w:p>
+      <w:pPr>
+        <w:rPr>
+          <w:lang w:val="en-US"/>
+        </w:rPr>
+      </w:pPr>
+    </w:p>
+    <w:p>
+      <w:pPr>
+        <w:rPr>
+          <w:lang w:val="en-US"/>
+        </w:rPr>
+      </w:pPr>
+    </w:p>
+    <w:p>
+      <w:pPr>
+        <w:rPr>
+          <w:lang w:val="en-US"/>
+        </w:rPr>
+      </w:pPr>
+    </w:p>
+    <w:p>
+      <w:pPr>
+        <w:rPr>
+          <w:lang w:val="en-US"/>
+        </w:rPr>
+      </w:pPr>
+    </w:p>
+    <w:p>
+      <w:pPr>
+        <w:rPr>
+          <w:lang w:val="en-US"/>
+        </w:rPr>
+      </w:pPr>
+    </w:p>
+    <w:p>
+      <w:pPr>
+        <w:rPr>
+          <w:lang w:val="en-US"/>
+        </w:rPr>
+      </w:pPr>
+    </w:p>
+    <w:p>
+      <w:pPr>
+        <w:rPr>
+          <w:lang w:val="en-US"/>
+        </w:rPr>
+      </w:pPr>
+    </w:p>
+    <w:p>
+      <w:pPr>
+        <w:rPr>
+          <w:lang w:val="en-US"/>
+        </w:rPr>
+      </w:pPr>
+    </w:p>
+    <w:p>
+      <w:pPr>
+        <w:rPr>
+          <w:lang w:val="en-US"/>
         </w:rPr>
       </w:pPr>
     </w:p>
@@ -29649,14 +29964,34 @@
     <w:p>
       <w:pPr>
         <w:rPr>
-          <w:lang w:val="es-GT"/>
-        </w:rPr>
-      </w:pPr>
-      <w:r>
-        <w:rPr>
-          <w:lang w:val="es-GT"/>
-        </w:rPr>
-        <w:t>http://localhost:8069</w:t>
+          <w:i/>
+          <w:iCs/>
+          <w:lang w:val="es-GT"/>
+        </w:rPr>
+      </w:pPr>
+      <w:r>
+        <w:rPr>
+          <w:i/>
+          <w:iCs/>
+          <w:lang w:val="es-GT"/>
+        </w:rPr>
+        <w:t>http://</w:t>
+      </w:r>
+      <w:r>
+        <w:rPr>
+          <w:i/>
+          <w:iCs/>
+          <w:lang w:val="es-GT"/>
+        </w:rPr>
+        <w:t>{direccion IP}</w:t>
+      </w:r>
+      <w:r>
+        <w:rPr>
+          <w:i/>
+          <w:iCs/>
+          <w:lang w:val="es-GT"/>
+        </w:rPr>
+        <w:t>:8069</w:t>
       </w:r>
     </w:p>
     <w:p>
@@ -29954,73 +30289,107 @@
     <w:p>
       <w:pPr>
         <w:rPr>
-          <w:lang w:val="es-GT"/>
-        </w:rPr>
-      </w:pPr>
-      <w:r>
-        <w:rPr>
           <w:rFonts w:ascii="Segoe UI Emoji" w:hAnsi="Segoe UI Emoji" w:cs="Segoe UI Emoji"/>
           <w:lang w:val="es-GT"/>
         </w:rPr>
-        <w:t>📸</w:t>
-      </w:r>
-      <w:r>
-        <w:rPr>
-          <w:lang w:val="es-GT"/>
+      </w:pPr>
+    </w:p>
+    <w:p>
+      <w:pPr>
+        <w:jc w:val="center"/>
+        <w:rPr>
+          <w:rFonts w:ascii="Segoe UI Emoji" w:hAnsi="Segoe UI Emoji" w:cs="Segoe UI Emoji"/>
+          <w:lang w:val="es-GT"/>
+        </w:rPr>
+      </w:pPr>
+      <w:r>
+        <w:rPr>
+          <w:rFonts w:ascii="Segoe UI Emoji" w:hAnsi="Segoe UI Emoji" w:cs="Segoe UI Emoji"/>
+          <w:lang w:val="es-GT"/>
+        </w:rPr>
+        <w:drawing>
+          <wp:inline distT="0" distB="0" distL="0" distR="0" wp14:anchorId="73701D3A" wp14:editId="321AC81B">
+            <wp:extent cx="5154808" cy="2784144"/>
+            <wp:effectExtent l="0" t="0" r="8255" b="0"/>
+            <wp:docPr id="1250455175" name="Imagen 1"/>
+            <wp:cNvGraphicFramePr>
+              <a:graphicFrameLocks xmlns:a="http://schemas.openxmlformats.org/drawingml/2006/main" noChangeAspect="1"/>
+            </wp:cNvGraphicFramePr>
+            <a:graphic xmlns:a="http://schemas.openxmlformats.org/drawingml/2006/main">
+              <a:graphicData uri="http://schemas.openxmlformats.org/drawingml/2006/picture">
+                <pic:pic xmlns:pic="http://schemas.openxmlformats.org/drawingml/2006/picture">
+                  <pic:nvPicPr>
+                    <pic:cNvPr id="1250455175" name=""/>
+                    <pic:cNvPicPr/>
+                  </pic:nvPicPr>
+                  <pic:blipFill>
+                    <a:blip r:embed="rId21"/>
+                    <a:stretch>
+                      <a:fillRect/>
+                    </a:stretch>
+                  </pic:blipFill>
+                  <pic:spPr>
+                    <a:xfrm>
+                      <a:off x="0" y="0"/>
+                      <a:ext cx="5167418" cy="2790955"/>
+                    </a:xfrm>
+                    <a:prstGeom prst="rect">
+                      <a:avLst/>
+                    </a:prstGeom>
+                  </pic:spPr>
+                </pic:pic>
+              </a:graphicData>
+            </a:graphic>
+          </wp:inline>
+        </w:drawing>
+      </w:r>
+      <w:r>
+        <w:rPr>
+          <w:noProof/>
         </w:rPr>
         <w:t xml:space="preserve"> </w:t>
       </w:r>
       <w:r>
         <w:rPr>
-          <w:i/>
-          <w:iCs/>
-          <w:lang w:val="es-GT"/>
-        </w:rPr>
-        <w:t xml:space="preserve">Incluir capturas del </w:t>
-      </w:r>
-      <w:proofErr w:type="spellStart"/>
-      <w:r>
-        <w:rPr>
-          <w:i/>
-          <w:iCs/>
-          <w:lang w:val="es-GT"/>
-        </w:rPr>
-        <w:t>dashboard</w:t>
-      </w:r>
-      <w:proofErr w:type="spellEnd"/>
-      <w:r>
-        <w:rPr>
-          <w:i/>
-          <w:iCs/>
-          <w:lang w:val="es-GT"/>
-        </w:rPr>
-        <w:t xml:space="preserve">, perfil administrador y </w:t>
-      </w:r>
-      <w:proofErr w:type="gramStart"/>
-      <w:r>
-        <w:rPr>
-          <w:i/>
-          <w:iCs/>
-          <w:lang w:val="es-GT"/>
-        </w:rPr>
-        <w:t>apps</w:t>
-      </w:r>
-      <w:proofErr w:type="gramEnd"/>
-      <w:r>
-        <w:rPr>
-          <w:i/>
-          <w:iCs/>
-          <w:lang w:val="es-GT"/>
-        </w:rPr>
-        <w:t xml:space="preserve"> disponibles.</w:t>
-      </w:r>
-    </w:p>
-    <w:p>
-      <w:pPr>
-        <w:rPr>
-          <w:lang w:val="es-GT"/>
-        </w:rPr>
-      </w:pPr>
+          <w:rFonts w:ascii="Segoe UI Emoji" w:hAnsi="Segoe UI Emoji" w:cs="Segoe UI Emoji"/>
+          <w:lang w:val="es-GT"/>
+        </w:rPr>
+        <w:drawing>
+          <wp:inline distT="0" distB="0" distL="0" distR="0" wp14:anchorId="79E1B7F2" wp14:editId="77D5345F">
+            <wp:extent cx="5156686" cy="2811439"/>
+            <wp:effectExtent l="0" t="0" r="6350" b="8255"/>
+            <wp:docPr id="30418994" name="Imagen 1"/>
+            <wp:cNvGraphicFramePr>
+              <a:graphicFrameLocks xmlns:a="http://schemas.openxmlformats.org/drawingml/2006/main" noChangeAspect="1"/>
+            </wp:cNvGraphicFramePr>
+            <a:graphic xmlns:a="http://schemas.openxmlformats.org/drawingml/2006/main">
+              <a:graphicData uri="http://schemas.openxmlformats.org/drawingml/2006/picture">
+                <pic:pic xmlns:pic="http://schemas.openxmlformats.org/drawingml/2006/picture">
+                  <pic:nvPicPr>
+                    <pic:cNvPr id="30418994" name=""/>
+                    <pic:cNvPicPr/>
+                  </pic:nvPicPr>
+                  <pic:blipFill>
+                    <a:blip r:embed="rId22"/>
+                    <a:stretch>
+                      <a:fillRect/>
+                    </a:stretch>
+                  </pic:blipFill>
+                  <pic:spPr>
+                    <a:xfrm>
+                      <a:off x="0" y="0"/>
+                      <a:ext cx="5168391" cy="2817821"/>
+                    </a:xfrm>
+                    <a:prstGeom prst="rect">
+                      <a:avLst/>
+                    </a:prstGeom>
+                  </pic:spPr>
+                </pic:pic>
+              </a:graphicData>
+            </a:graphic>
+          </wp:inline>
+        </w:drawing>
+      </w:r>
     </w:p>
     <w:p>
       <w:pPr>
@@ -30033,6 +30402,7 @@
         <w:rPr>
           <w:lang w:val="es-GT"/>
         </w:rPr>
+        <w:lastRenderedPageBreak/>
         <w:t xml:space="preserve">Manual de Activación del CRM — </w:t>
       </w:r>
       <w:proofErr w:type="spellStart"/>
@@ -30229,6 +30599,60 @@
         </w:rPr>
         <w:t>.</w:t>
       </w:r>
+      <w:r>
+        <w:rPr>
+          <w:lang w:val="es-GT"/>
+        </w:rPr>
+        <w:t xml:space="preserve"> </w:t>
+      </w:r>
+    </w:p>
+    <w:p>
+      <w:pPr>
+        <w:jc w:val="center"/>
+        <w:rPr>
+          <w:lang w:val="es-GT"/>
+        </w:rPr>
+      </w:pPr>
+      <w:r>
+        <w:rPr>
+          <w:lang w:val="es-GT"/>
+        </w:rPr>
+        <w:drawing>
+          <wp:inline distT="0" distB="0" distL="0" distR="0" wp14:anchorId="027FAA88" wp14:editId="4BFF89F0">
+            <wp:extent cx="5225143" cy="2830816"/>
+            <wp:effectExtent l="0" t="0" r="0" b="8255"/>
+            <wp:docPr id="1129156523" name="Imagen 1"/>
+            <wp:cNvGraphicFramePr>
+              <a:graphicFrameLocks xmlns:a="http://schemas.openxmlformats.org/drawingml/2006/main" noChangeAspect="1"/>
+            </wp:cNvGraphicFramePr>
+            <a:graphic xmlns:a="http://schemas.openxmlformats.org/drawingml/2006/main">
+              <a:graphicData uri="http://schemas.openxmlformats.org/drawingml/2006/picture">
+                <pic:pic xmlns:pic="http://schemas.openxmlformats.org/drawingml/2006/picture">
+                  <pic:nvPicPr>
+                    <pic:cNvPr id="1129156523" name=""/>
+                    <pic:cNvPicPr/>
+                  </pic:nvPicPr>
+                  <pic:blipFill>
+                    <a:blip r:embed="rId23"/>
+                    <a:stretch>
+                      <a:fillRect/>
+                    </a:stretch>
+                  </pic:blipFill>
+                  <pic:spPr>
+                    <a:xfrm>
+                      <a:off x="0" y="0"/>
+                      <a:ext cx="5239032" cy="2838341"/>
+                    </a:xfrm>
+                    <a:prstGeom prst="rect">
+                      <a:avLst/>
+                    </a:prstGeom>
+                  </pic:spPr>
+                </pic:pic>
+              </a:graphicData>
+            </a:graphic>
+          </wp:inline>
+        </w:drawing>
+      </w:r>
     </w:p>
     <w:p>
       <w:pPr>
@@ -30308,6 +30732,54 @@
     </w:p>
     <w:p>
       <w:pPr>
+        <w:jc w:val="center"/>
+        <w:rPr>
+          <w:lang w:val="es-GT"/>
+        </w:rPr>
+      </w:pPr>
+      <w:r>
+        <w:rPr>
+          <w:lang w:val="es-GT"/>
+        </w:rPr>
+        <w:drawing>
+          <wp:inline distT="0" distB="0" distL="0" distR="0" wp14:anchorId="138D9D69" wp14:editId="561864A1">
+            <wp:extent cx="5248894" cy="2743661"/>
+            <wp:effectExtent l="0" t="0" r="0" b="0"/>
+            <wp:docPr id="1433705021" name="Imagen 1"/>
+            <wp:cNvGraphicFramePr>
+              <a:graphicFrameLocks xmlns:a="http://schemas.openxmlformats.org/drawingml/2006/main" noChangeAspect="1"/>
+            </wp:cNvGraphicFramePr>
+            <a:graphic xmlns:a="http://schemas.openxmlformats.org/drawingml/2006/main">
+              <a:graphicData uri="http://schemas.openxmlformats.org/drawingml/2006/picture">
+                <pic:pic xmlns:pic="http://schemas.openxmlformats.org/drawingml/2006/picture">
+                  <pic:nvPicPr>
+                    <pic:cNvPr id="1433705021" name=""/>
+                    <pic:cNvPicPr/>
+                  </pic:nvPicPr>
+                  <pic:blipFill>
+                    <a:blip r:embed="rId24"/>
+                    <a:stretch>
+                      <a:fillRect/>
+                    </a:stretch>
+                  </pic:blipFill>
+                  <pic:spPr>
+                    <a:xfrm>
+                      <a:off x="0" y="0"/>
+                      <a:ext cx="5253237" cy="2745931"/>
+                    </a:xfrm>
+                    <a:prstGeom prst="rect">
+                      <a:avLst/>
+                    </a:prstGeom>
+                  </pic:spPr>
+                </pic:pic>
+              </a:graphicData>
+            </a:graphic>
+          </wp:inline>
+        </w:drawing>
+      </w:r>
+    </w:p>
+    <w:p>
+      <w:pPr>
         <w:numPr>
           <w:ilvl w:val="0"/>
           <w:numId w:val="66"/>
@@ -30320,6 +30792,7 @@
         <w:rPr>
           <w:lang w:val="es-GT"/>
         </w:rPr>
+        <w:lastRenderedPageBreak/>
         <w:t xml:space="preserve">Instalar módulos complementarios: </w:t>
       </w:r>
     </w:p>
@@ -30342,6 +30815,54 @@
     </w:p>
     <w:p>
       <w:pPr>
+        <w:jc w:val="center"/>
+        <w:rPr>
+          <w:lang w:val="es-GT"/>
+        </w:rPr>
+      </w:pPr>
+      <w:r>
+        <w:rPr>
+          <w:lang w:val="es-GT"/>
+        </w:rPr>
+        <w:drawing>
+          <wp:inline distT="0" distB="0" distL="0" distR="0" wp14:anchorId="1F61EAEE" wp14:editId="2E718FA7">
+            <wp:extent cx="4488005" cy="2434442"/>
+            <wp:effectExtent l="0" t="0" r="8255" b="4445"/>
+            <wp:docPr id="166594441" name="Imagen 1"/>
+            <wp:cNvGraphicFramePr>
+              <a:graphicFrameLocks xmlns:a="http://schemas.openxmlformats.org/drawingml/2006/main" noChangeAspect="1"/>
+            </wp:cNvGraphicFramePr>
+            <a:graphic xmlns:a="http://schemas.openxmlformats.org/drawingml/2006/main">
+              <a:graphicData uri="http://schemas.openxmlformats.org/drawingml/2006/picture">
+                <pic:pic xmlns:pic="http://schemas.openxmlformats.org/drawingml/2006/picture">
+                  <pic:nvPicPr>
+                    <pic:cNvPr id="166594441" name=""/>
+                    <pic:cNvPicPr/>
+                  </pic:nvPicPr>
+                  <pic:blipFill>
+                    <a:blip r:embed="rId25"/>
+                    <a:stretch>
+                      <a:fillRect/>
+                    </a:stretch>
+                  </pic:blipFill>
+                  <pic:spPr>
+                    <a:xfrm>
+                      <a:off x="0" y="0"/>
+                      <a:ext cx="4499907" cy="2440898"/>
+                    </a:xfrm>
+                    <a:prstGeom prst="rect">
+                      <a:avLst/>
+                    </a:prstGeom>
+                  </pic:spPr>
+                </pic:pic>
+              </a:graphicData>
+            </a:graphic>
+          </wp:inline>
+        </w:drawing>
+      </w:r>
+    </w:p>
+    <w:p>
+      <w:pPr>
         <w:numPr>
           <w:ilvl w:val="1"/>
           <w:numId w:val="66"/>
@@ -30359,6 +30880,54 @@
     </w:p>
     <w:p>
       <w:pPr>
+        <w:jc w:val="center"/>
+        <w:rPr>
+          <w:lang w:val="es-GT"/>
+        </w:rPr>
+      </w:pPr>
+      <w:r>
+        <w:rPr>
+          <w:lang w:val="es-GT"/>
+        </w:rPr>
+        <w:drawing>
+          <wp:inline distT="0" distB="0" distL="0" distR="0" wp14:anchorId="771A293D" wp14:editId="72F9BDC4">
+            <wp:extent cx="4652621" cy="2505693"/>
+            <wp:effectExtent l="0" t="0" r="0" b="9525"/>
+            <wp:docPr id="2020204006" name="Imagen 1"/>
+            <wp:cNvGraphicFramePr>
+              <a:graphicFrameLocks xmlns:a="http://schemas.openxmlformats.org/drawingml/2006/main" noChangeAspect="1"/>
+            </wp:cNvGraphicFramePr>
+            <a:graphic xmlns:a="http://schemas.openxmlformats.org/drawingml/2006/main">
+              <a:graphicData uri="http://schemas.openxmlformats.org/drawingml/2006/picture">
+                <pic:pic xmlns:pic="http://schemas.openxmlformats.org/drawingml/2006/picture">
+                  <pic:nvPicPr>
+                    <pic:cNvPr id="2020204006" name=""/>
+                    <pic:cNvPicPr/>
+                  </pic:nvPicPr>
+                  <pic:blipFill>
+                    <a:blip r:embed="rId26"/>
+                    <a:stretch>
+                      <a:fillRect/>
+                    </a:stretch>
+                  </pic:blipFill>
+                  <pic:spPr>
+                    <a:xfrm>
+                      <a:off x="0" y="0"/>
+                      <a:ext cx="4662455" cy="2510989"/>
+                    </a:xfrm>
+                    <a:prstGeom prst="rect">
+                      <a:avLst/>
+                    </a:prstGeom>
+                  </pic:spPr>
+                </pic:pic>
+              </a:graphicData>
+            </a:graphic>
+          </wp:inline>
+        </w:drawing>
+      </w:r>
+    </w:p>
+    <w:p>
+      <w:pPr>
         <w:numPr>
           <w:ilvl w:val="1"/>
           <w:numId w:val="66"/>
@@ -30376,38 +30945,53 @@
     </w:p>
     <w:p>
       <w:pPr>
-        <w:rPr>
-          <w:lang w:val="es-GT"/>
-        </w:rPr>
-      </w:pPr>
-      <w:r>
+        <w:jc w:val="center"/>
         <w:rPr>
           <w:rFonts w:ascii="Segoe UI Emoji" w:hAnsi="Segoe UI Emoji" w:cs="Segoe UI Emoji"/>
           <w:lang w:val="es-GT"/>
         </w:rPr>
-        <w:t>📸</w:t>
-      </w:r>
-      <w:r>
-        <w:rPr>
-          <w:lang w:val="es-GT"/>
-        </w:rPr>
-        <w:t xml:space="preserve"> </w:t>
-      </w:r>
-      <w:r>
-        <w:rPr>
-          <w:i/>
-          <w:iCs/>
-          <w:lang w:val="es-GT"/>
-        </w:rPr>
-        <w:t>Incluir capturas de cada paso.</w:t>
-      </w:r>
-    </w:p>
-    <w:p>
-      <w:pPr>
-        <w:rPr>
-          <w:lang w:val="es-GT"/>
-        </w:rPr>
-      </w:pPr>
+      </w:pPr>
+      <w:r>
+        <w:rPr>
+          <w:rFonts w:ascii="Segoe UI Emoji" w:hAnsi="Segoe UI Emoji" w:cs="Segoe UI Emoji"/>
+          <w:lang w:val="es-GT"/>
+        </w:rPr>
+        <w:drawing>
+          <wp:inline distT="0" distB="0" distL="0" distR="0" wp14:anchorId="72A1CFC9" wp14:editId="567F3EA0">
+            <wp:extent cx="4922647" cy="2576945"/>
+            <wp:effectExtent l="0" t="0" r="0" b="0"/>
+            <wp:docPr id="89033522" name="Imagen 1"/>
+            <wp:cNvGraphicFramePr>
+              <a:graphicFrameLocks xmlns:a="http://schemas.openxmlformats.org/drawingml/2006/main" noChangeAspect="1"/>
+            </wp:cNvGraphicFramePr>
+            <a:graphic xmlns:a="http://schemas.openxmlformats.org/drawingml/2006/main">
+              <a:graphicData uri="http://schemas.openxmlformats.org/drawingml/2006/picture">
+                <pic:pic xmlns:pic="http://schemas.openxmlformats.org/drawingml/2006/picture">
+                  <pic:nvPicPr>
+                    <pic:cNvPr id="89033522" name=""/>
+                    <pic:cNvPicPr/>
+                  </pic:nvPicPr>
+                  <pic:blipFill>
+                    <a:blip r:embed="rId27"/>
+                    <a:stretch>
+                      <a:fillRect/>
+                    </a:stretch>
+                  </pic:blipFill>
+                  <pic:spPr>
+                    <a:xfrm>
+                      <a:off x="0" y="0"/>
+                      <a:ext cx="4942986" cy="2587592"/>
+                    </a:xfrm>
+                    <a:prstGeom prst="rect">
+                      <a:avLst/>
+                    </a:prstGeom>
+                  </pic:spPr>
+                </pic:pic>
+              </a:graphicData>
+            </a:graphic>
+          </wp:inline>
+        </w:drawing>
+      </w:r>
     </w:p>
     <w:p>
       <w:pPr>
@@ -30420,6 +31004,7 @@
         <w:rPr>
           <w:lang w:val="es-GT"/>
         </w:rPr>
+        <w:lastRenderedPageBreak/>
         <w:t>Validación Final del CRM</w:t>
       </w:r>
     </w:p>
@@ -30456,6 +31041,54 @@
     </w:p>
     <w:p>
       <w:pPr>
+        <w:jc w:val="center"/>
+        <w:rPr>
+          <w:lang w:val="es-GT"/>
+        </w:rPr>
+      </w:pPr>
+      <w:r>
+        <w:rPr>
+          <w:lang w:val="es-GT"/>
+        </w:rPr>
+        <w:drawing>
+          <wp:inline distT="0" distB="0" distL="0" distR="0" wp14:anchorId="69BD2213" wp14:editId="3CCF5F01">
+            <wp:extent cx="4037610" cy="2115875"/>
+            <wp:effectExtent l="0" t="0" r="1270" b="0"/>
+            <wp:docPr id="459205516" name="Imagen 1"/>
+            <wp:cNvGraphicFramePr>
+              <a:graphicFrameLocks xmlns:a="http://schemas.openxmlformats.org/drawingml/2006/main" noChangeAspect="1"/>
+            </wp:cNvGraphicFramePr>
+            <a:graphic xmlns:a="http://schemas.openxmlformats.org/drawingml/2006/main">
+              <a:graphicData uri="http://schemas.openxmlformats.org/drawingml/2006/picture">
+                <pic:pic xmlns:pic="http://schemas.openxmlformats.org/drawingml/2006/picture">
+                  <pic:nvPicPr>
+                    <pic:cNvPr id="459205516" name=""/>
+                    <pic:cNvPicPr/>
+                  </pic:nvPicPr>
+                  <pic:blipFill>
+                    <a:blip r:embed="rId28"/>
+                    <a:stretch>
+                      <a:fillRect/>
+                    </a:stretch>
+                  </pic:blipFill>
+                  <pic:spPr>
+                    <a:xfrm>
+                      <a:off x="0" y="0"/>
+                      <a:ext cx="4043380" cy="2118899"/>
+                    </a:xfrm>
+                    <a:prstGeom prst="rect">
+                      <a:avLst/>
+                    </a:prstGeom>
+                  </pic:spPr>
+                </pic:pic>
+              </a:graphicData>
+            </a:graphic>
+          </wp:inline>
+        </w:drawing>
+      </w:r>
+    </w:p>
+    <w:p>
+      <w:pPr>
         <w:numPr>
           <w:ilvl w:val="0"/>
           <w:numId w:val="67"/>
@@ -30499,7 +31132,6 @@
         <w:rPr>
           <w:lang w:val="es-GT"/>
         </w:rPr>
-        <w:lastRenderedPageBreak/>
         <w:t xml:space="preserve">Crear contacto: Cliente Prueba </w:t>
       </w:r>
       <w:proofErr w:type="spellStart"/>
@@ -30516,6 +31148,61 @@
         </w:rPr>
         <w:t>.</w:t>
       </w:r>
+    </w:p>
+    <w:p>
+      <w:pPr>
+        <w:jc w:val="center"/>
+        <w:rPr>
+          <w:lang w:val="es-GT"/>
+        </w:rPr>
+      </w:pPr>
+      <w:r>
+        <w:rPr>
+          <w:lang w:val="es-GT"/>
+        </w:rPr>
+        <w:drawing>
+          <wp:inline distT="0" distB="0" distL="0" distR="0" wp14:anchorId="758FE393" wp14:editId="5839389A">
+            <wp:extent cx="4066911" cy="2206477"/>
+            <wp:effectExtent l="0" t="0" r="0" b="3810"/>
+            <wp:docPr id="1513427351" name="Imagen 1"/>
+            <wp:cNvGraphicFramePr>
+              <a:graphicFrameLocks xmlns:a="http://schemas.openxmlformats.org/drawingml/2006/main" noChangeAspect="1"/>
+            </wp:cNvGraphicFramePr>
+            <a:graphic xmlns:a="http://schemas.openxmlformats.org/drawingml/2006/main">
+              <a:graphicData uri="http://schemas.openxmlformats.org/drawingml/2006/picture">
+                <pic:pic xmlns:pic="http://schemas.openxmlformats.org/drawingml/2006/picture">
+                  <pic:nvPicPr>
+                    <pic:cNvPr id="1513427351" name=""/>
+                    <pic:cNvPicPr/>
+                  </pic:nvPicPr>
+                  <pic:blipFill>
+                    <a:blip r:embed="rId29"/>
+                    <a:stretch>
+                      <a:fillRect/>
+                    </a:stretch>
+                  </pic:blipFill>
+                  <pic:spPr>
+                    <a:xfrm>
+                      <a:off x="0" y="0"/>
+                      <a:ext cx="4078282" cy="2212646"/>
+                    </a:xfrm>
+                    <a:prstGeom prst="rect">
+                      <a:avLst/>
+                    </a:prstGeom>
+                  </pic:spPr>
+                </pic:pic>
+              </a:graphicData>
+            </a:graphic>
+          </wp:inline>
+        </w:drawing>
+      </w:r>
+    </w:p>
+    <w:p>
+      <w:pPr>
+        <w:rPr>
+          <w:lang w:val="es-GT"/>
+        </w:rPr>
+      </w:pPr>
     </w:p>
     <w:p>
       <w:pPr>
@@ -30536,409 +31223,51 @@
     </w:p>
     <w:p>
       <w:pPr>
-        <w:rPr>
-          <w:lang w:val="es-GT"/>
-        </w:rPr>
-      </w:pPr>
-    </w:p>
-    <w:p>
-      <w:pPr>
-        <w:rPr>
-          <w:lang w:val="es-GT"/>
-        </w:rPr>
-      </w:pPr>
-    </w:p>
-    <w:p>
-      <w:pPr>
-        <w:rPr>
-          <w:lang w:val="es-GT"/>
-        </w:rPr>
-      </w:pPr>
-    </w:p>
-    <w:p>
-      <w:pPr>
-        <w:rPr>
-          <w:lang w:val="es-GT"/>
-        </w:rPr>
-      </w:pPr>
-    </w:p>
-    <w:p>
-      <w:pPr>
-        <w:rPr>
-          <w:lang w:val="es-GT"/>
-        </w:rPr>
-      </w:pPr>
-    </w:p>
-    <w:p>
-      <w:pPr>
-        <w:spacing w:after="160" w:line="259" w:lineRule="auto"/>
-        <w:ind w:firstLine="360"/>
-        <w:jc w:val="left"/>
-      </w:pPr>
-    </w:p>
-    <w:p>
-      <w:pPr>
-        <w:spacing w:after="160" w:line="259" w:lineRule="auto"/>
-        <w:ind w:firstLine="360"/>
-        <w:jc w:val="left"/>
-      </w:pPr>
-    </w:p>
-    <w:p>
-      <w:pPr>
-        <w:spacing w:after="160" w:line="259" w:lineRule="auto"/>
-        <w:ind w:firstLine="360"/>
-        <w:jc w:val="left"/>
-      </w:pPr>
-    </w:p>
-    <w:p>
-      <w:pPr>
-        <w:spacing w:after="160" w:line="259" w:lineRule="auto"/>
-        <w:ind w:firstLine="360"/>
-        <w:jc w:val="left"/>
-      </w:pPr>
-    </w:p>
-    <w:p>
-      <w:pPr>
-        <w:spacing w:after="160" w:line="259" w:lineRule="auto"/>
-        <w:ind w:firstLine="360"/>
-        <w:jc w:val="left"/>
-      </w:pPr>
-    </w:p>
-    <w:p>
-      <w:pPr>
-        <w:spacing w:after="160" w:line="259" w:lineRule="auto"/>
-        <w:ind w:firstLine="360"/>
-        <w:jc w:val="left"/>
-      </w:pPr>
-    </w:p>
-    <w:p>
-      <w:pPr>
-        <w:spacing w:after="160" w:line="259" w:lineRule="auto"/>
-        <w:ind w:firstLine="360"/>
-        <w:jc w:val="left"/>
-      </w:pPr>
-    </w:p>
-    <w:p>
-      <w:pPr>
-        <w:spacing w:after="160" w:line="259" w:lineRule="auto"/>
-        <w:ind w:firstLine="360"/>
-        <w:jc w:val="left"/>
-      </w:pPr>
-    </w:p>
-    <w:p>
-      <w:pPr>
-        <w:spacing w:after="160" w:line="259" w:lineRule="auto"/>
-        <w:ind w:firstLine="360"/>
-        <w:jc w:val="left"/>
-      </w:pPr>
-    </w:p>
-    <w:p>
-      <w:pPr>
-        <w:spacing w:after="160" w:line="259" w:lineRule="auto"/>
-        <w:ind w:firstLine="360"/>
-        <w:jc w:val="left"/>
-      </w:pPr>
-    </w:p>
-    <w:p>
-      <w:pPr>
-        <w:spacing w:after="160" w:line="259" w:lineRule="auto"/>
-        <w:ind w:firstLine="360"/>
-        <w:jc w:val="left"/>
-      </w:pPr>
-    </w:p>
-    <w:p>
-      <w:pPr>
-        <w:spacing w:after="160" w:line="259" w:lineRule="auto"/>
-        <w:ind w:firstLine="360"/>
-        <w:jc w:val="left"/>
-      </w:pPr>
-    </w:p>
-    <w:p>
-      <w:pPr>
-        <w:spacing w:after="160" w:line="259" w:lineRule="auto"/>
-        <w:ind w:firstLine="360"/>
-        <w:jc w:val="left"/>
-      </w:pPr>
-    </w:p>
-    <w:p>
-      <w:pPr>
-        <w:spacing w:after="160" w:line="259" w:lineRule="auto"/>
-        <w:ind w:firstLine="360"/>
-        <w:jc w:val="left"/>
-      </w:pPr>
-    </w:p>
-    <w:p>
-      <w:pPr>
-        <w:spacing w:after="160" w:line="259" w:lineRule="auto"/>
-        <w:ind w:firstLine="360"/>
-        <w:jc w:val="left"/>
-      </w:pPr>
-    </w:p>
-    <w:p>
-      <w:pPr>
-        <w:spacing w:after="160" w:line="259" w:lineRule="auto"/>
-        <w:ind w:firstLine="360"/>
-        <w:jc w:val="left"/>
-      </w:pPr>
-    </w:p>
-    <w:p>
-      <w:pPr>
-        <w:spacing w:after="160" w:line="259" w:lineRule="auto"/>
-        <w:ind w:firstLine="360"/>
-        <w:jc w:val="left"/>
-      </w:pPr>
-    </w:p>
-    <w:p>
-      <w:pPr>
-        <w:spacing w:after="160" w:line="259" w:lineRule="auto"/>
-        <w:ind w:firstLine="360"/>
-        <w:jc w:val="left"/>
-      </w:pPr>
-    </w:p>
-    <w:p>
-      <w:pPr>
-        <w:spacing w:after="160" w:line="259" w:lineRule="auto"/>
-        <w:ind w:firstLine="360"/>
-        <w:jc w:val="left"/>
-      </w:pPr>
-    </w:p>
-    <w:p>
-      <w:pPr>
-        <w:spacing w:after="160" w:line="259" w:lineRule="auto"/>
-        <w:ind w:firstLine="360"/>
-        <w:jc w:val="left"/>
-      </w:pPr>
-    </w:p>
-    <w:p>
-      <w:pPr>
-        <w:spacing w:after="160" w:line="259" w:lineRule="auto"/>
-        <w:ind w:firstLine="360"/>
-        <w:jc w:val="left"/>
-      </w:pPr>
-    </w:p>
-    <w:p>
-      <w:pPr>
-        <w:spacing w:after="160" w:line="259" w:lineRule="auto"/>
-        <w:ind w:firstLine="360"/>
-        <w:jc w:val="left"/>
-      </w:pPr>
-    </w:p>
-    <w:p>
-      <w:pPr>
-        <w:spacing w:after="160" w:line="259" w:lineRule="auto"/>
-        <w:ind w:firstLine="360"/>
-        <w:jc w:val="left"/>
-      </w:pPr>
-    </w:p>
-    <w:p>
-      <w:pPr>
-        <w:spacing w:after="160" w:line="259" w:lineRule="auto"/>
-        <w:ind w:firstLine="360"/>
-        <w:jc w:val="left"/>
-      </w:pPr>
-    </w:p>
-    <w:p>
-      <w:pPr>
-        <w:spacing w:after="160" w:line="259" w:lineRule="auto"/>
-        <w:ind w:firstLine="360"/>
-        <w:jc w:val="left"/>
-      </w:pPr>
-    </w:p>
-    <w:p>
-      <w:pPr>
-        <w:spacing w:after="160" w:line="259" w:lineRule="auto"/>
-        <w:ind w:firstLine="360"/>
-        <w:jc w:val="left"/>
-      </w:pPr>
-    </w:p>
-    <w:p>
-      <w:pPr>
-        <w:spacing w:after="160" w:line="259" w:lineRule="auto"/>
-        <w:ind w:firstLine="360"/>
-        <w:jc w:val="left"/>
-      </w:pPr>
-    </w:p>
-    <w:p>
-      <w:pPr>
-        <w:spacing w:after="160" w:line="259" w:lineRule="auto"/>
-        <w:ind w:firstLine="360"/>
-        <w:jc w:val="left"/>
-      </w:pPr>
-    </w:p>
-    <w:p>
-      <w:pPr>
-        <w:spacing w:after="160" w:line="259" w:lineRule="auto"/>
-        <w:ind w:firstLine="360"/>
-        <w:jc w:val="left"/>
-      </w:pPr>
-    </w:p>
-    <w:p>
-      <w:pPr>
-        <w:spacing w:after="160" w:line="259" w:lineRule="auto"/>
-        <w:ind w:firstLine="360"/>
-        <w:jc w:val="left"/>
-      </w:pPr>
-    </w:p>
-    <w:p>
-      <w:pPr>
-        <w:spacing w:after="160" w:line="259" w:lineRule="auto"/>
-        <w:ind w:firstLine="360"/>
-        <w:jc w:val="left"/>
-      </w:pPr>
-    </w:p>
-    <w:p>
-      <w:pPr>
-        <w:spacing w:after="160" w:line="259" w:lineRule="auto"/>
-        <w:ind w:firstLine="360"/>
-        <w:jc w:val="left"/>
-      </w:pPr>
-    </w:p>
-    <w:p>
-      <w:pPr>
-        <w:spacing w:after="160" w:line="259" w:lineRule="auto"/>
-        <w:ind w:firstLine="360"/>
-        <w:jc w:val="left"/>
-      </w:pPr>
-    </w:p>
-    <w:p>
-      <w:pPr>
-        <w:spacing w:after="160" w:line="259" w:lineRule="auto"/>
-        <w:ind w:firstLine="360"/>
-        <w:jc w:val="left"/>
-      </w:pPr>
-    </w:p>
-    <w:p>
-      <w:pPr>
-        <w:spacing w:after="160" w:line="259" w:lineRule="auto"/>
-        <w:ind w:firstLine="360"/>
-        <w:jc w:val="left"/>
-      </w:pPr>
-    </w:p>
-    <w:p>
-      <w:pPr>
-        <w:spacing w:after="160" w:line="259" w:lineRule="auto"/>
-        <w:ind w:firstLine="360"/>
-        <w:jc w:val="left"/>
-      </w:pPr>
-    </w:p>
-    <w:p>
-      <w:pPr>
-        <w:spacing w:after="160" w:line="259" w:lineRule="auto"/>
-        <w:ind w:firstLine="360"/>
-        <w:jc w:val="left"/>
-      </w:pPr>
-    </w:p>
-    <w:p>
-      <w:pPr>
-        <w:spacing w:after="160" w:line="259" w:lineRule="auto"/>
-        <w:ind w:firstLine="360"/>
-        <w:jc w:val="left"/>
-      </w:pPr>
-    </w:p>
-    <w:p>
-      <w:pPr>
-        <w:spacing w:after="160" w:line="259" w:lineRule="auto"/>
-        <w:ind w:firstLine="360"/>
-        <w:jc w:val="left"/>
-      </w:pPr>
-    </w:p>
-    <w:p>
-      <w:pPr>
-        <w:spacing w:after="160" w:line="259" w:lineRule="auto"/>
-        <w:ind w:firstLine="360"/>
-        <w:jc w:val="left"/>
-      </w:pPr>
-    </w:p>
-    <w:p>
-      <w:pPr>
-        <w:spacing w:after="160" w:line="259" w:lineRule="auto"/>
-        <w:ind w:firstLine="360"/>
-        <w:jc w:val="left"/>
-      </w:pPr>
-    </w:p>
-    <w:p>
-      <w:pPr>
-        <w:spacing w:after="160" w:line="259" w:lineRule="auto"/>
-        <w:ind w:firstLine="360"/>
-        <w:jc w:val="left"/>
-      </w:pPr>
-    </w:p>
-    <w:p>
-      <w:pPr>
-        <w:spacing w:after="160" w:line="259" w:lineRule="auto"/>
-        <w:ind w:firstLine="360"/>
-        <w:jc w:val="left"/>
-      </w:pPr>
-    </w:p>
-    <w:p>
-      <w:pPr>
-        <w:spacing w:after="160" w:line="259" w:lineRule="auto"/>
-        <w:ind w:firstLine="360"/>
-        <w:jc w:val="left"/>
-      </w:pPr>
-    </w:p>
-    <w:p>
-      <w:pPr>
-        <w:spacing w:after="160" w:line="259" w:lineRule="auto"/>
-        <w:ind w:firstLine="360"/>
-        <w:jc w:val="left"/>
-      </w:pPr>
-    </w:p>
-    <w:p>
-      <w:pPr>
-        <w:spacing w:after="160" w:line="259" w:lineRule="auto"/>
-        <w:ind w:firstLine="360"/>
-        <w:jc w:val="left"/>
-      </w:pPr>
-    </w:p>
-    <w:p>
-      <w:pPr>
-        <w:spacing w:after="160" w:line="259" w:lineRule="auto"/>
-        <w:ind w:firstLine="360"/>
-        <w:jc w:val="left"/>
-      </w:pPr>
-    </w:p>
-    <w:p>
-      <w:pPr>
-        <w:spacing w:after="160" w:line="259" w:lineRule="auto"/>
-        <w:ind w:firstLine="360"/>
-        <w:jc w:val="left"/>
-      </w:pPr>
-    </w:p>
-    <w:p>
-      <w:pPr>
-        <w:spacing w:after="160" w:line="259" w:lineRule="auto"/>
-        <w:ind w:firstLine="360"/>
-        <w:jc w:val="left"/>
-      </w:pPr>
-    </w:p>
-    <w:p>
-      <w:pPr>
-        <w:spacing w:after="160" w:line="259" w:lineRule="auto"/>
-        <w:ind w:firstLine="360"/>
-        <w:jc w:val="left"/>
-      </w:pPr>
-    </w:p>
-    <w:p>
-      <w:pPr>
-        <w:spacing w:after="160" w:line="259" w:lineRule="auto"/>
-        <w:ind w:firstLine="360"/>
-        <w:jc w:val="left"/>
-      </w:pPr>
-    </w:p>
-    <w:p>
-      <w:pPr>
-        <w:spacing w:after="160" w:line="259" w:lineRule="auto"/>
-        <w:ind w:firstLine="360"/>
-        <w:jc w:val="left"/>
-      </w:pPr>
-    </w:p>
-    <w:p>
-      <w:pPr>
-        <w:spacing w:after="160" w:line="259" w:lineRule="auto"/>
-        <w:ind w:firstLine="360"/>
-        <w:jc w:val="left"/>
-      </w:pPr>
+        <w:jc w:val="center"/>
+        <w:rPr>
+          <w:lang w:val="es-GT"/>
+        </w:rPr>
+      </w:pPr>
+      <w:r>
+        <w:rPr>
+          <w:lang w:val="es-GT"/>
+        </w:rPr>
+        <w:drawing>
+          <wp:inline distT="0" distB="0" distL="0" distR="0" wp14:anchorId="60E9AFF3" wp14:editId="1DCF881A">
+            <wp:extent cx="4397969" cy="2363190"/>
+            <wp:effectExtent l="0" t="0" r="3175" b="0"/>
+            <wp:docPr id="2130316703" name="Imagen 1"/>
+            <wp:cNvGraphicFramePr>
+              <a:graphicFrameLocks xmlns:a="http://schemas.openxmlformats.org/drawingml/2006/main" noChangeAspect="1"/>
+            </wp:cNvGraphicFramePr>
+            <a:graphic xmlns:a="http://schemas.openxmlformats.org/drawingml/2006/main">
+              <a:graphicData uri="http://schemas.openxmlformats.org/drawingml/2006/picture">
+                <pic:pic xmlns:pic="http://schemas.openxmlformats.org/drawingml/2006/picture">
+                  <pic:nvPicPr>
+                    <pic:cNvPr id="2130316703" name=""/>
+                    <pic:cNvPicPr/>
+                  </pic:nvPicPr>
+                  <pic:blipFill>
+                    <a:blip r:embed="rId30"/>
+                    <a:stretch>
+                      <a:fillRect/>
+                    </a:stretch>
+                  </pic:blipFill>
+                  <pic:spPr>
+                    <a:xfrm>
+                      <a:off x="0" y="0"/>
+                      <a:ext cx="4407445" cy="2368282"/>
+                    </a:xfrm>
+                    <a:prstGeom prst="rect">
+                      <a:avLst/>
+                    </a:prstGeom>
+                  </pic:spPr>
+                </pic:pic>
+              </a:graphicData>
+            </a:graphic>
+          </wp:inline>
+        </w:drawing>
+      </w:r>
     </w:p>
     <w:p>
       <w:pPr>
@@ -32301,23 +32630,7 @@
           <w:bCs/>
           <w:lang w:val="es-GT"/>
         </w:rPr>
-        <w:t xml:space="preserve"> Revisión de </w:t>
-      </w:r>
-      <w:proofErr w:type="gramStart"/>
-      <w:r>
-        <w:rPr>
-          <w:bCs/>
-          <w:lang w:val="es-GT"/>
-        </w:rPr>
-        <w:t>tickets</w:t>
-      </w:r>
-      <w:proofErr w:type="gramEnd"/>
-      <w:r>
-        <w:rPr>
-          <w:bCs/>
-          <w:lang w:val="es-GT"/>
-        </w:rPr>
-        <w:t xml:space="preserve"> de soporte, tiempos de respuesta y resolución registrados en </w:t>
+        <w:t xml:space="preserve"> Revisión de tickets de soporte, tiempos de respuesta y resolución registrados en </w:t>
       </w:r>
       <w:proofErr w:type="spellStart"/>
       <w:r>
@@ -32522,1112 +32835,65 @@
     <w:p>
       <w:pPr>
         <w:spacing w:after="160" w:line="259" w:lineRule="auto"/>
+        <w:jc w:val="center"/>
         <w:rPr>
           <w:bCs/>
-          <w:lang w:val="es-GT"/>
-        </w:rPr>
-      </w:pPr>
-      <w:r>
-        <w:rPr>
-          <w:rFonts w:ascii="Segoe UI Emoji" w:hAnsi="Segoe UI Emoji" w:cs="Segoe UI Emoji"/>
-          <w:b/>
+        </w:rPr>
+      </w:pPr>
+      <w:r>
+        <w:rPr>
           <w:bCs/>
-          <w:lang w:val="es-GT"/>
-        </w:rPr>
-        <w:t>📐</w:t>
-      </w:r>
-      <w:r>
-        <w:rPr>
-          <w:b/>
-          <w:bCs/>
-          <w:lang w:val="es-GT"/>
-        </w:rPr>
-        <w:t xml:space="preserve"> DIAGRAMA REQUERIDO — Mapa de Flujo de Procesos</w:t>
-      </w:r>
-    </w:p>
-    <w:p>
-      <w:pPr>
-        <w:spacing w:after="160" w:line="259" w:lineRule="auto"/>
-        <w:rPr>
-          <w:bCs/>
-          <w:lang w:val="es-GT"/>
-        </w:rPr>
-      </w:pPr>
-      <w:r>
-        <w:rPr>
-          <w:b/>
-          <w:bCs/>
-          <w:lang w:val="es-GT"/>
-        </w:rPr>
-        <w:t>Tipo de diagrama:</w:t>
-      </w:r>
-      <w:r>
-        <w:rPr>
-          <w:bCs/>
-          <w:lang w:val="es-GT"/>
-        </w:rPr>
-        <w:t xml:space="preserve"> Diagrama de flujo de procesos de extremo a extremo (</w:t>
-      </w:r>
-      <w:proofErr w:type="spellStart"/>
-      <w:r>
-        <w:rPr>
-          <w:bCs/>
-          <w:lang w:val="es-GT"/>
-        </w:rPr>
-        <w:t>swimlane</w:t>
-      </w:r>
-      <w:proofErr w:type="spellEnd"/>
-      <w:r>
-        <w:rPr>
-          <w:bCs/>
-          <w:lang w:val="es-GT"/>
-        </w:rPr>
-        <w:t xml:space="preserve"> / carriles).</w:t>
-      </w:r>
-    </w:p>
-    <w:p>
-      <w:pPr>
-        <w:spacing w:after="160" w:line="259" w:lineRule="auto"/>
-        <w:rPr>
-          <w:bCs/>
-          <w:lang w:val="es-GT"/>
-        </w:rPr>
-      </w:pPr>
-      <w:r>
-        <w:rPr>
-          <w:b/>
-          <w:bCs/>
-          <w:lang w:val="es-GT"/>
-        </w:rPr>
-        <w:t>Descripción del diagrama que debe elaborarse:</w:t>
-      </w:r>
-    </w:p>
-    <w:p>
-      <w:pPr>
-        <w:spacing w:after="160" w:line="259" w:lineRule="auto"/>
-        <w:rPr>
-          <w:bCs/>
-          <w:lang w:val="es-GT"/>
-        </w:rPr>
-      </w:pPr>
-      <w:r>
-        <w:rPr>
-          <w:bCs/>
-          <w:lang w:val="es-GT"/>
-        </w:rPr>
-        <w:t xml:space="preserve">El diagrama debe representar el </w:t>
-      </w:r>
-      <w:r>
-        <w:rPr>
-          <w:b/>
-          <w:bCs/>
-          <w:lang w:val="es-GT"/>
-        </w:rPr>
-        <w:t>ciclo completo de compra</w:t>
-      </w:r>
-      <w:r>
-        <w:rPr>
-          <w:bCs/>
-          <w:lang w:val="es-GT"/>
-        </w:rPr>
-        <w:t xml:space="preserve"> dentro de la tienda en línea de </w:t>
-      </w:r>
-      <w:proofErr w:type="spellStart"/>
-      <w:r>
-        <w:rPr>
-          <w:bCs/>
-          <w:lang w:val="es-GT"/>
-        </w:rPr>
-        <w:t>MayaCode</w:t>
-      </w:r>
-      <w:proofErr w:type="spellEnd"/>
-      <w:r>
-        <w:rPr>
-          <w:bCs/>
-          <w:lang w:val="es-GT"/>
-        </w:rPr>
-        <w:t xml:space="preserve"> </w:t>
-      </w:r>
-      <w:proofErr w:type="spellStart"/>
-      <w:r>
-        <w:rPr>
-          <w:bCs/>
-          <w:lang w:val="es-GT"/>
-        </w:rPr>
-        <w:t>Electronics</w:t>
-      </w:r>
-      <w:proofErr w:type="spellEnd"/>
-      <w:r>
-        <w:rPr>
-          <w:bCs/>
-          <w:lang w:val="es-GT"/>
-        </w:rPr>
-        <w:t xml:space="preserve">, dividido en </w:t>
-      </w:r>
-      <w:r>
-        <w:rPr>
-          <w:b/>
-          <w:bCs/>
-          <w:lang w:val="es-GT"/>
-        </w:rPr>
-        <w:t>dos perspectivas paralelas</w:t>
-      </w:r>
-      <w:r>
-        <w:rPr>
-          <w:bCs/>
-          <w:lang w:val="es-GT"/>
-        </w:rPr>
-        <w:t xml:space="preserve"> usando carriles horizontales (</w:t>
-      </w:r>
-      <w:proofErr w:type="spellStart"/>
-      <w:r>
-        <w:rPr>
-          <w:bCs/>
-          <w:lang w:val="es-GT"/>
-        </w:rPr>
-        <w:t>swimlanes</w:t>
-      </w:r>
-      <w:proofErr w:type="spellEnd"/>
-      <w:r>
-        <w:rPr>
-          <w:bCs/>
-          <w:lang w:val="es-GT"/>
-        </w:rPr>
-        <w:t>).</w:t>
-      </w:r>
-    </w:p>
-    <w:p>
-      <w:pPr>
-        <w:spacing w:after="160" w:line="259" w:lineRule="auto"/>
-        <w:rPr>
-          <w:bCs/>
-          <w:lang w:val="es-GT"/>
-        </w:rPr>
-      </w:pPr>
-      <w:r>
-        <w:rPr>
-          <w:bCs/>
-          <w:lang w:val="es-GT"/>
-        </w:rPr>
-        <w:pict w14:anchorId="7753A216">
-          <v:rect id="_x0000_i1619" style="width:0;height:1.5pt" o:hralign="center" o:hrstd="t" o:hr="t" fillcolor="#a0a0a0" stroked="f"/>
-        </w:pict>
-      </w:r>
-    </w:p>
-    <w:p>
-      <w:pPr>
-        <w:spacing w:after="160" w:line="259" w:lineRule="auto"/>
-        <w:rPr>
-          <w:bCs/>
-          <w:lang w:val="es-GT"/>
-        </w:rPr>
-      </w:pPr>
-      <w:r>
-        <w:rPr>
-          <w:b/>
-          <w:bCs/>
-          <w:lang w:val="es-GT"/>
-        </w:rPr>
-        <w:t>Carril 1 — Experiencia del Cliente (parte superior):</w:t>
-      </w:r>
-    </w:p>
-    <w:p>
-      <w:pPr>
-        <w:numPr>
-          <w:ilvl w:val="0"/>
-          <w:numId w:val="76"/>
-        </w:numPr>
-        <w:spacing w:after="160" w:line="259" w:lineRule="auto"/>
-        <w:rPr>
-          <w:bCs/>
-          <w:lang w:val="es-GT"/>
-        </w:rPr>
-      </w:pPr>
-      <w:r>
-        <w:rPr>
-          <w:rFonts w:ascii="Segoe UI Emoji" w:hAnsi="Segoe UI Emoji" w:cs="Segoe UI Emoji"/>
-          <w:bCs/>
-          <w:lang w:val="es-GT"/>
-        </w:rPr>
-        <w:t>🛒</w:t>
-      </w:r>
-      <w:r>
-        <w:rPr>
-          <w:bCs/>
-          <w:lang w:val="es-GT"/>
-        </w:rPr>
-        <w:t xml:space="preserve"> </w:t>
-      </w:r>
-      <w:r>
-        <w:rPr>
-          <w:b/>
-          <w:bCs/>
-          <w:lang w:val="es-GT"/>
-        </w:rPr>
-        <w:t>Ingreso al E-</w:t>
-      </w:r>
-      <w:proofErr w:type="spellStart"/>
-      <w:r>
-        <w:rPr>
-          <w:b/>
-          <w:bCs/>
-          <w:lang w:val="es-GT"/>
-        </w:rPr>
-        <w:t>commerce</w:t>
-      </w:r>
-      <w:proofErr w:type="spellEnd"/>
-    </w:p>
-    <w:p>
-      <w:pPr>
-        <w:numPr>
-          <w:ilvl w:val="0"/>
-          <w:numId w:val="76"/>
-        </w:numPr>
-        <w:spacing w:after="160" w:line="259" w:lineRule="auto"/>
-        <w:rPr>
-          <w:bCs/>
-          <w:lang w:val="es-GT"/>
-        </w:rPr>
-      </w:pPr>
-      <w:r>
-        <w:rPr>
-          <w:rFonts w:ascii="Segoe UI Emoji" w:hAnsi="Segoe UI Emoji" w:cs="Segoe UI Emoji"/>
-          <w:bCs/>
-          <w:lang w:val="es-GT"/>
-        </w:rPr>
-        <w:t>🔍</w:t>
-      </w:r>
-      <w:r>
-        <w:rPr>
-          <w:bCs/>
-          <w:lang w:val="es-GT"/>
-        </w:rPr>
-        <w:t xml:space="preserve"> </w:t>
-      </w:r>
-      <w:r>
-        <w:rPr>
-          <w:b/>
-          <w:bCs/>
-          <w:lang w:val="es-GT"/>
-        </w:rPr>
-        <w:t>Exploración del catálogo</w:t>
-      </w:r>
-    </w:p>
-    <w:p>
-      <w:pPr>
-        <w:numPr>
-          <w:ilvl w:val="0"/>
-          <w:numId w:val="76"/>
-        </w:numPr>
-        <w:spacing w:after="160" w:line="259" w:lineRule="auto"/>
-        <w:rPr>
-          <w:bCs/>
-          <w:lang w:val="es-GT"/>
-        </w:rPr>
-      </w:pPr>
-      <w:r>
-        <w:rPr>
-          <w:rFonts w:ascii="Segoe UI Emoji" w:hAnsi="Segoe UI Emoji" w:cs="Segoe UI Emoji"/>
-          <w:bCs/>
-          <w:lang w:val="es-GT"/>
-        </w:rPr>
-        <w:t>🛍️</w:t>
-      </w:r>
-      <w:r>
-        <w:rPr>
-          <w:bCs/>
-          <w:lang w:val="es-GT"/>
-        </w:rPr>
-        <w:t xml:space="preserve"> </w:t>
-      </w:r>
-      <w:r>
-        <w:rPr>
-          <w:b/>
-          <w:bCs/>
-          <w:lang w:val="es-GT"/>
-        </w:rPr>
-        <w:t>Selección de productos y carrito</w:t>
-      </w:r>
-    </w:p>
-    <w:p>
-      <w:pPr>
-        <w:numPr>
-          <w:ilvl w:val="0"/>
-          <w:numId w:val="76"/>
-        </w:numPr>
-        <w:spacing w:after="160" w:line="259" w:lineRule="auto"/>
-        <w:rPr>
-          <w:bCs/>
-          <w:lang w:val="es-GT"/>
-        </w:rPr>
-      </w:pPr>
-      <w:r>
-        <w:rPr>
-          <w:rFonts w:ascii="Segoe UI Emoji" w:hAnsi="Segoe UI Emoji" w:cs="Segoe UI Emoji"/>
-          <w:bCs/>
-          <w:lang w:val="es-GT"/>
-        </w:rPr>
-        <w:t>📋</w:t>
-      </w:r>
-      <w:r>
-        <w:rPr>
-          <w:bCs/>
-          <w:lang w:val="es-GT"/>
-        </w:rPr>
-        <w:t xml:space="preserve"> </w:t>
-      </w:r>
-      <w:r>
-        <w:rPr>
-          <w:b/>
-          <w:bCs/>
-          <w:lang w:val="es-GT"/>
-        </w:rPr>
-        <w:t xml:space="preserve">Solicitud de cotización / </w:t>
-      </w:r>
-      <w:proofErr w:type="spellStart"/>
-      <w:r>
-        <w:rPr>
-          <w:b/>
-          <w:bCs/>
-          <w:lang w:val="es-GT"/>
-        </w:rPr>
-        <w:t>Checkout</w:t>
-      </w:r>
-      <w:proofErr w:type="spellEnd"/>
-    </w:p>
-    <w:p>
-      <w:pPr>
-        <w:numPr>
-          <w:ilvl w:val="0"/>
-          <w:numId w:val="76"/>
-        </w:numPr>
-        <w:spacing w:after="160" w:line="259" w:lineRule="auto"/>
-        <w:rPr>
-          <w:bCs/>
-          <w:lang w:val="es-GT"/>
-        </w:rPr>
-      </w:pPr>
-      <w:r>
-        <w:rPr>
-          <w:rFonts w:ascii="Segoe UI Emoji" w:hAnsi="Segoe UI Emoji" w:cs="Segoe UI Emoji"/>
-          <w:bCs/>
-          <w:lang w:val="es-GT"/>
-        </w:rPr>
-        <w:t>💳</w:t>
-      </w:r>
-      <w:r>
-        <w:rPr>
-          <w:bCs/>
-          <w:lang w:val="es-GT"/>
-        </w:rPr>
-        <w:t xml:space="preserve"> </w:t>
-      </w:r>
-      <w:r>
-        <w:rPr>
-          <w:b/>
-          <w:bCs/>
-          <w:lang w:val="es-GT"/>
-        </w:rPr>
-        <w:t>Pago</w:t>
-      </w:r>
-    </w:p>
-    <w:p>
-      <w:pPr>
-        <w:numPr>
-          <w:ilvl w:val="0"/>
-          <w:numId w:val="76"/>
-        </w:numPr>
-        <w:spacing w:after="160" w:line="259" w:lineRule="auto"/>
-        <w:rPr>
-          <w:bCs/>
-          <w:lang w:val="es-GT"/>
-        </w:rPr>
-      </w:pPr>
-      <w:r>
-        <w:rPr>
-          <w:rFonts w:ascii="Segoe UI Emoji" w:hAnsi="Segoe UI Emoji" w:cs="Segoe UI Emoji"/>
-          <w:bCs/>
-          <w:lang w:val="es-GT"/>
-        </w:rPr>
-        <w:t>📧</w:t>
-      </w:r>
-      <w:r>
-        <w:rPr>
-          <w:bCs/>
-          <w:lang w:val="es-GT"/>
-        </w:rPr>
-        <w:t xml:space="preserve"> </w:t>
-      </w:r>
-      <w:r>
-        <w:rPr>
-          <w:b/>
-          <w:bCs/>
-          <w:lang w:val="es-GT"/>
-        </w:rPr>
-        <w:t>Confirmación del pedido</w:t>
-      </w:r>
-    </w:p>
-    <w:p>
-      <w:pPr>
-        <w:numPr>
-          <w:ilvl w:val="0"/>
-          <w:numId w:val="76"/>
-        </w:numPr>
-        <w:spacing w:after="160" w:line="259" w:lineRule="auto"/>
-        <w:rPr>
-          <w:bCs/>
-          <w:lang w:val="es-GT"/>
-        </w:rPr>
-      </w:pPr>
-      <w:r>
-        <w:rPr>
-          <w:rFonts w:ascii="Segoe UI Emoji" w:hAnsi="Segoe UI Emoji" w:cs="Segoe UI Emoji"/>
-          <w:bCs/>
-          <w:lang w:val="es-GT"/>
-        </w:rPr>
-        <w:t>🚚</w:t>
-      </w:r>
-      <w:r>
-        <w:rPr>
-          <w:bCs/>
-          <w:lang w:val="es-GT"/>
-        </w:rPr>
-        <w:t xml:space="preserve"> </w:t>
-      </w:r>
-      <w:r>
-        <w:rPr>
-          <w:b/>
-          <w:bCs/>
-          <w:lang w:val="es-GT"/>
-        </w:rPr>
-        <w:t>Seguimiento del envío</w:t>
-      </w:r>
-    </w:p>
-    <w:p>
-      <w:pPr>
-        <w:numPr>
-          <w:ilvl w:val="0"/>
-          <w:numId w:val="76"/>
-        </w:numPr>
-        <w:spacing w:after="160" w:line="259" w:lineRule="auto"/>
-        <w:rPr>
-          <w:bCs/>
-          <w:lang w:val="es-GT"/>
-        </w:rPr>
-      </w:pPr>
-      <w:r>
-        <w:rPr>
-          <w:rFonts w:ascii="Segoe UI Emoji" w:hAnsi="Segoe UI Emoji" w:cs="Segoe UI Emoji"/>
-          <w:bCs/>
-          <w:lang w:val="es-GT"/>
-        </w:rPr>
-        <w:t>📦</w:t>
-      </w:r>
-      <w:r>
-        <w:rPr>
-          <w:bCs/>
-          <w:lang w:val="es-GT"/>
-        </w:rPr>
-        <w:t xml:space="preserve"> </w:t>
-      </w:r>
-      <w:r>
-        <w:rPr>
-          <w:b/>
-          <w:bCs/>
-          <w:lang w:val="es-GT"/>
-        </w:rPr>
-        <w:t>Recepción del producto</w:t>
-      </w:r>
-    </w:p>
-    <w:p>
-      <w:pPr>
-        <w:numPr>
-          <w:ilvl w:val="0"/>
-          <w:numId w:val="76"/>
-        </w:numPr>
-        <w:spacing w:after="160" w:line="259" w:lineRule="auto"/>
-        <w:rPr>
-          <w:bCs/>
-          <w:lang w:val="es-GT"/>
-        </w:rPr>
-      </w:pPr>
-      <w:r>
-        <w:rPr>
-          <w:rFonts w:ascii="Segoe UI Emoji" w:hAnsi="Segoe UI Emoji" w:cs="Segoe UI Emoji"/>
-          <w:bCs/>
-          <w:lang w:val="es-GT"/>
-        </w:rPr>
-        <w:t>⭐</w:t>
-      </w:r>
-      <w:r>
-        <w:rPr>
-          <w:bCs/>
-          <w:lang w:val="es-GT"/>
-        </w:rPr>
-        <w:t xml:space="preserve"> </w:t>
-      </w:r>
-      <w:r>
-        <w:rPr>
-          <w:b/>
-          <w:bCs/>
-          <w:lang w:val="es-GT"/>
-        </w:rPr>
-        <w:t>Soporte postventa y encuesta de satisfacción</w:t>
-      </w:r>
-    </w:p>
-    <w:p>
-      <w:pPr>
-        <w:spacing w:after="160" w:line="259" w:lineRule="auto"/>
-        <w:rPr>
-          <w:bCs/>
-          <w:lang w:val="es-GT"/>
-        </w:rPr>
-      </w:pPr>
-      <w:r>
-        <w:rPr>
-          <w:bCs/>
-          <w:lang w:val="es-GT"/>
-        </w:rPr>
-        <w:pict w14:anchorId="5E7E2E83">
-          <v:rect id="_x0000_i1620" style="width:0;height:1.5pt" o:hralign="center" o:hrstd="t" o:hr="t" fillcolor="#a0a0a0" stroked="f"/>
-        </w:pict>
-      </w:r>
-    </w:p>
-    <w:p>
-      <w:pPr>
-        <w:spacing w:after="160" w:line="259" w:lineRule="auto"/>
-        <w:rPr>
-          <w:bCs/>
-          <w:lang w:val="es-GT"/>
-        </w:rPr>
-      </w:pPr>
-      <w:r>
-        <w:rPr>
-          <w:b/>
-          <w:bCs/>
-          <w:lang w:val="es-GT"/>
-        </w:rPr>
-        <w:t>Carril 2 — Gestión Interna (parte inferior):</w:t>
-      </w:r>
-    </w:p>
-    <w:p>
-      <w:pPr>
-        <w:numPr>
-          <w:ilvl w:val="0"/>
-          <w:numId w:val="77"/>
-        </w:numPr>
-        <w:spacing w:after="160" w:line="259" w:lineRule="auto"/>
-        <w:rPr>
-          <w:bCs/>
-          <w:lang w:val="es-GT"/>
-        </w:rPr>
-      </w:pPr>
-      <w:r>
-        <w:rPr>
-          <w:b/>
-          <w:bCs/>
-          <w:lang w:val="es-GT"/>
-        </w:rPr>
-        <w:t>E-</w:t>
-      </w:r>
-      <w:proofErr w:type="spellStart"/>
-      <w:r>
-        <w:rPr>
-          <w:b/>
-          <w:bCs/>
-          <w:lang w:val="es-GT"/>
-        </w:rPr>
-        <w:t>commerce</w:t>
-      </w:r>
-      <w:proofErr w:type="spellEnd"/>
-      <w:r>
-        <w:rPr>
-          <w:b/>
-          <w:bCs/>
-          <w:lang w:val="es-GT"/>
-        </w:rPr>
-        <w:t>:</w:t>
-      </w:r>
-      <w:r>
-        <w:rPr>
-          <w:bCs/>
-          <w:lang w:val="es-GT"/>
-        </w:rPr>
-        <w:t xml:space="preserve"> Registro del pedido y transmisión al ERP.</w:t>
-      </w:r>
-    </w:p>
-    <w:p>
-      <w:pPr>
-        <w:numPr>
-          <w:ilvl w:val="0"/>
-          <w:numId w:val="77"/>
-        </w:numPr>
-        <w:spacing w:after="160" w:line="259" w:lineRule="auto"/>
-        <w:rPr>
-          <w:bCs/>
-          <w:lang w:val="es-GT"/>
-        </w:rPr>
-      </w:pPr>
-      <w:r>
-        <w:rPr>
-          <w:b/>
-          <w:bCs/>
-          <w:lang w:val="es-GT"/>
-        </w:rPr>
-        <w:t>CRM:</w:t>
-      </w:r>
-      <w:r>
-        <w:rPr>
-          <w:bCs/>
-          <w:lang w:val="es-GT"/>
-        </w:rPr>
-        <w:t xml:space="preserve"> Registro del cliente, historial de compras, segmentación y seguimiento postventa.</w:t>
-      </w:r>
-    </w:p>
-    <w:p>
-      <w:pPr>
-        <w:numPr>
-          <w:ilvl w:val="0"/>
-          <w:numId w:val="77"/>
-        </w:numPr>
-        <w:spacing w:after="160" w:line="259" w:lineRule="auto"/>
-        <w:rPr>
-          <w:bCs/>
-          <w:lang w:val="es-GT"/>
-        </w:rPr>
-      </w:pPr>
-      <w:r>
-        <w:rPr>
-          <w:b/>
-          <w:bCs/>
-          <w:lang w:val="es-GT"/>
-        </w:rPr>
-        <w:t>ERP:</w:t>
-      </w:r>
-      <w:r>
-        <w:rPr>
-          <w:bCs/>
-          <w:lang w:val="es-GT"/>
-        </w:rPr>
-        <w:t xml:space="preserve"> Verificación de inventario, facturación, compras a proveedor y coordinación logística.</w:t>
-      </w:r>
-    </w:p>
-    <w:p>
-      <w:pPr>
-        <w:numPr>
-          <w:ilvl w:val="0"/>
-          <w:numId w:val="77"/>
-        </w:numPr>
-        <w:spacing w:after="160" w:line="259" w:lineRule="auto"/>
-        <w:rPr>
-          <w:bCs/>
-          <w:lang w:val="es-GT"/>
-        </w:rPr>
-      </w:pPr>
-      <w:r>
-        <w:rPr>
-          <w:b/>
-          <w:bCs/>
-          <w:lang w:val="es-GT"/>
-        </w:rPr>
-        <w:t>TIC / Notificaciones:</w:t>
-      </w:r>
-      <w:r>
-        <w:rPr>
-          <w:bCs/>
-          <w:lang w:val="es-GT"/>
-        </w:rPr>
-        <w:t xml:space="preserve"> Confirmaciones, notificaciones de envío y encuestas postventa.</w:t>
-      </w:r>
-    </w:p>
-    <w:p>
-      <w:pPr>
-        <w:spacing w:after="160" w:line="259" w:lineRule="auto"/>
-        <w:rPr>
-          <w:bCs/>
-          <w:lang w:val="es-GT"/>
-        </w:rPr>
-      </w:pPr>
-      <w:r>
-        <w:rPr>
-          <w:bCs/>
-          <w:lang w:val="es-GT"/>
-        </w:rPr>
-        <w:pict w14:anchorId="29CB2FA2">
-          <v:rect id="_x0000_i1621" style="width:0;height:1.5pt" o:hralign="center" o:hrstd="t" o:hr="t" fillcolor="#a0a0a0" stroked="f"/>
-        </w:pict>
-      </w:r>
-    </w:p>
-    <w:p>
-      <w:pPr>
-        <w:spacing w:after="160" w:line="259" w:lineRule="auto"/>
-        <w:rPr>
-          <w:bCs/>
-          <w:lang w:val="es-GT"/>
-        </w:rPr>
-      </w:pPr>
-      <w:r>
-        <w:rPr>
-          <w:b/>
-          <w:bCs/>
-          <w:lang w:val="es-GT"/>
-        </w:rPr>
-        <w:t>Elementos visuales requeridos:</w:t>
-      </w:r>
-    </w:p>
-    <w:p>
-      <w:pPr>
-        <w:numPr>
-          <w:ilvl w:val="0"/>
-          <w:numId w:val="78"/>
-        </w:numPr>
-        <w:spacing w:after="160" w:line="259" w:lineRule="auto"/>
-        <w:rPr>
-          <w:bCs/>
-          <w:lang w:val="es-GT"/>
-        </w:rPr>
-      </w:pPr>
-      <w:r>
-        <w:rPr>
-          <w:bCs/>
-          <w:lang w:val="es-GT"/>
-        </w:rPr>
-        <w:t>Íconos representativos.</w:t>
-      </w:r>
-    </w:p>
-    <w:p>
-      <w:pPr>
-        <w:numPr>
-          <w:ilvl w:val="0"/>
-          <w:numId w:val="78"/>
-        </w:numPr>
-        <w:spacing w:after="160" w:line="259" w:lineRule="auto"/>
-        <w:rPr>
-          <w:bCs/>
-          <w:lang w:val="es-GT"/>
-        </w:rPr>
-      </w:pPr>
-      <w:r>
-        <w:rPr>
-          <w:bCs/>
-          <w:lang w:val="es-GT"/>
-        </w:rPr>
-        <w:t>Flechas de flujo.</w:t>
-      </w:r>
-    </w:p>
-    <w:p>
-      <w:pPr>
-        <w:numPr>
-          <w:ilvl w:val="0"/>
-          <w:numId w:val="78"/>
-        </w:numPr>
-        <w:spacing w:after="160" w:line="259" w:lineRule="auto"/>
-        <w:rPr>
-          <w:bCs/>
-          <w:lang w:val="es-GT"/>
-        </w:rPr>
-      </w:pPr>
-      <w:r>
-        <w:rPr>
-          <w:bCs/>
-          <w:lang w:val="es-GT"/>
-        </w:rPr>
-        <w:lastRenderedPageBreak/>
-        <w:t>Conectores entre carriles.</w:t>
-      </w:r>
-    </w:p>
-    <w:p>
-      <w:pPr>
-        <w:numPr>
-          <w:ilvl w:val="0"/>
-          <w:numId w:val="78"/>
-        </w:numPr>
-        <w:spacing w:after="160" w:line="259" w:lineRule="auto"/>
-        <w:rPr>
-          <w:bCs/>
-          <w:lang w:val="es-GT"/>
-        </w:rPr>
-      </w:pPr>
-      <w:r>
-        <w:rPr>
-          <w:bCs/>
-          <w:lang w:val="es-GT"/>
-        </w:rPr>
-        <w:t>Colores diferenciados por sistema.</w:t>
-      </w:r>
-    </w:p>
-    <w:p>
-      <w:pPr>
-        <w:spacing w:after="160" w:line="259" w:lineRule="auto"/>
-        <w:rPr>
-          <w:bCs/>
-          <w:lang w:val="es-GT"/>
-        </w:rPr>
-      </w:pPr>
-      <w:r>
-        <w:rPr>
-          <w:b/>
-          <w:bCs/>
-          <w:lang w:val="es-GT"/>
-        </w:rPr>
-        <w:t>Herramienta sugerida:</w:t>
-      </w:r>
-      <w:r>
-        <w:rPr>
-          <w:bCs/>
-          <w:lang w:val="es-GT"/>
-        </w:rPr>
-        <w:t xml:space="preserve"> </w:t>
-      </w:r>
-      <w:proofErr w:type="spellStart"/>
-      <w:r>
-        <w:rPr>
-          <w:bCs/>
-          <w:lang w:val="es-GT"/>
-        </w:rPr>
-        <w:t>Lucidchart</w:t>
-      </w:r>
-      <w:proofErr w:type="spellEnd"/>
-      <w:r>
-        <w:rPr>
-          <w:bCs/>
-          <w:lang w:val="es-GT"/>
-        </w:rPr>
-        <w:t xml:space="preserve">, Draw.io, Miro o </w:t>
-      </w:r>
-      <w:proofErr w:type="spellStart"/>
-      <w:r>
-        <w:rPr>
-          <w:bCs/>
-          <w:lang w:val="es-GT"/>
-        </w:rPr>
-        <w:t>Canva</w:t>
-      </w:r>
-      <w:proofErr w:type="spellEnd"/>
-      <w:r>
-        <w:rPr>
-          <w:bCs/>
-          <w:lang w:val="es-GT"/>
-        </w:rPr>
-        <w:t>.</w:t>
-      </w:r>
-    </w:p>
-    <w:p>
-      <w:pPr>
-        <w:spacing w:after="160" w:line="259" w:lineRule="auto"/>
-        <w:rPr>
-          <w:bCs/>
-          <w:lang w:val="es-GT"/>
-        </w:rPr>
-      </w:pPr>
-    </w:p>
-    <w:p>
-      <w:pPr>
-        <w:spacing w:after="160" w:line="259" w:lineRule="auto"/>
-        <w:rPr>
-          <w:bCs/>
-        </w:rPr>
-      </w:pPr>
-    </w:p>
-    <w:p>
-      <w:pPr>
-        <w:spacing w:after="160" w:line="259" w:lineRule="auto"/>
-        <w:rPr>
-          <w:bCs/>
-        </w:rPr>
-      </w:pPr>
-    </w:p>
-    <w:p>
-      <w:pPr>
-        <w:spacing w:after="160" w:line="259" w:lineRule="auto"/>
-        <w:rPr>
-          <w:bCs/>
-        </w:rPr>
-      </w:pPr>
-    </w:p>
-    <w:p>
-      <w:pPr>
-        <w:spacing w:after="160" w:line="259" w:lineRule="auto"/>
-        <w:rPr>
-          <w:bCs/>
-        </w:rPr>
-      </w:pPr>
-    </w:p>
-    <w:p>
-      <w:pPr>
-        <w:spacing w:after="160" w:line="259" w:lineRule="auto"/>
-        <w:rPr>
-          <w:bCs/>
-        </w:rPr>
-      </w:pPr>
-    </w:p>
-    <w:p>
-      <w:pPr>
-        <w:spacing w:after="160" w:line="259" w:lineRule="auto"/>
-        <w:rPr>
-          <w:bCs/>
-        </w:rPr>
-      </w:pPr>
-    </w:p>
-    <w:p>
-      <w:pPr>
-        <w:spacing w:after="160" w:line="259" w:lineRule="auto"/>
-        <w:rPr>
-          <w:bCs/>
-        </w:rPr>
-      </w:pPr>
-    </w:p>
-    <w:p>
-      <w:pPr>
-        <w:spacing w:after="160" w:line="259" w:lineRule="auto"/>
-        <w:rPr>
-          <w:bCs/>
-        </w:rPr>
-      </w:pPr>
-    </w:p>
-    <w:p>
-      <w:pPr>
-        <w:spacing w:after="160" w:line="259" w:lineRule="auto"/>
-        <w:rPr>
-          <w:bCs/>
-        </w:rPr>
-      </w:pPr>
-    </w:p>
-    <w:p>
-      <w:pPr>
-        <w:spacing w:after="160" w:line="259" w:lineRule="auto"/>
-        <w:rPr>
-          <w:bCs/>
-        </w:rPr>
-      </w:pPr>
-    </w:p>
-    <w:p>
-      <w:pPr>
-        <w:spacing w:after="160" w:line="259" w:lineRule="auto"/>
-        <w:rPr>
-          <w:bCs/>
-        </w:rPr>
-      </w:pPr>
-    </w:p>
-    <w:p>
-      <w:pPr>
-        <w:spacing w:after="160" w:line="259" w:lineRule="auto"/>
-        <w:rPr>
-          <w:bCs/>
-        </w:rPr>
-      </w:pPr>
-    </w:p>
-    <w:p>
-      <w:pPr>
-        <w:spacing w:after="160" w:line="259" w:lineRule="auto"/>
-        <w:rPr>
-          <w:bCs/>
-        </w:rPr>
-      </w:pPr>
-    </w:p>
-    <w:p>
-      <w:pPr>
-        <w:spacing w:after="160" w:line="259" w:lineRule="auto"/>
-        <w:rPr>
-          <w:bCs/>
-        </w:rPr>
-      </w:pPr>
-    </w:p>
-    <w:p>
-      <w:pPr>
-        <w:spacing w:after="160" w:line="259" w:lineRule="auto"/>
-        <w:rPr>
-          <w:bCs/>
-        </w:rPr>
-      </w:pPr>
-    </w:p>
-    <w:p>
-      <w:pPr>
-        <w:spacing w:after="160" w:line="259" w:lineRule="auto"/>
-        <w:rPr>
-          <w:bCs/>
-        </w:rPr>
-      </w:pPr>
-    </w:p>
-    <w:p>
-      <w:pPr>
-        <w:spacing w:after="160" w:line="259" w:lineRule="auto"/>
-        <w:rPr>
-          <w:bCs/>
-        </w:rPr>
-      </w:pPr>
-    </w:p>
-    <w:p>
-      <w:pPr>
-        <w:spacing w:after="160" w:line="259" w:lineRule="auto"/>
-        <w:rPr>
-          <w:bCs/>
-        </w:rPr>
-      </w:pPr>
-    </w:p>
-    <w:p>
-      <w:pPr>
-        <w:spacing w:after="160" w:line="259" w:lineRule="auto"/>
-        <w:rPr>
-          <w:bCs/>
-        </w:rPr>
-      </w:pPr>
-    </w:p>
-    <w:p>
-      <w:pPr>
-        <w:spacing w:after="160" w:line="259" w:lineRule="auto"/>
-        <w:rPr>
-          <w:bCs/>
-        </w:rPr>
-      </w:pPr>
-    </w:p>
-    <w:p>
-      <w:pPr>
-        <w:spacing w:after="160" w:line="259" w:lineRule="auto"/>
-        <w:rPr>
-          <w:bCs/>
-        </w:rPr>
-      </w:pPr>
-    </w:p>
-    <w:p>
-      <w:pPr>
-        <w:spacing w:after="160" w:line="259" w:lineRule="auto"/>
-        <w:rPr>
-          <w:bCs/>
-        </w:rPr>
-      </w:pPr>
-    </w:p>
-    <w:p>
-      <w:pPr>
-        <w:spacing w:after="160" w:line="259" w:lineRule="auto"/>
-        <w:rPr>
-          <w:bCs/>
-        </w:rPr>
-      </w:pPr>
-    </w:p>
-    <w:p>
-      <w:pPr>
-        <w:spacing w:after="160" w:line="259" w:lineRule="auto"/>
-        <w:rPr>
-          <w:bCs/>
-        </w:rPr>
-      </w:pPr>
-    </w:p>
-    <w:p>
-      <w:pPr>
-        <w:spacing w:after="160" w:line="259" w:lineRule="auto"/>
-        <w:rPr>
-          <w:bCs/>
-        </w:rPr>
-      </w:pPr>
-    </w:p>
-    <w:p>
-      <w:pPr>
-        <w:spacing w:after="160" w:line="259" w:lineRule="auto"/>
-        <w:rPr>
-          <w:bCs/>
-        </w:rPr>
-      </w:pPr>
+          <w:noProof/>
+        </w:rPr>
+        <w:drawing>
+          <wp:inline distT="0" distB="0" distL="0" distR="0" wp14:anchorId="2782F4EF" wp14:editId="5AD7CE91">
+            <wp:extent cx="5231874" cy="8393502"/>
+            <wp:effectExtent l="0" t="0" r="6985" b="7620"/>
+            <wp:docPr id="648662140" name="Imagen 2"/>
+            <wp:cNvGraphicFramePr>
+              <a:graphicFrameLocks xmlns:a="http://schemas.openxmlformats.org/drawingml/2006/main" noChangeAspect="1"/>
+            </wp:cNvGraphicFramePr>
+            <a:graphic xmlns:a="http://schemas.openxmlformats.org/drawingml/2006/main">
+              <a:graphicData uri="http://schemas.openxmlformats.org/drawingml/2006/picture">
+                <pic:pic xmlns:pic="http://schemas.openxmlformats.org/drawingml/2006/picture">
+                  <pic:nvPicPr>
+                    <pic:cNvPr id="0" name="Picture 6"/>
+                    <pic:cNvPicPr>
+                      <a:picLocks noChangeAspect="1" noChangeArrowheads="1"/>
+                    </pic:cNvPicPr>
+                  </pic:nvPicPr>
+                  <pic:blipFill>
+                    <a:blip r:embed="rId31" cstate="print">
+                      <a:extLst>
+                        <a:ext uri="{28A0092B-C50C-407E-A947-70E740481C1C}">
+                          <a14:useLocalDpi xmlns:a14="http://schemas.microsoft.com/office/drawing/2010/main" val="0"/>
+                        </a:ext>
+                      </a:extLst>
+                    </a:blip>
+                    <a:srcRect/>
+                    <a:stretch>
+                      <a:fillRect/>
+                    </a:stretch>
+                  </pic:blipFill>
+                  <pic:spPr bwMode="auto">
+                    <a:xfrm>
+                      <a:off x="0" y="0"/>
+                      <a:ext cx="5264556" cy="8445933"/>
+                    </a:xfrm>
+                    <a:prstGeom prst="rect">
+                      <a:avLst/>
+                    </a:prstGeom>
+                    <a:noFill/>
+                    <a:ln>
+                      <a:noFill/>
+                    </a:ln>
+                  </pic:spPr>
+                </pic:pic>
+              </a:graphicData>
+            </a:graphic>
+          </wp:inline>
+        </w:drawing>
+      </w:r>
     </w:p>
     <w:p>
       <w:pPr>
@@ -34908,7 +34174,7 @@
           <w:lang w:val="es-GT"/>
         </w:rPr>
         <w:pict w14:anchorId="64AA4F8F">
-          <v:rect id="_x0000_i1675" style="width:0;height:1.5pt" o:hralign="center" o:hrstd="t" o:hr="t" fillcolor="#a0a0a0" stroked="f"/>
+          <v:rect id="_x0000_i1028" style="width:0;height:1.5pt" o:hralign="center" o:hrstd="t" o:hr="t" fillcolor="#a0a0a0" stroked="f"/>
         </w:pict>
       </w:r>
     </w:p>
@@ -36402,7 +35668,7 @@
       </w:pPr>
     </w:p>
     <w:sectPr>
-      <w:footerReference w:type="default" r:id="rId10"/>
+      <w:footerReference w:type="default" r:id="rId32"/>
       <w:pgSz w:w="11906" w:h="16838"/>
       <w:pgMar w:top="1440" w:right="1440" w:bottom="1440" w:left="1440" w:header="720" w:footer="720" w:gutter="0"/>
       <w:pgNumType w:start="1"/>
@@ -47378,6 +46644,7 @@
   <w:style w:type="character" w:default="1" w:styleId="Fuentedeprrafopredeter">
     <w:name w:val="Default Paragraph Font"/>
     <w:uiPriority w:val="1"/>
+    <w:semiHidden/>
     <w:unhideWhenUsed/>
   </w:style>
   <w:style w:type="table" w:default="1" w:styleId="Tablanormal">
@@ -47674,6 +46941,18 @@
       <w:lang w:val="es-GT" w:eastAsia="es-GT"/>
     </w:rPr>
   </w:style>
+  <w:style w:type="character" w:styleId="Mencinsinresolver">
+    <w:name w:val="Unresolved Mention"/>
+    <w:basedOn w:val="Fuentedeprrafopredeter"/>
+    <w:uiPriority w:val="99"/>
+    <w:semiHidden/>
+    <w:unhideWhenUsed/>
+    <w:rsid w:val="000E7DB9"/>
+    <w:rPr>
+      <w:color w:val="605E5C"/>
+      <w:shd w:val="clear" w:color="auto" w:fill="E1DFDD"/>
+    </w:rPr>
+  </w:style>
 </w:styles>
 </file>
 
